--- a/downloads/workbook/ai-6-week-24.docx
+++ b/downloads/workbook/ai-6-week-24.docx
@@ -961,6 +961,178 @@
         <w:t>Project connection: For the Grounded Learning Service, retain an annotated trace and the changed-case result. Name the contract or evidence that makes the deciding step valid, so another team can review it.</w:t>
       </w:r>
     </w:p>
+    <w:p>
+      <w:pPr>
+        <w:pStyle w:val="Heading1"/>
+      </w:pPr>
+      <w:r>
+        <w:t>13. Project portfolio milestone</w:t>
+      </w:r>
+    </w:p>
+    <w:p>
+      <w:r>
+        <w:t>Project: Grounded Learning Service</w:t>
+      </w:r>
+    </w:p>
+    <w:p>
+      <w:r>
+        <w:t>Current milestone: Evaluate and revise. Compare with your starting method, explain errors and record a justified revision.</w:t>
+      </w:r>
+    </w:p>
+    <w:p>
+      <w:r>
+        <w:t>For the Grounded Learning Service, retain an annotated trace and the changed-case result. Name the contract or evidence that makes the deciding step valid, so another team can review it.</w:t>
+      </w:r>
+    </w:p>
+    <w:tbl>
+      <w:tblPr>
+        <w:tblStyle w:val="LightShading-Accent1"/>
+        <w:tblW w:type="auto" w:w="0"/>
+        <w:tblLook w:firstColumn="1" w:firstRow="1" w:lastColumn="0" w:lastRow="0" w:noHBand="0" w:noVBand="1" w:val="04A0"/>
+      </w:tblPr>
+      <w:tblGrid>
+        <w:gridCol w:w="5112"/>
+        <w:gridCol w:w="5112"/>
+      </w:tblGrid>
+      <w:tr>
+        <w:trPr>
+          <w:tblHeader/>
+        </w:trPr>
+        <w:tc>
+          <w:tcPr>
+            <w:tcW w:type="dxa" w:w="5112"/>
+          </w:tcPr>
+          <w:p>
+            <w:r>
+              <w:t>Evidence to keep</w:t>
+            </w:r>
+          </w:p>
+        </w:tc>
+        <w:tc>
+          <w:tcPr>
+            <w:tcW w:type="dxa" w:w="5112"/>
+          </w:tcPr>
+          <w:p>
+            <w:r>
+              <w:t>My record</w:t>
+            </w:r>
+          </w:p>
+        </w:tc>
+      </w:tr>
+      <w:tr>
+        <w:tc>
+          <w:tcPr>
+            <w:tcW w:type="dxa" w:w="5112"/>
+          </w:tcPr>
+          <w:p>
+            <w:r>
+              <w:t>This week’s input and deciding step</w:t>
+            </w:r>
+          </w:p>
+        </w:tc>
+        <w:tc>
+          <w:tcPr>
+            <w:tcW w:type="dxa" w:w="5112"/>
+          </w:tcPr>
+          <w:p>
+            <w:r/>
+          </w:p>
+        </w:tc>
+      </w:tr>
+      <w:tr>
+        <w:tc>
+          <w:tcPr>
+            <w:tcW w:type="dxa" w:w="5112"/>
+          </w:tcPr>
+          <w:p>
+            <w:r>
+              <w:t>Prediction and actual result (or labelled paper trace)</w:t>
+            </w:r>
+          </w:p>
+        </w:tc>
+        <w:tc>
+          <w:tcPr>
+            <w:tcW w:type="dxa" w:w="5112"/>
+          </w:tcPr>
+          <w:p>
+            <w:r/>
+          </w:p>
+        </w:tc>
+      </w:tr>
+      <w:tr>
+        <w:tc>
+          <w:tcPr>
+            <w:tcW w:type="dxa" w:w="5112"/>
+          </w:tcPr>
+          <w:p>
+            <w:r>
+              <w:t>One change since the previous checkpoint and why</w:t>
+            </w:r>
+          </w:p>
+        </w:tc>
+        <w:tc>
+          <w:tcPr>
+            <w:tcW w:type="dxa" w:w="5112"/>
+          </w:tcPr>
+          <w:p>
+            <w:r/>
+          </w:p>
+        </w:tc>
+      </w:tr>
+      <w:tr>
+        <w:tc>
+          <w:tcPr>
+            <w:tcW w:type="dxa" w:w="5112"/>
+          </w:tcPr>
+          <w:p>
+            <w:r>
+              <w:t>One error or limit and the next test</w:t>
+            </w:r>
+          </w:p>
+        </w:tc>
+        <w:tc>
+          <w:tcPr>
+            <w:tcW w:type="dxa" w:w="5112"/>
+          </w:tcPr>
+          <w:p>
+            <w:r/>
+          </w:p>
+        </w:tc>
+      </w:tr>
+    </w:tbl>
+    <w:p>
+      <w:pPr>
+        <w:pStyle w:val="Heading3"/>
+      </w:pPr>
+      <w:r>
+        <w:t>Explain what this week adds to your project. Reuse last week’s record rather than starting again.</w:t>
+      </w:r>
+    </w:p>
+    <w:p>
+      <w:r>
+        <w:t>________________________________________________________________</w:t>
+      </w:r>
+    </w:p>
+    <w:p>
+      <w:r>
+        <w:t>________________________________________________________________</w:t>
+      </w:r>
+    </w:p>
+    <w:p>
+      <w:r>
+        <w:t>________________________________________________________________</w:t>
+      </w:r>
+    </w:p>
+    <w:p>
+      <w:r>
+        <w:t>________________________________________________________________</w:t>
+      </w:r>
+    </w:p>
+    <w:p>
+      <w:r>
+        <w:t>________________________________________________________________</w:t>
+      </w:r>
+    </w:p>
     <w:sectPr>
       <w:pgSz w:w="12240" w:h="15840"/>
       <w:pgMar w:top="936" w:right="1008" w:bottom="936" w:left="1008" w:header="720" w:footer="720" w:gutter="0"/>

--- a/downloads/workbook/ai-6-week-24.docx
+++ b/downloads/workbook/ai-6-week-24.docx
@@ -1133,6 +1133,235 @@
         <w:t>________________________________________________________________</w:t>
       </w:r>
     </w:p>
+    <w:p>
+      <w:pPr>
+        <w:pStyle w:val="Heading1"/>
+      </w:pPr>
+      <w:r>
+        <w:t>14. Supported practice and learning evidence</w:t>
+      </w:r>
+    </w:p>
+    <w:p>
+      <w:r>
+        <w:t>Use this supported practice once, in the browser or on paper. Keep the reserved independent assessment for a separate first attempt before teacher feedback.</w:t>
+      </w:r>
+    </w:p>
+    <w:p>
+      <w:r>
+        <w:t>A higher score can still block release. Version B is proposed to replace A; every privacy gate is mandatory.</w:t>
+      </w:r>
+    </w:p>
+    <w:p>
+      <w:pPr>
+        <w:pStyle w:val="Heading3"/>
+      </w:pPr>
+      <w:r>
+        <w:t>Practice 1: explain the deciding evidence</w:t>
+      </w:r>
+    </w:p>
+    <w:p>
+      <w:r>
+        <w:t>Which labelled step matches this detail? Retain the reviewed A version and documented rollback procedure.</w:t>
+      </w:r>
+    </w:p>
+    <w:p>
+      <w:r>
+        <w:t>1. Keep recovery ready</w:t>
+      </w:r>
+    </w:p>
+    <w:p>
+      <w:r>
+        <w:t>2. Apply privacy gate</w:t>
+      </w:r>
+    </w:p>
+    <w:p>
+      <w:r>
+        <w:t>3. Compute quality</w:t>
+      </w:r>
+    </w:p>
+    <w:p>
+      <w:pPr>
+        <w:pStyle w:val="Heading3"/>
+      </w:pPr>
+      <w:r>
+        <w:t>My selected conclusion, deciding fact and explanation</w:t>
+      </w:r>
+    </w:p>
+    <w:p>
+      <w:r>
+        <w:t>________________________________________________________________</w:t>
+      </w:r>
+    </w:p>
+    <w:p>
+      <w:r>
+        <w:t>________________________________________________________________</w:t>
+      </w:r>
+    </w:p>
+    <w:p>
+      <w:r>
+        <w:t>________________________________________________________________</w:t>
+      </w:r>
+    </w:p>
+    <w:p>
+      <w:r>
+        <w:t>________________________________________________________________</w:t>
+      </w:r>
+    </w:p>
+    <w:p>
+      <w:r>
+        <w:t>________________________________________________________________</w:t>
+      </w:r>
+    </w:p>
+    <w:p>
+      <w:r>
+        <w:t>Hint if needed: Read the steps in the pictorial case. Match the supplied detail to the stage that performs or records it.</w:t>
+      </w:r>
+    </w:p>
+    <w:p>
+      <w:r>
+        <w:t>After your attempt, compare with the supported explanation: Keep recovery ready Retain the reviewed A version and documented rollback procedure. Release criteria combine benefits and mandatory conditions. Rollback requires known versions and compatible data, not an informal promise.</w:t>
+      </w:r>
+    </w:p>
+    <w:p>
+      <w:pPr>
+        <w:pStyle w:val="Heading3"/>
+      </w:pPr>
+      <w:r>
+        <w:t>Practice 2: explain the deciding evidence</w:t>
+      </w:r>
+    </w:p>
+    <w:p>
+      <w:r>
+        <w:t>Changed-case practice: Repair B and pass privacy on a fresh reserved case. Which conclusion is supported by the supplied facts?</w:t>
+      </w:r>
+    </w:p>
+    <w:p>
+      <w:r>
+        <w:t>1. B may enter the remaining gates; one repair does not approve everything.</w:t>
+      </w:r>
+    </w:p>
+    <w:p>
+      <w:r>
+        <w:t>2. We can decide the result without examining the changed input or the procedure.</w:t>
+      </w:r>
+    </w:p>
+    <w:p>
+      <w:r>
+        <w:t>3. This one example guarantees correct results for every future input.</w:t>
+      </w:r>
+    </w:p>
+    <w:p>
+      <w:pPr>
+        <w:pStyle w:val="Heading3"/>
+      </w:pPr>
+      <w:r>
+        <w:t>My selected conclusion, deciding fact and explanation</w:t>
+      </w:r>
+    </w:p>
+    <w:p>
+      <w:r>
+        <w:t>________________________________________________________________</w:t>
+      </w:r>
+    </w:p>
+    <w:p>
+      <w:r>
+        <w:t>________________________________________________________________</w:t>
+      </w:r>
+    </w:p>
+    <w:p>
+      <w:r>
+        <w:t>________________________________________________________________</w:t>
+      </w:r>
+    </w:p>
+    <w:p>
+      <w:r>
+        <w:t>________________________________________________________________</w:t>
+      </w:r>
+    </w:p>
+    <w:p>
+      <w:r>
+        <w:t>________________________________________________________________</w:t>
+      </w:r>
+    </w:p>
+    <w:p>
+      <w:r>
+        <w:t>Hint if needed: Use the changed condition and the deciding step in the pictorial trace. The answer must say what follows from those facts.</w:t>
+      </w:r>
+    </w:p>
+    <w:p>
+      <w:r>
+        <w:t>After your attempt, compare with the supported explanation: B may enter the remaining gates; one repair does not approve everything. All required release conditions still apply.</w:t>
+      </w:r>
+    </w:p>
+    <w:p>
+      <w:pPr>
+        <w:pStyle w:val="Heading3"/>
+      </w:pPr>
+      <w:r>
+        <w:t>Repair a missing building block</w:t>
+      </w:r>
+    </w:p>
+    <w:p>
+      <w:r>
+        <w:t>Review Deployment environments (ai-6/23). Goal: Explain the mechanism and terminology of deployment environments. Short practice: Identify the staging data and credential boundary. Why must the rehearsal stop if its credential reaches production even though the process is labelled staging?. Return to this week and explain what you changed.</w:t>
+      </w:r>
+    </w:p>
+    <w:p>
+      <w:r>
+        <w:t>Review Caching and stale information (ai-6/21). Goal: Explain the mechanism and terminology of caching and stale information. Short practice: Identify the version mismatch in the cached 09:00 answer. What should the first version-5 request return, and what permits a later version-5 cache hit?. Return to this week and explain what you changed.</w:t>
+      </w:r>
+    </w:p>
+    <w:p>
+      <w:r>
+        <w:t>Review Untrusted input boundaries (ai-6/18). Goal: Explain the mechanism and terminology of untrusted input boundaries. Short practice: Classify h3, H3, h30 and the trailing-space input by the stated shape contract. Does a valid z0 grant record access, and which separate gate still remains?. Return to this week and explain what you changed.</w:t>
+      </w:r>
+    </w:p>
+    <w:p>
+      <w:pPr>
+        <w:pStyle w:val="Heading3"/>
+      </w:pPr>
+      <w:r>
+        <w:t>Keep your completed work</w:t>
+      </w:r>
+    </w:p>
+    <w:p>
+      <w:r>
+        <w:t>Use Download completed work in the hosted lesson to export your answers, reflections, practice feedback and code-run evidence. Open the HTML copy to read or print it. Drafts stay in this browser when storage is available; clear drafts on a shared device.</w:t>
+      </w:r>
+    </w:p>
+    <w:p>
+      <w:pPr>
+        <w:pStyle w:val="Heading3"/>
+      </w:pPr>
+      <w:r>
+        <w:t>What I repaired, the evidence I kept and the next test</w:t>
+      </w:r>
+    </w:p>
+    <w:p>
+      <w:r>
+        <w:t>________________________________________________________________</w:t>
+      </w:r>
+    </w:p>
+    <w:p>
+      <w:r>
+        <w:t>________________________________________________________________</w:t>
+      </w:r>
+    </w:p>
+    <w:p>
+      <w:r>
+        <w:t>________________________________________________________________</w:t>
+      </w:r>
+    </w:p>
+    <w:p>
+      <w:r>
+        <w:t>________________________________________________________________</w:t>
+      </w:r>
+    </w:p>
+    <w:p>
+      <w:r>
+        <w:t>________________________________________________________________</w:t>
+      </w:r>
+    </w:p>
     <w:sectPr>
       <w:pgSz w:w="12240" w:h="15840"/>
       <w:pgMar w:top="936" w:right="1008" w:bottom="936" w:left="1008" w:header="720" w:footer="720" w:gutter="0"/>

--- a/downloads/workbook/ai-6-week-24.docx
+++ b/downloads/workbook/ai-6-week-24.docx
@@ -30,33 +30,45 @@
     </w:p>
     <w:p>
       <w:r>
-        <w:t>Try the recall before opening notes. Then use a different colour or a labelled second line to correct your explanation.</w:t>
+        <w:t>Record your starting explanation for Release and rollback before opening notes. Show any later correction separately.</w:t>
       </w:r>
     </w:p>
     <w:p>
       <w:pPr>
-        <w:pStyle w:val="Heading3"/>
-      </w:pPr>
-      <w:r>
-        <w:t>Deployment environments</w:t>
+        <w:spacing w:line="336" w:lineRule="auto" w:after="180"/>
+      </w:pPr>
+      <w:r>
+        <w:rPr>
+          <w:b w:val="0"/>
+        </w:rPr>
+        <w:t>Try the recall before opening notes. Then use a different colour or a labelled second line to correct your explanation.</w:t>
       </w:r>
     </w:p>
     <w:p>
-      <w:r>
-        <w:t>Without opening the old lesson, explain one key idea from Deployment environments. Give an example and a mistake that the idea helps you avoid.</w:t>
+      <w:pPr>
+        <w:pStyle w:val="Heading3"/>
+      </w:pPr>
+      <w:r>
+        <w:t>Deployment environments</w:t>
       </w:r>
     </w:p>
     <w:p>
       <w:pPr>
-        <w:pStyle w:val="Heading3"/>
-      </w:pPr>
-      <w:r>
-        <w:t>My remembered idea, example and correction</w:t>
+        <w:spacing w:line="336" w:lineRule="auto" w:after="180"/>
+      </w:pPr>
+      <w:r>
+        <w:rPr>
+          <w:b w:val="0"/>
+        </w:rPr>
+        <w:t>Without opening the old lesson, explain one key idea from Deployment environments. Give an example and a mistake that the idea helps you avoid.</w:t>
       </w:r>
     </w:p>
     <w:p>
-      <w:r>
-        <w:t>________________________________________________________________</w:t>
+      <w:pPr>
+        <w:pStyle w:val="Heading3"/>
+      </w:pPr>
+      <w:r>
+        <w:t>My remembered idea, example and correction</w:t>
       </w:r>
     </w:p>
     <w:p>
@@ -70,29 +82,35 @@
       </w:r>
     </w:p>
     <w:p>
-      <w:pPr>
-        <w:pStyle w:val="Heading3"/>
-      </w:pPr>
-      <w:r>
-        <w:t>Caching and stale information</w:t>
+      <w:r>
+        <w:t>________________________________________________________________</w:t>
       </w:r>
     </w:p>
     <w:p>
-      <w:r>
-        <w:t>Without opening the old lesson, explain one key idea from Caching and stale information. Give an example and a mistake that the idea helps you avoid.</w:t>
+      <w:pPr>
+        <w:pStyle w:val="Heading3"/>
+      </w:pPr>
+      <w:r>
+        <w:t>Caching and stale information</w:t>
       </w:r>
     </w:p>
     <w:p>
       <w:pPr>
-        <w:pStyle w:val="Heading3"/>
-      </w:pPr>
-      <w:r>
-        <w:t>My remembered idea, example and correction</w:t>
+        <w:spacing w:line="336" w:lineRule="auto" w:after="180"/>
+      </w:pPr>
+      <w:r>
+        <w:rPr>
+          <w:b w:val="0"/>
+        </w:rPr>
+        <w:t>Without opening the old lesson, explain one key idea from Caching and stale information. Give an example and a mistake that the idea helps you avoid.</w:t>
       </w:r>
     </w:p>
     <w:p>
-      <w:r>
-        <w:t>________________________________________________________________</w:t>
+      <w:pPr>
+        <w:pStyle w:val="Heading3"/>
+      </w:pPr>
+      <w:r>
+        <w:t>My remembered idea, example and correction</w:t>
       </w:r>
     </w:p>
     <w:p>
@@ -106,29 +124,47 @@
       </w:r>
     </w:p>
     <w:p>
-      <w:pPr>
-        <w:pStyle w:val="Heading3"/>
-      </w:pPr>
-      <w:r>
-        <w:t>Untrusted input boundaries</w:t>
+      <w:r>
+        <w:t>________________________________________________________________</w:t>
       </w:r>
     </w:p>
     <w:p>
-      <w:r>
-        <w:t>Without opening the old lesson, explain one key idea from Untrusted input boundaries. Give an example and a mistake that the idea helps you avoid.</w:t>
+      <w:pPr>
+        <w:pStyle w:val="Heading3"/>
+      </w:pPr>
+      <w:r>
+        <w:t>Untrusted input boundaries</w:t>
       </w:r>
     </w:p>
     <w:p>
       <w:pPr>
-        <w:pStyle w:val="Heading3"/>
-      </w:pPr>
-      <w:r>
-        <w:t>My remembered idea, example and correction</w:t>
+        <w:spacing w:line="336" w:lineRule="auto" w:after="180"/>
+      </w:pPr>
+      <w:r>
+        <w:rPr>
+          <w:b w:val="0"/>
+        </w:rPr>
+        <w:t xml:space="preserve">Without opening the old lesson, explain one key idea from Untrusted </w:t>
+      </w:r>
+      <w:r>
+        <w:rPr>
+          <w:b/>
+        </w:rPr>
+        <w:t>input</w:t>
+      </w:r>
+      <w:r>
+        <w:rPr>
+          <w:b w:val="0"/>
+        </w:rPr>
+        <w:t xml:space="preserve"> boundaries. Give an example and a mistake that the idea helps you avoid.</w:t>
       </w:r>
     </w:p>
     <w:p>
-      <w:r>
-        <w:t>________________________________________________________________</w:t>
+      <w:pPr>
+        <w:pStyle w:val="Heading3"/>
+      </w:pPr>
+      <w:r>
+        <w:t>My remembered idea, example and correction</w:t>
       </w:r>
     </w:p>
     <w:p>
@@ -142,16 +178,44 @@
       </w:r>
     </w:p>
     <w:p>
-      <w:pPr>
-        <w:pStyle w:val="Heading1"/>
-      </w:pPr>
-      <w:r>
-        <w:t>02. Practise with fading help</w:t>
+      <w:r>
+        <w:t>________________________________________________________________</w:t>
       </w:r>
     </w:p>
     <w:p>
-      <w:r>
-        <w:t>Use W2: Trace the worked case for Release and rollback. Record the answer once; the lesson and workbook refer to the same attempt.</w:t>
+      <w:pPr>
+        <w:pStyle w:val="Heading1"/>
+      </w:pPr>
+      <w:r>
+        <w:t>02. Practise with fading help</w:t>
+      </w:r>
+    </w:p>
+    <w:p>
+      <w:r>
+        <w:t>Complete the supported Release and rollback trace and record the first step you can explain without help.</w:t>
+      </w:r>
+    </w:p>
+    <w:p>
+      <w:pPr>
+        <w:spacing w:line="336" w:lineRule="auto" w:after="180"/>
+      </w:pPr>
+      <w:r>
+        <w:rPr>
+          <w:b w:val="0"/>
+        </w:rPr>
+        <w:t xml:space="preserve">Use W2: Trace the worked case for Release and </w:t>
+      </w:r>
+      <w:r>
+        <w:rPr>
+          <w:b/>
+        </w:rPr>
+        <w:t>rollback</w:t>
+      </w:r>
+      <w:r>
+        <w:rPr>
+          <w:b w:val="0"/>
+        </w:rPr>
+        <w:t>. Record the answer once; the lesson and workbook refer to the same attempt.</w:t>
       </w:r>
     </w:p>
     <w:tbl>
@@ -279,25 +343,49 @@
     </w:p>
     <w:p>
       <w:r>
-        <w:t>Use the worked case for Release and rollback. Proposed explanation: “The worked result establishes every future case”. Decide whether this explanation is supported. Point to the step or supplied fact that decides; explain your repair if needed.</w:t>
+        <w:t>Check the proposed Release and rollback explanation against the supplied facts before discussing it.</w:t>
       </w:r>
     </w:p>
     <w:p>
       <w:pPr>
-        <w:pStyle w:val="Heading3"/>
-      </w:pPr>
-      <w:r>
-        <w:t>My explanation before partner discussion</w:t>
+        <w:spacing w:line="336" w:lineRule="auto" w:after="180"/>
+      </w:pPr>
+      <w:r>
+        <w:rPr>
+          <w:b w:val="0"/>
+        </w:rPr>
+        <w:t xml:space="preserve">Use the worked case for Release and </w:t>
+      </w:r>
+      <w:r>
+        <w:rPr>
+          <w:b/>
+        </w:rPr>
+        <w:t>rollback</w:t>
+      </w:r>
+      <w:r>
+        <w:rPr>
+          <w:b w:val="0"/>
+        </w:rPr>
+        <w:t>. Proposed explanation: “The worked result establishes every future case”. Decide whether this explanation is supported.</w:t>
       </w:r>
     </w:p>
     <w:p>
-      <w:r>
-        <w:t>________________________________________________________________</w:t>
+      <w:pPr>
+        <w:spacing w:line="336" w:lineRule="auto" w:after="180"/>
+      </w:pPr>
+      <w:r>
+        <w:rPr>
+          <w:b w:val="0"/>
+        </w:rPr>
+        <w:t>Point to the step or supplied fact that decides; explain your repair if needed.</w:t>
       </w:r>
     </w:p>
     <w:p>
-      <w:r>
-        <w:t>________________________________________________________________</w:t>
+      <w:pPr>
+        <w:pStyle w:val="Heading3"/>
+      </w:pPr>
+      <w:r>
+        <w:t>My explanation before partner discussion</w:t>
       </w:r>
     </w:p>
     <w:p>
@@ -311,47 +399,54 @@
       </w:r>
     </w:p>
     <w:p>
-      <w:pPr>
-        <w:pStyle w:val="Heading1"/>
-      </w:pPr>
-      <w:r>
-        <w:t>04. Independent transfer case</w:t>
+      <w:r>
+        <w:t>________________________________________________________________</w:t>
       </w:r>
     </w:p>
     <w:p>
-      <w:pPr>
-        <w:pStyle w:val="Heading3"/>
-      </w:pPr>
-      <w:r>
-        <w:t>Independent case: Apply a new case independently</w:t>
+      <w:r>
+        <w:t>________________________________________________________________</w:t>
       </w:r>
     </w:p>
     <w:p>
-      <w:r>
-        <w:t>New release changes corpus and prompt. Old prompt requires old field names absent from the new corpus. Is reverting prompt alone valid?</w:t>
+      <w:pPr>
+        <w:pStyle w:val="Heading1"/>
+      </w:pPr>
+      <w:r>
+        <w:t>04. Independent transfer case</w:t>
       </w:r>
     </w:p>
     <w:p>
-      <w:pPr>
-        <w:pStyle w:val="Heading3"/>
-      </w:pPr>
-      <w:r>
-        <w:t>My independent explanation, trace and limits</w:t>
+      <w:r>
+        <w:t>Write one first attempt at the reserved independent case before feedback. Repeated copies of that case refer to the same recorded attempt.</w:t>
       </w:r>
     </w:p>
     <w:p>
-      <w:r>
-        <w:t>________________________________________________________________</w:t>
+      <w:pPr>
+        <w:pStyle w:val="Heading3"/>
+      </w:pPr>
+      <w:r>
+        <w:t>Independent case: Apply a new case independently</w:t>
       </w:r>
     </w:p>
     <w:p>
-      <w:r>
-        <w:t>________________________________________________________________</w:t>
+      <w:pPr>
+        <w:spacing w:line="336" w:lineRule="auto" w:after="180"/>
+        <w:shd w:fill="F5F1FB"/>
+      </w:pPr>
+      <w:r>
+        <w:rPr>
+          <w:b w:val="0"/>
+        </w:rPr>
+        <w:t>New release changes corpus and prompt. Old prompt requires old field names absent from the new corpus. Is reverting prompt alone valid?</w:t>
       </w:r>
     </w:p>
     <w:p>
-      <w:r>
-        <w:t>________________________________________________________________</w:t>
+      <w:pPr>
+        <w:pStyle w:val="Heading3"/>
+      </w:pPr>
+      <w:r>
+        <w:t>My independent explanation, trace and limits</w:t>
       </w:r>
     </w:p>
     <w:p>
@@ -376,48 +471,96 @@
     </w:p>
     <w:p>
       <w:r>
-        <w:t>Attempt this case before feedback. Record any help. Earlier examples below are further practice; a case already practised with feedback cannot establish fresh transfer.</w:t>
+        <w:t>________________________________________________________________</w:t>
       </w:r>
     </w:p>
     <w:p>
-      <w:pPr>
-        <w:pStyle w:val="Heading1"/>
-      </w:pPr>
-      <w:r>
-        <w:t>05. W1 Explain the mechanism</w:t>
+      <w:r>
+        <w:t>________________________________________________________________</w:t>
       </w:r>
     </w:p>
     <w:p>
       <w:r>
-        <w:t>Explain the weekly mechanism in your own words. Use the worked scenario to name its input, decision rule and output.</w:t>
+        <w:t>________________________________________________________________</w:t>
       </w:r>
     </w:p>
     <w:p>
       <w:pPr>
-        <w:pStyle w:val="Heading3"/>
-      </w:pPr>
-      <w:r>
-        <w:t>My reasoning and evidence</w:t>
+        <w:spacing w:line="336" w:lineRule="auto" w:after="180"/>
+      </w:pPr>
+      <w:r>
+        <w:rPr>
+          <w:b w:val="0"/>
+        </w:rPr>
+        <w:t>Attempt this case before feedback. Record any help. Earlier examples below are further practice; a case already practised with feedback cannot establish fresh transfer.</w:t>
       </w:r>
     </w:p>
     <w:p>
-      <w:r>
-        <w:t>________________________________________________________________</w:t>
+      <w:pPr>
+        <w:pStyle w:val="Heading1"/>
+      </w:pPr>
+      <w:r>
+        <w:t>05. W1 Explain the mechanism</w:t>
       </w:r>
     </w:p>
     <w:p>
       <w:r>
-        <w:t>________________________________________________________________</w:t>
+        <w:t>Explain the mechanism. Apply the supplied Release and rollback facts and keep your reasoning.</w:t>
       </w:r>
     </w:p>
     <w:p>
-      <w:r>
-        <w:t>________________________________________________________________</w:t>
+      <w:pPr>
+        <w:spacing w:line="336" w:lineRule="auto" w:after="180"/>
+      </w:pPr>
+      <w:r>
+        <w:rPr>
+          <w:b w:val="0"/>
+        </w:rPr>
+        <w:t xml:space="preserve">Explain the weekly </w:t>
+      </w:r>
+      <w:r>
+        <w:rPr>
+          <w:b/>
+        </w:rPr>
+        <w:t>mechanism</w:t>
+      </w:r>
+      <w:r>
+        <w:rPr>
+          <w:b w:val="0"/>
+        </w:rPr>
+        <w:t xml:space="preserve"> in your own words. Use the worked scenario to name its </w:t>
+      </w:r>
+      <w:r>
+        <w:rPr>
+          <w:b/>
+        </w:rPr>
+        <w:t>input</w:t>
+      </w:r>
+      <w:r>
+        <w:rPr>
+          <w:b w:val="0"/>
+        </w:rPr>
+        <w:t xml:space="preserve">, decision rule and </w:t>
+      </w:r>
+      <w:r>
+        <w:rPr>
+          <w:b/>
+        </w:rPr>
+        <w:t>output</w:t>
+      </w:r>
+      <w:r>
+        <w:rPr>
+          <w:b w:val="0"/>
+        </w:rPr>
+        <w:t>.</w:t>
       </w:r>
     </w:p>
     <w:p>
-      <w:r>
-        <w:t>________________________________________________________________</w:t>
+      <w:pPr>
+        <w:pStyle w:val="Heading3"/>
+      </w:pPr>
+      <w:r>
+        <w:t>My reasoning and evidence</w:t>
       </w:r>
     </w:p>
     <w:p>
@@ -431,24 +574,18 @@
       </w:r>
     </w:p>
     <w:p>
-      <w:pPr>
-        <w:pStyle w:val="Heading1"/>
-      </w:pPr>
-      <w:r>
-        <w:t>06. W2 Trace the worked case</w:t>
+      <w:r>
+        <w:t>________________________________________________________________</w:t>
       </w:r>
     </w:p>
     <w:p>
       <w:r>
-        <w:t>After deployment v2 creates schema2 records; operator proposes rollback code alone to v1. Show the intermediate steps and give the conclusion with its scope.</w:t>
+        <w:t>________________________________________________________________</w:t>
       </w:r>
     </w:p>
     <w:p>
-      <w:pPr>
-        <w:pStyle w:val="Heading3"/>
-      </w:pPr>
-      <w:r>
-        <w:t>My reasoning and evidence</w:t>
+      <w:r>
+        <w:t>________________________________________________________________</w:t>
       </w:r>
     </w:p>
     <w:p>
@@ -457,23 +594,47 @@
       </w:r>
     </w:p>
     <w:p>
-      <w:r>
-        <w:t>________________________________________________________________</w:t>
+      <w:pPr>
+        <w:pStyle w:val="Heading1"/>
+      </w:pPr>
+      <w:r>
+        <w:t>06. W2 Trace the worked case</w:t>
       </w:r>
     </w:p>
     <w:p>
       <w:r>
-        <w:t>________________________________________________________________</w:t>
+        <w:t>Trace the worked case. Apply the supplied Release and rollback facts and keep your reasoning.</w:t>
       </w:r>
     </w:p>
     <w:p>
-      <w:r>
-        <w:t>________________________________________________________________</w:t>
+      <w:pPr>
+        <w:spacing w:line="336" w:lineRule="auto" w:after="180"/>
+      </w:pPr>
+      <w:r>
+        <w:rPr>
+          <w:b w:val="0"/>
+        </w:rPr>
+        <w:t xml:space="preserve">After deployment v2 creates schema2 records; operator proposes </w:t>
+      </w:r>
+      <w:r>
+        <w:rPr>
+          <w:b/>
+        </w:rPr>
+        <w:t>rollback</w:t>
+      </w:r>
+      <w:r>
+        <w:rPr>
+          <w:b w:val="0"/>
+        </w:rPr>
+        <w:t xml:space="preserve"> code alone to v1. Show the intermediate steps and give the conclusion with its scope.</w:t>
       </w:r>
     </w:p>
     <w:p>
-      <w:r>
-        <w:t>________________________________________________________________</w:t>
+      <w:pPr>
+        <w:pStyle w:val="Heading3"/>
+      </w:pPr>
+      <w:r>
+        <w:t>My reasoning and evidence</w:t>
       </w:r>
     </w:p>
     <w:p>
@@ -487,24 +648,18 @@
       </w:r>
     </w:p>
     <w:p>
-      <w:pPr>
-        <w:pStyle w:val="Heading1"/>
-      </w:pPr>
-      <w:r>
-        <w:t>07. W3 Audit the limit</w:t>
+      <w:r>
+        <w:t>________________________________________________________________</w:t>
       </w:r>
     </w:p>
     <w:p>
       <w:r>
-        <w:t>A report omits this qualification: A rollback plan needs testing; an available old binary is not sufficient recovery evidence. Explain how omitting it could change a reader's interpretation, and write an accurate replacement.</w:t>
+        <w:t>________________________________________________________________</w:t>
       </w:r>
     </w:p>
     <w:p>
-      <w:pPr>
-        <w:pStyle w:val="Heading3"/>
-      </w:pPr>
-      <w:r>
-        <w:t>My reasoning and evidence</w:t>
+      <w:r>
+        <w:t>________________________________________________________________</w:t>
       </w:r>
     </w:p>
     <w:p>
@@ -518,44 +673,74 @@
       </w:r>
     </w:p>
     <w:p>
-      <w:r>
-        <w:t>________________________________________________________________</w:t>
+      <w:pPr>
+        <w:pStyle w:val="Heading1"/>
+      </w:pPr>
+      <w:r>
+        <w:t>07. W3 Audit the limit</w:t>
       </w:r>
     </w:p>
     <w:p>
       <w:r>
-        <w:t>________________________________________________________________</w:t>
+        <w:t>Audit the limit. Apply the supplied Release and rollback facts and keep your reasoning.</w:t>
       </w:r>
     </w:p>
     <w:p>
-      <w:r>
-        <w:t>________________________________________________________________</w:t>
+      <w:pPr>
+        <w:spacing w:line="336" w:lineRule="auto" w:after="180"/>
+      </w:pPr>
+      <w:r>
+        <w:rPr>
+          <w:b w:val="0"/>
+        </w:rPr>
+        <w:t xml:space="preserve">A report omits this qualification: A </w:t>
+      </w:r>
+      <w:r>
+        <w:rPr>
+          <w:b/>
+        </w:rPr>
+        <w:t>rollback</w:t>
+      </w:r>
+      <w:r>
+        <w:rPr>
+          <w:b w:val="0"/>
+        </w:rPr>
+        <w:t xml:space="preserve"> plan needs testing; an available old binary is not sufficient recovery </w:t>
+      </w:r>
+      <w:r>
+        <w:rPr>
+          <w:b/>
+        </w:rPr>
+        <w:t>evidence</w:t>
+      </w:r>
+      <w:r>
+        <w:rPr>
+          <w:b w:val="0"/>
+        </w:rPr>
+        <w:t>. Explain how omitting it could change a reader's interpretation, and write an accurate replacement.</w:t>
       </w:r>
     </w:p>
     <w:p>
-      <w:r>
-        <w:t>________________________________________________________________</w:t>
+      <w:pPr>
+        <w:pStyle w:val="Heading3"/>
+      </w:pPr>
+      <w:r>
+        <w:t>My reasoning and evidence</w:t>
       </w:r>
     </w:p>
     <w:p>
-      <w:pPr>
-        <w:pStyle w:val="Heading1"/>
-      </w:pPr>
-      <w:r>
-        <w:t>08. W4 Apply a new case independently</w:t>
+      <w:r>
+        <w:t>________________________________________________________________</w:t>
       </w:r>
     </w:p>
     <w:p>
       <w:r>
-        <w:t>New release changes corpus and prompt. Old prompt requires old field names absent from the new corpus. Is reverting prompt alone valid?</w:t>
+        <w:t>________________________________________________________________</w:t>
       </w:r>
     </w:p>
     <w:p>
-      <w:pPr>
-        <w:pStyle w:val="Heading3"/>
-      </w:pPr>
-      <w:r>
-        <w:t>My reasoning and evidence</w:t>
+      <w:r>
+        <w:t>________________________________________________________________</w:t>
       </w:r>
     </w:p>
     <w:p>
@@ -574,23 +759,36 @@
       </w:r>
     </w:p>
     <w:p>
-      <w:r>
-        <w:t>________________________________________________________________</w:t>
+      <w:pPr>
+        <w:pStyle w:val="Heading1"/>
+      </w:pPr>
+      <w:r>
+        <w:t>08. W4 Apply a new case independently</w:t>
       </w:r>
     </w:p>
     <w:p>
       <w:r>
-        <w:t>________________________________________________________________</w:t>
+        <w:t>Attempt before feedback. If this repeats the selected independent case, reuse that first attempt; otherwise keep a separate record. Apply a new case independently. Apply the supplied Release and rollback facts and keep your reasoning.</w:t>
       </w:r>
     </w:p>
     <w:p>
-      <w:r>
-        <w:t>________________________________________________________________</w:t>
+      <w:pPr>
+        <w:spacing w:line="336" w:lineRule="auto" w:after="180"/>
+        <w:shd w:fill="F5F1FB"/>
+      </w:pPr>
+      <w:r>
+        <w:rPr>
+          <w:b w:val="0"/>
+        </w:rPr>
+        <w:t>New release changes corpus and prompt. Old prompt requires old field names absent from the new corpus. Is reverting prompt alone valid?</w:t>
       </w:r>
     </w:p>
     <w:p>
-      <w:r>
-        <w:t>________________________________________________________________</w:t>
+      <w:pPr>
+        <w:pStyle w:val="Heading3"/>
+      </w:pPr>
+      <w:r>
+        <w:t>My reasoning and evidence</w:t>
       </w:r>
     </w:p>
     <w:p>
@@ -599,24 +797,18 @@
       </w:r>
     </w:p>
     <w:p>
-      <w:pPr>
-        <w:pStyle w:val="Heading1"/>
-      </w:pPr>
-      <w:r>
-        <w:t>09. W5 Design a revealing follow-up</w:t>
+      <w:r>
+        <w:t>________________________________________________________________</w:t>
       </w:r>
     </w:p>
     <w:p>
       <w:r>
-        <w:t>For the worked scenario, propose one additional case that could reveal a failure, describe its expected outcome before running it, and explain what would need to remain fixed for a fair comparison. Do not reuse W4 as a new final test after receiving feedback.</w:t>
+        <w:t>________________________________________________________________</w:t>
       </w:r>
     </w:p>
     <w:p>
-      <w:pPr>
-        <w:pStyle w:val="Heading3"/>
-      </w:pPr>
-      <w:r>
-        <w:t>My reasoning and evidence</w:t>
+      <w:r>
+        <w:t>________________________________________________________________</w:t>
       </w:r>
     </w:p>
     <w:p>
@@ -640,39 +832,51 @@
       </w:r>
     </w:p>
     <w:p>
-      <w:r>
-        <w:t>________________________________________________________________</w:t>
+      <w:pPr>
+        <w:pStyle w:val="Heading1"/>
+      </w:pPr>
+      <w:r>
+        <w:t>09. W5 Design a revealing follow-up</w:t>
       </w:r>
     </w:p>
     <w:p>
       <w:r>
-        <w:t>________________________________________________________________</w:t>
+        <w:t>Design a revealing follow-up. Apply the supplied Release and rollback facts and keep your reasoning.</w:t>
       </w:r>
     </w:p>
     <w:p>
-      <w:r>
-        <w:t>________________________________________________________________</w:t>
+      <w:pPr>
+        <w:spacing w:line="336" w:lineRule="auto" w:after="180"/>
+      </w:pPr>
+      <w:r>
+        <w:rPr>
+          <w:b w:val="0"/>
+        </w:rPr>
+        <w:t>For the worked scenario, propose one additional case that could reveal a failure, describe its expected outcome before running it, and explain what would need to remain fixed for a fair comparison.</w:t>
       </w:r>
     </w:p>
     <w:p>
       <w:pPr>
-        <w:pStyle w:val="Heading1"/>
-      </w:pPr>
-      <w:r>
-        <w:t>10. Project checkpoint and reflection</w:t>
+        <w:spacing w:line="336" w:lineRule="auto" w:after="180"/>
+      </w:pPr>
+      <w:r>
+        <w:rPr>
+          <w:b w:val="0"/>
+        </w:rPr>
+        <w:t>Do not reuse W4 as a new final test after receiving feedback.</w:t>
       </w:r>
     </w:p>
     <w:p>
-      <w:r>
-        <w:t>Add a labelled release and rollback evidence sheet to Grounded Learning Service. Show how you can explain the mechanism and terminology of release and rollback. Use the supplied fictional case and keep its inputs, intermediate steps, calculation or prediction, and limitation. Connect this record to last week’s record; a matching answer without a trace is insufficient.</w:t>
+      <w:pPr>
+        <w:pStyle w:val="Heading3"/>
+      </w:pPr>
+      <w:r>
+        <w:t>My reasoning and evidence</w:t>
       </w:r>
     </w:p>
     <w:p>
-      <w:pPr>
-        <w:pStyle w:val="Heading3"/>
-      </w:pPr>
-      <w:r>
-        <w:t>My project change, supporting evidence and remaining limit</w:t>
+      <w:r>
+        <w:t>________________________________________________________________</w:t>
       </w:r>
     </w:p>
     <w:p>
@@ -710,7 +914,157 @@
         <w:pStyle w:val="Heading1"/>
       </w:pPr>
       <w:r>
+        <w:t>10. Project checkpoint and reflection</w:t>
+      </w:r>
+    </w:p>
+    <w:p>
+      <w:r>
+        <w:t>Connect Release and rollback to Grounded Learning Service, identify a limit and choose the next useful test.</w:t>
+      </w:r>
+    </w:p>
+    <w:p>
+      <w:pPr>
+        <w:spacing w:line="336" w:lineRule="auto" w:after="180"/>
+      </w:pPr>
+      <w:r>
+        <w:rPr>
+          <w:b w:val="0"/>
+        </w:rPr>
+        <w:t xml:space="preserve">Add a labelled release and </w:t>
+      </w:r>
+      <w:r>
+        <w:rPr>
+          <w:b/>
+        </w:rPr>
+        <w:t>rollback</w:t>
+      </w:r>
+      <w:r>
+        <w:rPr>
+          <w:b w:val="0"/>
+        </w:rPr>
+        <w:t xml:space="preserve"> </w:t>
+      </w:r>
+      <w:r>
+        <w:rPr>
+          <w:b/>
+        </w:rPr>
+        <w:t>evidence</w:t>
+      </w:r>
+      <w:r>
+        <w:rPr>
+          <w:b w:val="0"/>
+        </w:rPr>
+        <w:t xml:space="preserve"> sheet to Grounded Learning Service. Show how you can explain the </w:t>
+      </w:r>
+      <w:r>
+        <w:rPr>
+          <w:b/>
+        </w:rPr>
+        <w:t>mechanism</w:t>
+      </w:r>
+      <w:r>
+        <w:rPr>
+          <w:b w:val="0"/>
+        </w:rPr>
+        <w:t xml:space="preserve"> and terminology of release and </w:t>
+      </w:r>
+      <w:r>
+        <w:rPr>
+          <w:b/>
+        </w:rPr>
+        <w:t>rollback</w:t>
+      </w:r>
+      <w:r>
+        <w:rPr>
+          <w:b w:val="0"/>
+        </w:rPr>
+        <w:t>.</w:t>
+      </w:r>
+    </w:p>
+    <w:p>
+      <w:pPr>
+        <w:spacing w:line="336" w:lineRule="auto" w:after="180"/>
+      </w:pPr>
+      <w:r>
+        <w:rPr>
+          <w:b w:val="0"/>
+        </w:rPr>
+        <w:t xml:space="preserve">Use the supplied fictional case and keep its </w:t>
+      </w:r>
+      <w:r>
+        <w:rPr>
+          <w:b/>
+        </w:rPr>
+        <w:t>input</w:t>
+      </w:r>
+      <w:r>
+        <w:rPr>
+          <w:b w:val="0"/>
+        </w:rPr>
+        <w:t xml:space="preserve">s, intermediate steps, calculation or </w:t>
+      </w:r>
+      <w:r>
+        <w:rPr>
+          <w:b/>
+        </w:rPr>
+        <w:t>prediction</w:t>
+      </w:r>
+      <w:r>
+        <w:rPr>
+          <w:b w:val="0"/>
+        </w:rPr>
+        <w:t>, and limitation. Connect this record to last week’s record; a matching answer without a trace is insufficient.</w:t>
+      </w:r>
+    </w:p>
+    <w:p>
+      <w:pPr>
+        <w:pStyle w:val="Heading3"/>
+      </w:pPr>
+      <w:r>
+        <w:t>My project change, supporting evidence and remaining limit</w:t>
+      </w:r>
+    </w:p>
+    <w:p>
+      <w:r>
+        <w:t>________________________________________________________________</w:t>
+      </w:r>
+    </w:p>
+    <w:p>
+      <w:r>
+        <w:t>________________________________________________________________</w:t>
+      </w:r>
+    </w:p>
+    <w:p>
+      <w:r>
+        <w:t>________________________________________________________________</w:t>
+      </w:r>
+    </w:p>
+    <w:p>
+      <w:r>
+        <w:t>________________________________________________________________</w:t>
+      </w:r>
+    </w:p>
+    <w:p>
+      <w:r>
+        <w:t>________________________________________________________________</w:t>
+      </w:r>
+    </w:p>
+    <w:p>
+      <w:r>
+        <w:t>________________________________________________________________</w:t>
+      </w:r>
+    </w:p>
+    <w:p>
+      <w:pPr>
+        <w:pStyle w:val="Heading1"/>
+      </w:pPr>
+      <w:r>
         <w:t>11. Feedback, return check and learning record</w:t>
+      </w:r>
+    </w:p>
+    <w:p>
+      <w:r>
+        <w:t>Record the first repaired step and a different case to revisit after a delay.</w:t>
       </w:r>
     </w:p>
     <w:tbl>
@@ -850,7 +1204,13 @@
       </w:tr>
     </w:tbl>
     <w:p>
-      <w:r>
+      <w:pPr>
+        <w:spacing w:line="336" w:lineRule="auto" w:after="180"/>
+      </w:pPr>
+      <w:r>
+        <w:rPr>
+          <w:b w:val="0"/>
+        </w:rPr>
         <w:t>Revisit this idea with your teacher after a delay. Familiarity is different from explaining and using it on a changed case.</w:t>
       </w:r>
     </w:p>
@@ -864,11 +1224,28 @@
     </w:p>
     <w:p>
       <w:r>
-        <w:t>A higher score can still block release. Version B is proposed to replace A; every privacy gate is mandatory.</w:t>
+        <w:t>A higher score can still block release. Version B is proposed to replace A; every privacy gate is mandatory. Explain the labelled step before checking the changed condition.</w:t>
       </w:r>
     </w:p>
     <w:p>
-      <w:r>
+      <w:pPr>
+        <w:spacing w:line="336" w:lineRule="auto" w:after="180"/>
+      </w:pPr>
+      <w:r>
+        <w:rPr>
+          <w:b w:val="0"/>
+        </w:rPr>
+        <w:t>A higher score can still block release. Version B is proposed to replace A; every privacy gate is mandatory.</w:t>
+      </w:r>
+    </w:p>
+    <w:p>
+      <w:pPr>
+        <w:spacing w:line="336" w:lineRule="auto" w:after="180"/>
+      </w:pPr>
+      <w:r>
+        <w:rPr>
+          <w:b w:val="0"/>
+        </w:rPr>
         <w:t>A passes 8/10 correctness cases. B passes 9/10 but fails one mandatory privacy check.</w:t>
       </w:r>
     </w:p>
@@ -909,7 +1286,14 @@
       </w:r>
     </w:p>
     <w:p>
-      <w:r>
+      <w:pPr>
+        <w:spacing w:line="336" w:lineRule="auto" w:after="180"/>
+        <w:shd w:fill="F5F1FB"/>
+      </w:pPr>
+      <w:r>
+        <w:rPr>
+          <w:b w:val="0"/>
+        </w:rPr>
         <w:t>Compute A’s and B’s correctness percentages. Why is B still blocked, and does passing a fresh privacy check automatically satisfy every release gate?</w:t>
       </w:r>
     </w:p>
@@ -952,36 +1336,116 @@
       </w:r>
     </w:p>
     <w:p>
-      <w:r>
-        <w:t>Support used: alone / hint / worked example. This record is practice evidence.</w:t>
+      <w:pPr>
+        <w:pStyle w:val="Heading3"/>
+      </w:pPr>
+      <w:r>
+        <w:t>Record the help used</w:t>
       </w:r>
     </w:p>
     <w:p>
-      <w:r>
-        <w:t>Project connection: For the Grounded Learning Service, retain an annotated trace and the changed-case result. Name the contract or evidence that makes the deciding step valid, so another team can review it.</w:t>
+      <w:pPr>
+        <w:spacing w:line="336" w:lineRule="auto" w:after="180"/>
+        <w:shd w:fill="F1F6F8"/>
+      </w:pPr>
+      <w:r>
+        <w:rPr>
+          <w:b w:val="0"/>
+        </w:rPr>
+        <w:t xml:space="preserve">Support used: alone / hint / worked example. This record is practice </w:t>
+      </w:r>
+      <w:r>
+        <w:rPr>
+          <w:b/>
+        </w:rPr>
+        <w:t>evidence</w:t>
+      </w:r>
+      <w:r>
+        <w:rPr>
+          <w:b w:val="0"/>
+        </w:rPr>
+        <w:t>.</w:t>
       </w:r>
     </w:p>
     <w:p>
       <w:pPr>
-        <w:pStyle w:val="Heading1"/>
-      </w:pPr>
-      <w:r>
-        <w:t>13. Project portfolio milestone</w:t>
+        <w:spacing w:line="336" w:lineRule="auto" w:after="180"/>
+      </w:pPr>
+      <w:r>
+        <w:rPr>
+          <w:b w:val="0"/>
+        </w:rPr>
+        <w:t xml:space="preserve">Project connection: For the Grounded Learning Service, retain an annotated trace and the changed-case result. Name the contract or </w:t>
+      </w:r>
+      <w:r>
+        <w:rPr>
+          <w:b/>
+        </w:rPr>
+        <w:t>evidence</w:t>
+      </w:r>
+      <w:r>
+        <w:rPr>
+          <w:b w:val="0"/>
+        </w:rPr>
+        <w:t xml:space="preserve"> that makes the deciding step valid, so another team can review it.</w:t>
       </w:r>
     </w:p>
     <w:p>
-      <w:r>
-        <w:t>Project: Grounded Learning Service</w:t>
+      <w:pPr>
+        <w:pStyle w:val="Heading1"/>
+      </w:pPr>
+      <w:r>
+        <w:t>13. Project portfolio milestone</w:t>
       </w:r>
     </w:p>
     <w:p>
       <w:r>
-        <w:t>Current milestone: Evaluate and revise. Compare with your starting method, explain errors and record a justified revision.</w:t>
+        <w:t>Keep this week’s input, deciding step, result and limit together in the Grounded Learning Service record.</w:t>
       </w:r>
     </w:p>
     <w:p>
-      <w:r>
-        <w:t>For the Grounded Learning Service, retain an annotated trace and the changed-case result. Name the contract or evidence that makes the deciding step valid, so another team can review it.</w:t>
+      <w:pPr>
+        <w:spacing w:line="336" w:lineRule="auto" w:after="180"/>
+      </w:pPr>
+      <w:r>
+        <w:rPr>
+          <w:b w:val="0"/>
+        </w:rPr>
+        <w:t>Project: Grounded Learning Service</w:t>
+      </w:r>
+    </w:p>
+    <w:p>
+      <w:pPr>
+        <w:spacing w:line="336" w:lineRule="auto" w:after="180"/>
+      </w:pPr>
+      <w:r>
+        <w:rPr>
+          <w:b w:val="0"/>
+        </w:rPr>
+        <w:t>Current milestone: Evaluate and revise. Compare with your starting method, explain errors and record a justified revision.</w:t>
+      </w:r>
+    </w:p>
+    <w:p>
+      <w:pPr>
+        <w:spacing w:line="336" w:lineRule="auto" w:after="180"/>
+      </w:pPr>
+      <w:r>
+        <w:rPr>
+          <w:b w:val="0"/>
+        </w:rPr>
+        <w:t xml:space="preserve">For the Grounded Learning Service, retain an annotated trace and the changed-case result. Name the contract or </w:t>
+      </w:r>
+      <w:r>
+        <w:rPr>
+          <w:b/>
+        </w:rPr>
+        <w:t>evidence</w:t>
+      </w:r>
+      <w:r>
+        <w:rPr>
+          <w:b w:val="0"/>
+        </w:rPr>
+        <w:t xml:space="preserve"> that makes the deciding step valid, so another team can review it.</w:t>
       </w:r>
     </w:p>
     <w:tbl>
@@ -1143,53 +1607,104 @@
     </w:p>
     <w:p>
       <w:r>
-        <w:t>Use this supported practice once, in the browser or on paper. Keep the reserved independent assessment for a separate first attempt before teacher feedback.</w:t>
+        <w:t>Try the supported questions before comparing with hints and feedback. Record what you repaired and the evidence you retained.</w:t>
       </w:r>
     </w:p>
     <w:p>
-      <w:r>
-        <w:t>A higher score can still block release. Version B is proposed to replace A; every privacy gate is mandatory.</w:t>
+      <w:pPr>
+        <w:spacing w:line="336" w:lineRule="auto" w:after="180"/>
+      </w:pPr>
+      <w:r>
+        <w:rPr>
+          <w:b w:val="0"/>
+        </w:rPr>
+        <w:t>Use this supported practice once, in the browser or on paper. Keep the reserved independent assessment for a separate first attempt before teacher feedback.</w:t>
       </w:r>
     </w:p>
     <w:p>
       <w:pPr>
-        <w:pStyle w:val="Heading3"/>
-      </w:pPr>
-      <w:r>
-        <w:t>Practice 1: explain the deciding evidence</w:t>
+        <w:spacing w:line="336" w:lineRule="auto" w:after="180"/>
+      </w:pPr>
+      <w:r>
+        <w:rPr>
+          <w:b w:val="0"/>
+        </w:rPr>
+        <w:t>A higher score can still block release. Version B is proposed to replace A; every privacy gate is mandatory.</w:t>
       </w:r>
     </w:p>
     <w:p>
-      <w:r>
-        <w:t>Which labelled step matches this detail? Retain the reviewed A version and documented rollback procedure.</w:t>
+      <w:pPr>
+        <w:pStyle w:val="Heading3"/>
+      </w:pPr>
+      <w:r>
+        <w:t>Practice 1: explain the deciding evidence</w:t>
       </w:r>
     </w:p>
     <w:p>
-      <w:r>
-        <w:t>1. Keep recovery ready</w:t>
+      <w:pPr>
+        <w:spacing w:line="336" w:lineRule="auto" w:after="180"/>
+      </w:pPr>
+      <w:r>
+        <w:rPr>
+          <w:b w:val="0"/>
+        </w:rPr>
+        <w:t xml:space="preserve">Which labelled step matches this detail? Retain the reviewed A version and documented </w:t>
+      </w:r>
+      <w:r>
+        <w:rPr>
+          <w:b/>
+        </w:rPr>
+        <w:t>rollback</w:t>
+      </w:r>
+      <w:r>
+        <w:rPr>
+          <w:b w:val="0"/>
+        </w:rPr>
+        <w:t xml:space="preserve"> procedure.</w:t>
       </w:r>
     </w:p>
     <w:p>
-      <w:r>
-        <w:t>2. Apply privacy gate</w:t>
+      <w:pPr>
+        <w:spacing w:line="336" w:lineRule="auto" w:after="180"/>
+        <w:shd w:fill="F4F9FC"/>
+      </w:pPr>
+      <w:r>
+        <w:rPr>
+          <w:b w:val="0"/>
+        </w:rPr>
+        <w:t>1. Keep recovery ready</w:t>
       </w:r>
     </w:p>
     <w:p>
-      <w:r>
-        <w:t>3. Compute quality</w:t>
+      <w:pPr>
+        <w:spacing w:line="336" w:lineRule="auto" w:after="180"/>
+        <w:shd w:fill="F4F9FC"/>
+      </w:pPr>
+      <w:r>
+        <w:rPr>
+          <w:b w:val="0"/>
+        </w:rPr>
+        <w:t>2. Apply privacy gate</w:t>
       </w:r>
     </w:p>
     <w:p>
       <w:pPr>
-        <w:pStyle w:val="Heading3"/>
-      </w:pPr>
-      <w:r>
-        <w:t>My selected conclusion, deciding fact and explanation</w:t>
+        <w:spacing w:line="336" w:lineRule="auto" w:after="180"/>
+        <w:shd w:fill="F4F9FC"/>
+      </w:pPr>
+      <w:r>
+        <w:rPr>
+          <w:b w:val="0"/>
+        </w:rPr>
+        <w:t>3. Compute quality</w:t>
       </w:r>
     </w:p>
     <w:p>
-      <w:r>
-        <w:t>________________________________________________________________</w:t>
+      <w:pPr>
+        <w:pStyle w:val="Heading3"/>
+      </w:pPr>
+      <w:r>
+        <w:t>My selected conclusion, deciding fact and explanation</w:t>
       </w:r>
     </w:p>
     <w:p>
@@ -1214,40 +1729,85 @@
     </w:p>
     <w:p>
       <w:r>
-        <w:t>Hint if needed: Read the steps in the pictorial case. Match the supplied detail to the stage that performs or records it.</w:t>
+        <w:t>________________________________________________________________</w:t>
       </w:r>
     </w:p>
     <w:p>
-      <w:r>
-        <w:t>After your attempt, compare with the supported explanation: Keep recovery ready Retain the reviewed A version and documented rollback procedure. Release criteria combine benefits and mandatory conditions. Rollback requires known versions and compatible data, not an informal promise.</w:t>
+      <w:pPr>
+        <w:pStyle w:val="Heading3"/>
+      </w:pPr>
+      <w:r>
+        <w:t>Hint · try first</w:t>
       </w:r>
     </w:p>
     <w:p>
       <w:pPr>
-        <w:pStyle w:val="Heading3"/>
-      </w:pPr>
-      <w:r>
-        <w:t>Practice 2: explain the deciding evidence</w:t>
+        <w:spacing w:line="336" w:lineRule="auto" w:after="180"/>
+        <w:shd w:fill="F1F6F8"/>
+      </w:pPr>
+      <w:r>
+        <w:rPr>
+          <w:b w:val="0"/>
+        </w:rPr>
+        <w:t>Hint if needed: Read the steps in the pictorial case. Match the supplied detail to the stage that performs or records it.</w:t>
       </w:r>
     </w:p>
     <w:p>
-      <w:r>
-        <w:t>Changed-case practice: Repair B and pass privacy on a fresh reserved case. Which conclusion is supported by the supplied facts?</w:t>
+      <w:pPr>
+        <w:pStyle w:val="Heading3"/>
+      </w:pPr>
+      <w:r>
+        <w:t>Feedback · compare after trying</w:t>
       </w:r>
     </w:p>
     <w:p>
-      <w:r>
-        <w:t>1. B may enter the remaining gates; one repair does not approve everything.</w:t>
+      <w:pPr>
+        <w:spacing w:line="336" w:lineRule="auto" w:after="180"/>
+        <w:shd w:fill="F1F6FC"/>
+      </w:pPr>
+      <w:r>
+        <w:rPr>
+          <w:b w:val="0"/>
+        </w:rPr>
+        <w:t xml:space="preserve">After your attempt, compare with the supported explanation: Keep recovery ready Retain the reviewed A version and documented </w:t>
+      </w:r>
+      <w:r>
+        <w:rPr>
+          <w:b/>
+        </w:rPr>
+        <w:t>rollback</w:t>
+      </w:r>
+      <w:r>
+        <w:rPr>
+          <w:b w:val="0"/>
+        </w:rPr>
+        <w:t xml:space="preserve"> procedure. Release criteria combine benefits and mandatory conditions.</w:t>
       </w:r>
     </w:p>
     <w:p>
-      <w:r>
-        <w:t>2. We can decide the result without examining the changed input or the procedure.</w:t>
+      <w:pPr>
+        <w:spacing w:line="336" w:lineRule="auto" w:after="180"/>
+        <w:shd w:fill="F1F6FC"/>
+      </w:pPr>
+      <w:r>
+        <w:rPr>
+          <w:b/>
+        </w:rPr>
+        <w:t>Rollback</w:t>
+      </w:r>
+      <w:r>
+        <w:rPr>
+          <w:b w:val="0"/>
+        </w:rPr>
+        <w:t xml:space="preserve"> requires known versions and compatible data, not an informal promise.</w:t>
       </w:r>
     </w:p>
     <w:p>
-      <w:r>
-        <w:t>3. This one example guarantees correct results for every future input.</w:t>
+      <w:pPr>
+        <w:pStyle w:val="Heading3"/>
+      </w:pPr>
+      <w:r>
+        <w:t>Practice 2: explain the deciding evidence</w:t>
       </w:r>
     </w:p>
     <w:p>
@@ -1255,91 +1815,1171 @@
         <w:pStyle w:val="Heading3"/>
       </w:pPr>
       <w:r>
-        <w:t>My selected conclusion, deciding fact and explanation</w:t>
+        <w:t>Changed case · predict first</w:t>
       </w:r>
     </w:p>
     <w:p>
-      <w:r>
-        <w:t>________________________________________________________________</w:t>
+      <w:pPr>
+        <w:spacing w:line="336" w:lineRule="auto" w:after="180"/>
+        <w:shd w:fill="F5F1FB"/>
+      </w:pPr>
+      <w:r>
+        <w:rPr>
+          <w:b w:val="0"/>
+        </w:rPr>
+        <w:t>Changed-case practice: Repair B and pass privacy on a fresh reserved case. Which conclusion is supported by the supplied facts?</w:t>
       </w:r>
     </w:p>
     <w:p>
-      <w:r>
-        <w:t>________________________________________________________________</w:t>
+      <w:pPr>
+        <w:spacing w:line="336" w:lineRule="auto" w:after="180"/>
+        <w:shd w:fill="F4F9FC"/>
+      </w:pPr>
+      <w:r>
+        <w:rPr>
+          <w:b w:val="0"/>
+        </w:rPr>
+        <w:t>1. B may enter the remaining gates; one repair does not approve everything.</w:t>
       </w:r>
     </w:p>
     <w:p>
-      <w:r>
-        <w:t>________________________________________________________________</w:t>
+      <w:pPr>
+        <w:spacing w:line="336" w:lineRule="auto" w:after="180"/>
+        <w:shd w:fill="F4F9FC"/>
+      </w:pPr>
+      <w:r>
+        <w:rPr>
+          <w:b w:val="0"/>
+        </w:rPr>
+        <w:t xml:space="preserve">2. We can decide the result without examining the changed </w:t>
+      </w:r>
+      <w:r>
+        <w:rPr>
+          <w:b/>
+        </w:rPr>
+        <w:t>input</w:t>
+      </w:r>
+      <w:r>
+        <w:rPr>
+          <w:b w:val="0"/>
+        </w:rPr>
+        <w:t xml:space="preserve"> or the procedure.</w:t>
       </w:r>
     </w:p>
     <w:p>
-      <w:r>
-        <w:t>________________________________________________________________</w:t>
+      <w:pPr>
+        <w:spacing w:line="336" w:lineRule="auto" w:after="180"/>
+        <w:shd w:fill="F4F9FC"/>
+      </w:pPr>
+      <w:r>
+        <w:rPr>
+          <w:b w:val="0"/>
+        </w:rPr>
+        <w:t xml:space="preserve">3. This one example guarantees correct results for every future </w:t>
+      </w:r>
+      <w:r>
+        <w:rPr>
+          <w:b/>
+        </w:rPr>
+        <w:t>input</w:t>
+      </w:r>
+      <w:r>
+        <w:rPr>
+          <w:b w:val="0"/>
+        </w:rPr>
+        <w:t>.</w:t>
       </w:r>
     </w:p>
     <w:p>
-      <w:r>
-        <w:t>________________________________________________________________</w:t>
+      <w:pPr>
+        <w:pStyle w:val="Heading3"/>
+      </w:pPr>
+      <w:r>
+        <w:t>My selected conclusion, deciding fact and explanation</w:t>
       </w:r>
     </w:p>
     <w:p>
       <w:r>
-        <w:t>Hint if needed: Use the changed condition and the deciding step in the pictorial trace. The answer must say what follows from those facts.</w:t>
+        <w:t>________________________________________________________________</w:t>
       </w:r>
     </w:p>
     <w:p>
       <w:r>
-        <w:t>After your attempt, compare with the supported explanation: B may enter the remaining gates; one repair does not approve everything. All required release conditions still apply.</w:t>
+        <w:t>________________________________________________________________</w:t>
       </w:r>
     </w:p>
     <w:p>
-      <w:pPr>
-        <w:pStyle w:val="Heading3"/>
-      </w:pPr>
-      <w:r>
-        <w:t>Repair a missing building block</w:t>
+      <w:r>
+        <w:t>________________________________________________________________</w:t>
       </w:r>
     </w:p>
     <w:p>
       <w:r>
-        <w:t>Review Deployment environments (ai-6/23). Goal: Explain the mechanism and terminology of deployment environments. Short practice: Identify the staging data and credential boundary. Why must the rehearsal stop if its credential reaches production even though the process is labelled staging?. Return to this week and explain what you changed.</w:t>
+        <w:t>________________________________________________________________</w:t>
       </w:r>
     </w:p>
     <w:p>
       <w:r>
-        <w:t>Review Caching and stale information (ai-6/21). Goal: Explain the mechanism and terminology of caching and stale information. Short practice: Identify the version mismatch in the cached 09:00 answer. What should the first version-5 request return, and what permits a later version-5 cache hit?. Return to this week and explain what you changed.</w:t>
+        <w:t>________________________________________________________________</w:t>
       </w:r>
     </w:p>
     <w:p>
-      <w:r>
-        <w:t>Review Untrusted input boundaries (ai-6/18). Goal: Explain the mechanism and terminology of untrusted input boundaries. Short practice: Classify h3, H3, h30 and the trailing-space input by the stated shape contract. Does a valid z0 grant record access, and which separate gate still remains?. Return to this week and explain what you changed.</w:t>
+      <w:pPr>
+        <w:pStyle w:val="Heading3"/>
+      </w:pPr>
+      <w:r>
+        <w:t>Hint · try first</w:t>
       </w:r>
     </w:p>
     <w:p>
       <w:pPr>
-        <w:pStyle w:val="Heading3"/>
-      </w:pPr>
-      <w:r>
-        <w:t>Keep your completed work</w:t>
+        <w:spacing w:line="336" w:lineRule="auto" w:after="180"/>
+        <w:shd w:fill="F1F6F8"/>
+      </w:pPr>
+      <w:r>
+        <w:rPr>
+          <w:b w:val="0"/>
+        </w:rPr>
+        <w:t>Hint if needed: Use the changed condition and the deciding step in the pictorial trace. The answer must say what follows from those facts.</w:t>
       </w:r>
     </w:p>
     <w:p>
-      <w:r>
-        <w:t>Use Download completed work in the hosted lesson to export your answers, reflections, practice feedback and code-run evidence. Open the HTML copy to read or print it. Drafts stay in this browser when storage is available; clear drafts on a shared device.</w:t>
+      <w:pPr>
+        <w:pStyle w:val="Heading3"/>
+      </w:pPr>
+      <w:r>
+        <w:t>Feedback · compare after trying</w:t>
       </w:r>
     </w:p>
     <w:p>
       <w:pPr>
-        <w:pStyle w:val="Heading3"/>
-      </w:pPr>
-      <w:r>
-        <w:t>What I repaired, the evidence I kept and the next test</w:t>
+        <w:spacing w:line="336" w:lineRule="auto" w:after="180"/>
+        <w:shd w:fill="F1F6FC"/>
+      </w:pPr>
+      <w:r>
+        <w:rPr>
+          <w:b w:val="0"/>
+        </w:rPr>
+        <w:t>After your attempt, compare with the supported explanation: B may enter the remaining gates; one repair does not approve everything. All required release conditions still apply.</w:t>
       </w:r>
     </w:p>
     <w:p>
+      <w:pPr>
+        <w:pStyle w:val="Heading3"/>
+      </w:pPr>
+      <w:r>
+        <w:t>Repair a missing building block</w:t>
+      </w:r>
+    </w:p>
+    <w:p>
+      <w:pPr>
+        <w:spacing w:line="336" w:lineRule="auto" w:after="180"/>
+      </w:pPr>
+      <w:r>
+        <w:rPr>
+          <w:b w:val="0"/>
+        </w:rPr>
+        <w:t xml:space="preserve">Review Deployment environments (ai-6/23). Goal: Explain the </w:t>
+      </w:r>
+      <w:r>
+        <w:rPr>
+          <w:b/>
+        </w:rPr>
+        <w:t>mechanism</w:t>
+      </w:r>
+      <w:r>
+        <w:rPr>
+          <w:b w:val="0"/>
+        </w:rPr>
+        <w:t xml:space="preserve"> and terminology of deployment environments. Short practice: Identify the staging data and credential boundary.</w:t>
+      </w:r>
+    </w:p>
+    <w:p>
+      <w:pPr>
+        <w:spacing w:line="336" w:lineRule="auto" w:after="180"/>
+      </w:pPr>
+      <w:r>
+        <w:rPr>
+          <w:b w:val="0"/>
+        </w:rPr>
+        <w:t xml:space="preserve">Why must the rehearsal stop if its credential reaches production even though the </w:t>
+      </w:r>
+      <w:r>
+        <w:rPr>
+          <w:b/>
+        </w:rPr>
+        <w:t>process</w:t>
+      </w:r>
+      <w:r>
+        <w:rPr>
+          <w:b w:val="0"/>
+        </w:rPr>
+        <w:t xml:space="preserve"> is labelled staging?. Return to this week and explain what you changed.</w:t>
+      </w:r>
+    </w:p>
+    <w:p>
+      <w:pPr>
+        <w:spacing w:line="336" w:lineRule="auto" w:after="180"/>
+      </w:pPr>
+      <w:r>
+        <w:rPr>
+          <w:b w:val="0"/>
+        </w:rPr>
+        <w:t xml:space="preserve">Review Caching and stale information (ai-6/21). Goal: Explain the </w:t>
+      </w:r>
+      <w:r>
+        <w:rPr>
+          <w:b/>
+        </w:rPr>
+        <w:t>mechanism</w:t>
+      </w:r>
+      <w:r>
+        <w:rPr>
+          <w:b w:val="0"/>
+        </w:rPr>
+        <w:t xml:space="preserve"> and terminology of caching and stale information. Short practice: Identify the version mismatch in the cached 09:00 answer.</w:t>
+      </w:r>
+    </w:p>
+    <w:p>
+      <w:pPr>
+        <w:spacing w:line="336" w:lineRule="auto" w:after="180"/>
+      </w:pPr>
+      <w:r>
+        <w:rPr>
+          <w:b w:val="0"/>
+        </w:rPr>
+        <w:t>What should the first version-5 request return, and what permits a later version-5 cache hit?. Return to this week and explain what you changed.</w:t>
+      </w:r>
+    </w:p>
+    <w:p>
+      <w:pPr>
+        <w:spacing w:line="336" w:lineRule="auto" w:after="180"/>
+      </w:pPr>
+      <w:r>
+        <w:rPr>
+          <w:b w:val="0"/>
+        </w:rPr>
+        <w:t xml:space="preserve">Review Untrusted </w:t>
+      </w:r>
+      <w:r>
+        <w:rPr>
+          <w:b/>
+        </w:rPr>
+        <w:t>input</w:t>
+      </w:r>
+      <w:r>
+        <w:rPr>
+          <w:b w:val="0"/>
+        </w:rPr>
+        <w:t xml:space="preserve"> boundaries (ai-6/18). Goal: Explain the </w:t>
+      </w:r>
+      <w:r>
+        <w:rPr>
+          <w:b/>
+        </w:rPr>
+        <w:t>mechanism</w:t>
+      </w:r>
+      <w:r>
+        <w:rPr>
+          <w:b w:val="0"/>
+        </w:rPr>
+        <w:t xml:space="preserve"> and terminology of untrusted </w:t>
+      </w:r>
+      <w:r>
+        <w:rPr>
+          <w:b/>
+        </w:rPr>
+        <w:t>input</w:t>
+      </w:r>
+      <w:r>
+        <w:rPr>
+          <w:b w:val="0"/>
+        </w:rPr>
+        <w:t xml:space="preserve"> boundaries. Short practice: Classify h3, H3, h30 and the trailing-space </w:t>
+      </w:r>
+      <w:r>
+        <w:rPr>
+          <w:b/>
+        </w:rPr>
+        <w:t>input</w:t>
+      </w:r>
+      <w:r>
+        <w:rPr>
+          <w:b w:val="0"/>
+        </w:rPr>
+        <w:t xml:space="preserve"> by the stated shape contract.</w:t>
+      </w:r>
+    </w:p>
+    <w:p>
+      <w:pPr>
+        <w:spacing w:line="336" w:lineRule="auto" w:after="180"/>
+      </w:pPr>
+      <w:r>
+        <w:rPr>
+          <w:b w:val="0"/>
+        </w:rPr>
+        <w:t>Does a valid z0 grant record access, and which separate gate still remains?. Return to this week and explain what you changed.</w:t>
+      </w:r>
+    </w:p>
+    <w:p>
+      <w:pPr>
+        <w:pStyle w:val="Heading3"/>
+      </w:pPr>
+      <w:r>
+        <w:t>Keep your completed work</w:t>
+      </w:r>
+    </w:p>
+    <w:p>
+      <w:pPr>
+        <w:spacing w:line="336" w:lineRule="auto" w:after="180"/>
+      </w:pPr>
+      <w:r>
+        <w:rPr>
+          <w:b w:val="0"/>
+        </w:rPr>
+        <w:t xml:space="preserve">Use Download completed work in the hosted lesson to export your answers, reflections, practice feedback and code-run </w:t>
+      </w:r>
+      <w:r>
+        <w:rPr>
+          <w:b/>
+        </w:rPr>
+        <w:t>evidence</w:t>
+      </w:r>
+      <w:r>
+        <w:rPr>
+          <w:b w:val="0"/>
+        </w:rPr>
+        <w:t>. Open the HTML copy to read or print it.</w:t>
+      </w:r>
+    </w:p>
+    <w:p>
+      <w:pPr>
+        <w:spacing w:line="336" w:lineRule="auto" w:after="180"/>
+      </w:pPr>
+      <w:r>
+        <w:rPr>
+          <w:b w:val="0"/>
+        </w:rPr>
+        <w:t>Drafts stay in this browser when storage is available; clear drafts on a shared device.</w:t>
+      </w:r>
+    </w:p>
+    <w:p>
+      <w:pPr>
+        <w:pStyle w:val="Heading3"/>
+      </w:pPr>
+      <w:r>
+        <w:t>What I repaired, the evidence I kept and the next test</w:t>
+      </w:r>
+    </w:p>
+    <w:p>
       <w:r>
         <w:t>________________________________________________________________</w:t>
+      </w:r>
+    </w:p>
+    <w:p>
+      <w:r>
+        <w:t>________________________________________________________________</w:t>
+      </w:r>
+    </w:p>
+    <w:p>
+      <w:r>
+        <w:t>________________________________________________________________</w:t>
+      </w:r>
+    </w:p>
+    <w:p>
+      <w:r>
+        <w:t>________________________________________________________________</w:t>
+      </w:r>
+    </w:p>
+    <w:p>
+      <w:r>
+        <w:t>________________________________________________________________</w:t>
+      </w:r>
+    </w:p>
+    <w:p>
+      <w:pPr>
+        <w:pStyle w:val="Heading1"/>
+      </w:pPr>
+      <w:r>
+        <w:t>15. Visual concept journey</w:t>
+      </w:r>
+    </w:p>
+    <w:p>
+      <w:r>
+        <w:t>Explain each Release and rollback picture from its labels, then record a relevant limit.</w:t>
+      </w:r>
+    </w:p>
+    <w:p>
+      <w:pPr>
+        <w:pStyle w:val="Heading3"/>
+      </w:pPr>
+      <w:r>
+        <w:t>01. Release and rollback: the case</w:t>
+      </w:r>
+    </w:p>
+    <w:p>
+      <w:r>
+        <w:drawing>
+          <wp:inline xmlns:a="http://schemas.openxmlformats.org/drawingml/2006/main" xmlns:pic="http://schemas.openxmlformats.org/drawingml/2006/picture">
+            <wp:extent cx="5486400" cy="2834640"/>
+            <wp:docPr id="2" name="Picture 2" descr="A higher score can still block release. Version B is proposed to replace A; every privacy gate is mandatory. Supplied facts: A passes 8/10 correctness cases. B passes 9/10 but fails one mandatory privacy check."/>
+            <wp:cNvGraphicFramePr>
+              <a:graphicFrameLocks noChangeAspect="1"/>
+            </wp:cNvGraphicFramePr>
+            <a:graphic>
+              <a:graphicData uri="http://schemas.openxmlformats.org/drawingml/2006/picture">
+                <pic:pic>
+                  <pic:nvPicPr>
+                    <pic:cNvPr id="0" name="academy-story-ai-6-24-01.png"/>
+                    <pic:cNvPicPr/>
+                  </pic:nvPicPr>
+                  <pic:blipFill>
+                    <a:blip r:embed="rId10"/>
+                    <a:stretch>
+                      <a:fillRect/>
+                    </a:stretch>
+                  </pic:blipFill>
+                  <pic:spPr>
+                    <a:xfrm>
+                      <a:off x="0" y="0"/>
+                      <a:ext cx="5486400" cy="2834640"/>
+                    </a:xfrm>
+                    <a:prstGeom prst="rect"/>
+                  </pic:spPr>
+                </pic:pic>
+              </a:graphicData>
+            </a:graphic>
+          </wp:inline>
+        </w:drawing>
+      </w:r>
+    </w:p>
+    <w:p>
+      <w:pPr>
+        <w:spacing w:line="336" w:lineRule="auto" w:after="180"/>
+      </w:pPr>
+      <w:r>
+        <w:rPr>
+          <w:b w:val="0"/>
+        </w:rPr>
+        <w:t>A higher score can still block release. Version B is proposed to replace A; every privacy gate is mandatory. Supplied facts: A passes 8/10 correctness cases. B passes 9/10 but fails one mandatory privacy check.</w:t>
+      </w:r>
+    </w:p>
+    <w:p>
+      <w:pPr>
+        <w:spacing w:line="336" w:lineRule="auto" w:after="180"/>
+        <w:shd w:fill="F5F1FB"/>
+      </w:pPr>
+      <w:r>
+        <w:rPr>
+          <w:b w:val="0"/>
+        </w:rPr>
+        <w:t>Point to the given fact that matters most. Explain why it matters.</w:t>
+      </w:r>
+    </w:p>
+    <w:p>
+      <w:pPr>
+        <w:pStyle w:val="Heading3"/>
+      </w:pPr>
+      <w:r>
+        <w:t>My picture explanation, deciding evidence and one limit</w:t>
+      </w:r>
+    </w:p>
+    <w:p>
+      <w:r>
+        <w:t>________________________________________________________________</w:t>
+      </w:r>
+    </w:p>
+    <w:p>
+      <w:r>
+        <w:t>________________________________________________________________</w:t>
+      </w:r>
+    </w:p>
+    <w:p>
+      <w:r>
+        <w:t>________________________________________________________________</w:t>
+      </w:r>
+    </w:p>
+    <w:p>
+      <w:r>
+        <w:t>________________________________________________________________</w:t>
+      </w:r>
+    </w:p>
+    <w:p>
+      <w:pPr>
+        <w:pStyle w:val="Heading3"/>
+      </w:pPr>
+      <w:r>
+        <w:t>02. Follow the deciding steps</w:t>
+      </w:r>
+    </w:p>
+    <w:p>
+      <w:r>
+        <w:drawing>
+          <wp:inline xmlns:a="http://schemas.openxmlformats.org/drawingml/2006/main" xmlns:pic="http://schemas.openxmlformats.org/drawingml/2006/picture">
+            <wp:extent cx="5486400" cy="3182112"/>
+            <wp:docPr id="3" name="Picture 3" descr="Compute quality: Correctness rises from 80% to 90% on these cases. → Apply privacy gate: The mandatory failure blocks B’s release. → Keep recovery ready: Retain the reviewed A version and documented rollback procedure."/>
+            <wp:cNvGraphicFramePr>
+              <a:graphicFrameLocks noChangeAspect="1"/>
+            </wp:cNvGraphicFramePr>
+            <a:graphic>
+              <a:graphicData uri="http://schemas.openxmlformats.org/drawingml/2006/picture">
+                <pic:pic>
+                  <pic:nvPicPr>
+                    <pic:cNvPr id="0" name="academy-story-ai-6-24-02.png"/>
+                    <pic:cNvPicPr/>
+                  </pic:nvPicPr>
+                  <pic:blipFill>
+                    <a:blip r:embed="rId11"/>
+                    <a:stretch>
+                      <a:fillRect/>
+                    </a:stretch>
+                  </pic:blipFill>
+                  <pic:spPr>
+                    <a:xfrm>
+                      <a:off x="0" y="0"/>
+                      <a:ext cx="5486400" cy="3182112"/>
+                    </a:xfrm>
+                    <a:prstGeom prst="rect"/>
+                  </pic:spPr>
+                </pic:pic>
+              </a:graphicData>
+            </a:graphic>
+          </wp:inline>
+        </w:drawing>
+      </w:r>
+    </w:p>
+    <w:p>
+      <w:pPr>
+        <w:spacing w:line="336" w:lineRule="auto" w:after="180"/>
+      </w:pPr>
+      <w:r>
+        <w:rPr>
+          <w:b w:val="0"/>
+        </w:rPr>
+        <w:t xml:space="preserve">Compute quality: Correctness rises from </w:t>
+      </w:r>
+      <w:r>
+        <w:rPr>
+          <w:b/>
+        </w:rPr>
+        <w:t>80%</w:t>
+      </w:r>
+      <w:r>
+        <w:rPr>
+          <w:b w:val="0"/>
+        </w:rPr>
+        <w:t xml:space="preserve"> to 90% on these cases. → Apply privacy gate: The mandatory failure blocks B’s release. → Keep recovery ready: Retain the reviewed A version and documented </w:t>
+      </w:r>
+      <w:r>
+        <w:rPr>
+          <w:b/>
+        </w:rPr>
+        <w:t>rollback</w:t>
+      </w:r>
+      <w:r>
+        <w:rPr>
+          <w:b w:val="0"/>
+        </w:rPr>
+        <w:t xml:space="preserve"> procedure.</w:t>
+      </w:r>
+    </w:p>
+    <w:p>
+      <w:pPr>
+        <w:spacing w:line="336" w:lineRule="auto" w:after="180"/>
+        <w:shd w:fill="F5F1FB"/>
+      </w:pPr>
+      <w:r>
+        <w:rPr>
+          <w:b w:val="0"/>
+        </w:rPr>
+        <w:t xml:space="preserve">Point to each numbered stage and explain which recorded </w:t>
+      </w:r>
+      <w:r>
+        <w:rPr>
+          <w:b/>
+        </w:rPr>
+        <w:t>input</w:t>
+      </w:r>
+      <w:r>
+        <w:rPr>
+          <w:b w:val="0"/>
+        </w:rPr>
+        <w:t xml:space="preserve"> it uses.</w:t>
+      </w:r>
+    </w:p>
+    <w:p>
+      <w:pPr>
+        <w:pStyle w:val="Heading3"/>
+      </w:pPr>
+      <w:r>
+        <w:t>My picture explanation, deciding evidence and one limit</w:t>
+      </w:r>
+    </w:p>
+    <w:p>
+      <w:r>
+        <w:t>________________________________________________________________</w:t>
+      </w:r>
+    </w:p>
+    <w:p>
+      <w:r>
+        <w:t>________________________________________________________________</w:t>
+      </w:r>
+    </w:p>
+    <w:p>
+      <w:r>
+        <w:t>________________________________________________________________</w:t>
+      </w:r>
+    </w:p>
+    <w:p>
+      <w:r>
+        <w:t>________________________________________________________________</w:t>
+      </w:r>
+    </w:p>
+    <w:p>
+      <w:pPr>
+        <w:pStyle w:val="Heading3"/>
+      </w:pPr>
+      <w:r>
+        <w:t>03. Release and rollback — evidence trace</w:t>
+      </w:r>
+    </w:p>
+    <w:p>
+      <w:r>
+        <w:drawing>
+          <wp:inline xmlns:a="http://schemas.openxmlformats.org/drawingml/2006/main" xmlns:pic="http://schemas.openxmlformats.org/drawingml/2006/picture">
+            <wp:extent cx="5486400" cy="2843784"/>
+            <wp:docPr id="4" name="Picture 4" descr="Release and rollback — evidence trace. After deployment v2 creates schema2 records; operator proposes rollback code alone to v1. | Version v2 writes schema2. Version v1 reads only schema1. A rollback to v1 after v2 writes data cannot safely proceed without migration or a compatible reader. | Code-only rollback is incompatible with stored schema2. Use the tested recovery plan or compatible migration; preserve data and failure evidence."/>
+            <wp:cNvGraphicFramePr>
+              <a:graphicFrameLocks noChangeAspect="1"/>
+            </wp:cNvGraphicFramePr>
+            <a:graphic>
+              <a:graphicData uri="http://schemas.openxmlformats.org/drawingml/2006/picture">
+                <pic:pic>
+                  <pic:nvPicPr>
+                    <pic:cNvPr id="0" name="academy-story-ai-6-24-03.png"/>
+                    <pic:cNvPicPr/>
+                  </pic:nvPicPr>
+                  <pic:blipFill>
+                    <a:blip r:embed="rId12"/>
+                    <a:stretch>
+                      <a:fillRect/>
+                    </a:stretch>
+                  </pic:blipFill>
+                  <pic:spPr>
+                    <a:xfrm>
+                      <a:off x="0" y="0"/>
+                      <a:ext cx="5486400" cy="2843784"/>
+                    </a:xfrm>
+                    <a:prstGeom prst="rect"/>
+                  </pic:spPr>
+                </pic:pic>
+              </a:graphicData>
+            </a:graphic>
+          </wp:inline>
+        </w:drawing>
+      </w:r>
+    </w:p>
+    <w:p>
+      <w:pPr>
+        <w:spacing w:line="336" w:lineRule="auto" w:after="180"/>
+      </w:pPr>
+      <w:r>
+        <w:rPr>
+          <w:b w:val="0"/>
+        </w:rPr>
+        <w:t xml:space="preserve">Release and </w:t>
+      </w:r>
+      <w:r>
+        <w:rPr>
+          <w:b/>
+        </w:rPr>
+        <w:t>rollback</w:t>
+      </w:r>
+      <w:r>
+        <w:rPr>
+          <w:b w:val="0"/>
+        </w:rPr>
+        <w:t xml:space="preserve"> — </w:t>
+      </w:r>
+      <w:r>
+        <w:rPr>
+          <w:b/>
+        </w:rPr>
+        <w:t>evidence</w:t>
+      </w:r>
+      <w:r>
+        <w:rPr>
+          <w:b w:val="0"/>
+        </w:rPr>
+        <w:t xml:space="preserve"> trace. After deployment v2 creates schema2 records; operator proposes </w:t>
+      </w:r>
+      <w:r>
+        <w:rPr>
+          <w:b/>
+        </w:rPr>
+        <w:t>rollback</w:t>
+      </w:r>
+      <w:r>
+        <w:rPr>
+          <w:b w:val="0"/>
+        </w:rPr>
+        <w:t xml:space="preserve"> code alone to v1. | Version v2 writes schema2. Version v1 reads only schema1.</w:t>
+      </w:r>
+    </w:p>
+    <w:p>
+      <w:pPr>
+        <w:spacing w:line="336" w:lineRule="auto" w:after="180"/>
+      </w:pPr>
+      <w:r>
+        <w:rPr>
+          <w:b w:val="0"/>
+        </w:rPr>
+        <w:t xml:space="preserve">A </w:t>
+      </w:r>
+      <w:r>
+        <w:rPr>
+          <w:b/>
+        </w:rPr>
+        <w:t>rollback</w:t>
+      </w:r>
+      <w:r>
+        <w:rPr>
+          <w:b w:val="0"/>
+        </w:rPr>
+        <w:t xml:space="preserve"> to v1 after v2 writes data cannot safely proceed without migration or a compatible reader. | Code-only </w:t>
+      </w:r>
+      <w:r>
+        <w:rPr>
+          <w:b/>
+        </w:rPr>
+        <w:t>rollback</w:t>
+      </w:r>
+      <w:r>
+        <w:rPr>
+          <w:b w:val="0"/>
+        </w:rPr>
+        <w:t xml:space="preserve"> is incompatible with stored schema2.</w:t>
+      </w:r>
+    </w:p>
+    <w:p>
+      <w:pPr>
+        <w:spacing w:line="336" w:lineRule="auto" w:after="180"/>
+      </w:pPr>
+      <w:r>
+        <w:rPr>
+          <w:b w:val="0"/>
+        </w:rPr>
+        <w:t xml:space="preserve">Use the tested recovery plan or compatible migration; preserve data and failure </w:t>
+      </w:r>
+      <w:r>
+        <w:rPr>
+          <w:b/>
+        </w:rPr>
+        <w:t>evidence</w:t>
+      </w:r>
+      <w:r>
+        <w:rPr>
+          <w:b w:val="0"/>
+        </w:rPr>
+        <w:t>.</w:t>
+      </w:r>
+    </w:p>
+    <w:p>
+      <w:pPr>
+        <w:spacing w:line="336" w:lineRule="auto" w:after="180"/>
+        <w:shd w:fill="F5F1FB"/>
+      </w:pPr>
+      <w:r>
+        <w:rPr>
+          <w:b w:val="0"/>
+        </w:rPr>
+        <w:t>Read the labels and values. Explain the relationship the model shows.</w:t>
+      </w:r>
+    </w:p>
+    <w:p>
+      <w:pPr>
+        <w:pStyle w:val="Heading3"/>
+      </w:pPr>
+      <w:r>
+        <w:t>My picture explanation, deciding evidence and one limit</w:t>
+      </w:r>
+    </w:p>
+    <w:p>
+      <w:r>
+        <w:t>________________________________________________________________</w:t>
+      </w:r>
+    </w:p>
+    <w:p>
+      <w:r>
+        <w:t>________________________________________________________________</w:t>
+      </w:r>
+    </w:p>
+    <w:p>
+      <w:r>
+        <w:t>________________________________________________________________</w:t>
+      </w:r>
+    </w:p>
+    <w:p>
+      <w:r>
+        <w:t>________________________________________________________________</w:t>
+      </w:r>
+    </w:p>
+    <w:p>
+      <w:pPr>
+        <w:pStyle w:val="Heading3"/>
+      </w:pPr>
+      <w:r>
+        <w:t>04. Change one thing. Trace what follows.</w:t>
+      </w:r>
+    </w:p>
+    <w:p>
+      <w:r>
+        <w:drawing>
+          <wp:inline xmlns:a="http://schemas.openxmlformats.org/drawingml/2006/main" xmlns:pic="http://schemas.openxmlformats.org/drawingml/2006/picture">
+            <wp:extent cx="5486400" cy="3026664"/>
+            <wp:docPr id="5" name="Picture 5" descr="Original case: Retain the reviewed A version and documented rollback procedure. Changed condition: Repair B and pass privacy on a fresh reserved case. Expected result: B may enter the remaining gates; one repair does not approve everything. Reason: All required release conditions still apply."/>
+            <wp:cNvGraphicFramePr>
+              <a:graphicFrameLocks noChangeAspect="1"/>
+            </wp:cNvGraphicFramePr>
+            <a:graphic>
+              <a:graphicData uri="http://schemas.openxmlformats.org/drawingml/2006/picture">
+                <pic:pic>
+                  <pic:nvPicPr>
+                    <pic:cNvPr id="0" name="academy-story-ai-6-24-04.png"/>
+                    <pic:cNvPicPr/>
+                  </pic:nvPicPr>
+                  <pic:blipFill>
+                    <a:blip r:embed="rId13"/>
+                    <a:stretch>
+                      <a:fillRect/>
+                    </a:stretch>
+                  </pic:blipFill>
+                  <pic:spPr>
+                    <a:xfrm>
+                      <a:off x="0" y="0"/>
+                      <a:ext cx="5486400" cy="3026664"/>
+                    </a:xfrm>
+                    <a:prstGeom prst="rect"/>
+                  </pic:spPr>
+                </pic:pic>
+              </a:graphicData>
+            </a:graphic>
+          </wp:inline>
+        </w:drawing>
+      </w:r>
+    </w:p>
+    <w:p>
+      <w:pPr>
+        <w:spacing w:line="336" w:lineRule="auto" w:after="180"/>
+      </w:pPr>
+      <w:r>
+        <w:rPr>
+          <w:b w:val="0"/>
+        </w:rPr>
+        <w:t xml:space="preserve">Original case: Retain the reviewed A version and documented </w:t>
+      </w:r>
+      <w:r>
+        <w:rPr>
+          <w:b/>
+        </w:rPr>
+        <w:t>rollback</w:t>
+      </w:r>
+      <w:r>
+        <w:rPr>
+          <w:b w:val="0"/>
+        </w:rPr>
+        <w:t xml:space="preserve"> procedure. Changed condition: Repair B and pass privacy on a fresh reserved case.</w:t>
+      </w:r>
+    </w:p>
+    <w:p>
+      <w:pPr>
+        <w:spacing w:line="336" w:lineRule="auto" w:after="180"/>
+      </w:pPr>
+      <w:r>
+        <w:rPr>
+          <w:b w:val="0"/>
+        </w:rPr>
+        <w:t>Expected result: B may enter the remaining gates; one repair does not approve everything. Reason: All required release conditions still apply.</w:t>
+      </w:r>
+    </w:p>
+    <w:p>
+      <w:pPr>
+        <w:spacing w:line="336" w:lineRule="auto" w:after="180"/>
+        <w:shd w:fill="F5F1FB"/>
+      </w:pPr>
+      <w:r>
+        <w:rPr>
+          <w:b w:val="0"/>
+        </w:rPr>
+        <w:t>Predict before checking the worked changed-case result. Name what changed and what the supplied facts allow you to conclude.</w:t>
+      </w:r>
+    </w:p>
+    <w:p>
+      <w:pPr>
+        <w:pStyle w:val="Heading3"/>
+      </w:pPr>
+      <w:r>
+        <w:t>My picture explanation, deciding evidence and one limit</w:t>
+      </w:r>
+    </w:p>
+    <w:p>
+      <w:r>
+        <w:t>________________________________________________________________</w:t>
+      </w:r>
+    </w:p>
+    <w:p>
+      <w:r>
+        <w:t>________________________________________________________________</w:t>
+      </w:r>
+    </w:p>
+    <w:p>
+      <w:r>
+        <w:t>________________________________________________________________</w:t>
+      </w:r>
+    </w:p>
+    <w:p>
+      <w:r>
+        <w:t>________________________________________________________________</w:t>
+      </w:r>
+    </w:p>
+    <w:p>
+      <w:pPr>
+        <w:pStyle w:val="Heading3"/>
+      </w:pPr>
+      <w:r>
+        <w:t>05. Connect the explanation to its limit</w:t>
+      </w:r>
+    </w:p>
+    <w:p>
+      <w:r>
+        <w:drawing>
+          <wp:inline xmlns:a="http://schemas.openxmlformats.org/drawingml/2006/main" xmlns:pic="http://schemas.openxmlformats.org/drawingml/2006/picture">
+            <wp:extent cx="5486400" cy="2834640"/>
+            <wp:docPr id="6" name="Picture 6" descr="Release criteria combine benefits and mandatory conditions. Rollback requires known versions and compatible data, not an informal promise. Limit: Rolling back code may not reverse earlier external effects or incompatible data changes."/>
+            <wp:cNvGraphicFramePr>
+              <a:graphicFrameLocks noChangeAspect="1"/>
+            </wp:cNvGraphicFramePr>
+            <a:graphic>
+              <a:graphicData uri="http://schemas.openxmlformats.org/drawingml/2006/picture">
+                <pic:pic>
+                  <pic:nvPicPr>
+                    <pic:cNvPr id="0" name="academy-story-ai-6-24-05.png"/>
+                    <pic:cNvPicPr/>
+                  </pic:nvPicPr>
+                  <pic:blipFill>
+                    <a:blip r:embed="rId14"/>
+                    <a:stretch>
+                      <a:fillRect/>
+                    </a:stretch>
+                  </pic:blipFill>
+                  <pic:spPr>
+                    <a:xfrm>
+                      <a:off x="0" y="0"/>
+                      <a:ext cx="5486400" cy="2834640"/>
+                    </a:xfrm>
+                    <a:prstGeom prst="rect"/>
+                  </pic:spPr>
+                </pic:pic>
+              </a:graphicData>
+            </a:graphic>
+          </wp:inline>
+        </w:drawing>
+      </w:r>
+    </w:p>
+    <w:p>
+      <w:pPr>
+        <w:spacing w:line="336" w:lineRule="auto" w:after="180"/>
+      </w:pPr>
+      <w:r>
+        <w:rPr>
+          <w:b w:val="0"/>
+        </w:rPr>
+        <w:t xml:space="preserve">Release criteria combine benefits and mandatory conditions. </w:t>
+      </w:r>
+      <w:r>
+        <w:rPr>
+          <w:b/>
+        </w:rPr>
+        <w:t>Rollback</w:t>
+      </w:r>
+      <w:r>
+        <w:rPr>
+          <w:b w:val="0"/>
+        </w:rPr>
+        <w:t xml:space="preserve"> requires known versions and compatible data, not an informal promise.</w:t>
+      </w:r>
+    </w:p>
+    <w:p>
+      <w:pPr>
+        <w:spacing w:line="336" w:lineRule="auto" w:after="180"/>
+      </w:pPr>
+      <w:r>
+        <w:rPr>
+          <w:b w:val="0"/>
+        </w:rPr>
+        <w:t>Limit: Rolling back code may not reverse earlier external effects or incompatible data changes.</w:t>
+      </w:r>
+    </w:p>
+    <w:p>
+      <w:pPr>
+        <w:spacing w:line="336" w:lineRule="auto" w:after="180"/>
+        <w:shd w:fill="F5F1FB"/>
+      </w:pPr>
+      <w:r>
+        <w:rPr>
+          <w:b w:val="0"/>
+        </w:rPr>
+        <w:t>Explain the case, then point to a limit on the claim.</w:t>
+      </w:r>
+    </w:p>
+    <w:p>
+      <w:pPr>
+        <w:pStyle w:val="Heading3"/>
+      </w:pPr>
+      <w:r>
+        <w:t>My picture explanation, deciding evidence and one limit</w:t>
+      </w:r>
+    </w:p>
+    <w:p>
+      <w:r>
+        <w:t>________________________________________________________________</w:t>
+      </w:r>
+    </w:p>
+    <w:p>
+      <w:r>
+        <w:t>________________________________________________________________</w:t>
+      </w:r>
+    </w:p>
+    <w:p>
+      <w:r>
+        <w:t>________________________________________________________________</w:t>
+      </w:r>
+    </w:p>
+    <w:p>
+      <w:r>
+        <w:t>________________________________________________________________</w:t>
+      </w:r>
+    </w:p>
+    <w:p>
+      <w:pPr>
+        <w:pStyle w:val="Heading3"/>
+      </w:pPr>
+      <w:r>
+        <w:t>06. Make the idea visible in your project</w:t>
+      </w:r>
+    </w:p>
+    <w:p>
+      <w:r>
+        <w:drawing>
+          <wp:inline xmlns:a="http://schemas.openxmlformats.org/drawingml/2006/main" xmlns:pic="http://schemas.openxmlformats.org/drawingml/2006/picture">
+            <wp:extent cx="5486400" cy="3529584"/>
+            <wp:docPr id="7" name="Picture 7" descr="For the Grounded Learning Service, retain an annotated trace and the changed-case result. Name the contract or evidence that makes the deciding step valid, so another team can review it. Draw your input, deciding step, result and limit. Supported question: Compute A’s and B’s correctness percentages. Why is B still blocked, and does passing a fresh privacy check automatically satisfy every release gate?"/>
+            <wp:cNvGraphicFramePr>
+              <a:graphicFrameLocks noChangeAspect="1"/>
+            </wp:cNvGraphicFramePr>
+            <a:graphic>
+              <a:graphicData uri="http://schemas.openxmlformats.org/drawingml/2006/picture">
+                <pic:pic>
+                  <pic:nvPicPr>
+                    <pic:cNvPr id="0" name="academy-story-ai-6-24-06.png"/>
+                    <pic:cNvPicPr/>
+                  </pic:nvPicPr>
+                  <pic:blipFill>
+                    <a:blip r:embed="rId15"/>
+                    <a:stretch>
+                      <a:fillRect/>
+                    </a:stretch>
+                  </pic:blipFill>
+                  <pic:spPr>
+                    <a:xfrm>
+                      <a:off x="0" y="0"/>
+                      <a:ext cx="5486400" cy="3529584"/>
+                    </a:xfrm>
+                    <a:prstGeom prst="rect"/>
+                  </pic:spPr>
+                </pic:pic>
+              </a:graphicData>
+            </a:graphic>
+          </wp:inline>
+        </w:drawing>
+      </w:r>
+    </w:p>
+    <w:p>
+      <w:pPr>
+        <w:spacing w:line="336" w:lineRule="auto" w:after="180"/>
+      </w:pPr>
+      <w:r>
+        <w:rPr>
+          <w:b w:val="0"/>
+        </w:rPr>
+        <w:t xml:space="preserve">For the Grounded Learning Service, retain an annotated trace and the changed-case result. Name the contract or </w:t>
+      </w:r>
+      <w:r>
+        <w:rPr>
+          <w:b/>
+        </w:rPr>
+        <w:t>evidence</w:t>
+      </w:r>
+      <w:r>
+        <w:rPr>
+          <w:b w:val="0"/>
+        </w:rPr>
+        <w:t xml:space="preserve"> that makes the deciding step valid, so another team can review it.</w:t>
+      </w:r>
+    </w:p>
+    <w:p>
+      <w:pPr>
+        <w:spacing w:line="336" w:lineRule="auto" w:after="180"/>
+      </w:pPr>
+      <w:r>
+        <w:rPr>
+          <w:b w:val="0"/>
+        </w:rPr>
+        <w:t xml:space="preserve">Draw your </w:t>
+      </w:r>
+      <w:r>
+        <w:rPr>
+          <w:b/>
+        </w:rPr>
+        <w:t>input</w:t>
+      </w:r>
+      <w:r>
+        <w:rPr>
+          <w:b w:val="0"/>
+        </w:rPr>
+        <w:t>, deciding step, result and limit. Supported question: Compute A’s and B’s correctness percentages. Why is B still blocked, and does passing a fresh privacy check automatically satisfy every release gate?</w:t>
+      </w:r>
+    </w:p>
+    <w:p>
+      <w:pPr>
+        <w:spacing w:line="336" w:lineRule="auto" w:after="180"/>
+        <w:shd w:fill="F5F1FB"/>
+      </w:pPr>
+      <w:r>
+        <w:rPr>
+          <w:b w:val="0"/>
+        </w:rPr>
+        <w:t xml:space="preserve">Draw your project trace and justify the deciding step using </w:t>
+      </w:r>
+      <w:r>
+        <w:rPr>
+          <w:b/>
+        </w:rPr>
+        <w:t>evidence</w:t>
+      </w:r>
+      <w:r>
+        <w:rPr>
+          <w:b w:val="0"/>
+        </w:rPr>
+        <w:t>.</w:t>
+      </w:r>
+    </w:p>
+    <w:p>
+      <w:pPr>
+        <w:pStyle w:val="Heading3"/>
+      </w:pPr>
+      <w:r>
+        <w:t>My picture explanation, deciding evidence and one limit</w:t>
       </w:r>
     </w:p>
     <w:p>

--- a/downloads/workbook/ai-6-week-24.docx
+++ b/downloads/workbook/ai-6-week-24.docx
@@ -180,6 +180,96 @@
     <w:p>
       <w:r>
         <w:t>________________________________________________________________</w:t>
+      </w:r>
+    </w:p>
+    <w:p>
+      <w:pPr>
+        <w:pStyle w:val="Heading3"/>
+      </w:pPr>
+      <w:r>
+        <w:t>Lesson reference for workbook practice</w:t>
+      </w:r>
+    </w:p>
+    <w:p>
+      <w:pPr>
+        <w:spacing w:line="336" w:lineRule="auto" w:after="180"/>
+        <w:shd w:fill="F1F6F8"/>
+      </w:pPr>
+      <w:r>
+        <w:rPr>
+          <w:b w:val="0"/>
+        </w:rPr>
+        <w:t>Use this reference for the original W1–W3 and W5 exercises. The separately named independent case supplies its own changed facts; use those facts for that attempt before feedback.</w:t>
+      </w:r>
+    </w:p>
+    <w:p>
+      <w:pPr>
+        <w:spacing w:line="336" w:lineRule="auto" w:after="180"/>
+      </w:pPr>
+      <w:r>
+        <w:rPr>
+          <w:b w:val="0"/>
+        </w:rPr>
+        <w:t xml:space="preserve">Release records bind code, configuration, data schema and evaluation </w:t>
+      </w:r>
+      <w:r>
+        <w:rPr>
+          <w:b/>
+        </w:rPr>
+        <w:t>evidence</w:t>
+      </w:r>
+      <w:r>
+        <w:rPr>
+          <w:b w:val="0"/>
+        </w:rPr>
+        <w:t xml:space="preserve">. </w:t>
+      </w:r>
+      <w:r>
+        <w:rPr>
+          <w:b/>
+        </w:rPr>
+        <w:t>Rollback</w:t>
+      </w:r>
+      <w:r>
+        <w:rPr>
+          <w:b w:val="0"/>
+        </w:rPr>
+        <w:t xml:space="preserve"> requires </w:t>
+      </w:r>
+      <w:r>
+        <w:rPr>
+          <w:b/>
+        </w:rPr>
+        <w:t>compatibility</w:t>
+      </w:r>
+      <w:r>
+        <w:rPr>
+          <w:b w:val="0"/>
+        </w:rPr>
+        <w:t xml:space="preserve"> with the current stored data.</w:t>
+      </w:r>
+    </w:p>
+    <w:p>
+      <w:pPr>
+        <w:spacing w:line="336" w:lineRule="auto" w:after="180"/>
+      </w:pPr>
+      <w:r>
+        <w:rPr>
+          <w:b w:val="0"/>
+        </w:rPr>
+        <w:t xml:space="preserve">Version v2 writes schema 2. Version v1 reads only schema 1. A </w:t>
+      </w:r>
+      <w:r>
+        <w:rPr>
+          <w:b/>
+        </w:rPr>
+        <w:t>rollback</w:t>
+      </w:r>
+      <w:r>
+        <w:rPr>
+          <w:b w:val="0"/>
+        </w:rPr>
+        <w:t xml:space="preserve"> to v1 after v2 writes data cannot safely proceed without migration or a compatible reader.</w:t>
       </w:r>
     </w:p>
     <w:p>
@@ -614,7 +704,7 @@
         <w:rPr>
           <w:b w:val="0"/>
         </w:rPr>
-        <w:t xml:space="preserve">After deployment v2 creates schema2 records; operator proposes </w:t>
+        <w:t xml:space="preserve">After deployment v2 creates schema 2 records; operator proposes </w:t>
       </w:r>
       <w:r>
         <w:rPr>
@@ -2048,7 +2138,7 @@
         <w:rPr>
           <w:b w:val="0"/>
         </w:rPr>
-        <w:t>What should the first version-5 request return, and what permits a later version-5 cache hit?. Return to this week and explain what you changed.</w:t>
+        <w:t>What should the first version -5 request return, and what permits a later version -5 cache hit?. Return to this week and explain what you changed.</w:t>
       </w:r>
     </w:p>
     <w:p>
@@ -2448,7 +2538,7 @@
         <w:drawing>
           <wp:inline xmlns:a="http://schemas.openxmlformats.org/drawingml/2006/main" xmlns:pic="http://schemas.openxmlformats.org/drawingml/2006/picture">
             <wp:extent cx="5486400" cy="2843784"/>
-            <wp:docPr id="4" name="Picture 4" descr="Release and rollback — evidence trace. After deployment v2 creates schema2 records; operator proposes rollback code alone to v1. | Version v2 writes schema2. Version v1 reads only schema1. A rollback to v1 after v2 writes data cannot safely proceed without migration or a compatible reader. | Code-only rollback is incompatible with stored schema2. Use the tested recovery plan or compatible migration; preserve data and failure evidence."/>
+            <wp:docPr id="4" name="Picture 4" descr="Release and rollback — evidence trace. After deployment v2 creates schema 2 records; operator proposes rollback code alone to v1. | Version v2 writes schema 2. Version v1 reads only schema 1. A rollback to v1 after v2 writes data cannot safely proceed without migration or a compatible reader. | Code-only rollback is incompatible with stored schema 2. Use the tested recovery plan or compatible migration; preserve data and failure evidence."/>
             <wp:cNvGraphicFramePr>
               <a:graphicFrameLocks noChangeAspect="1"/>
             </wp:cNvGraphicFramePr>
@@ -2511,7 +2601,7 @@
         <w:rPr>
           <w:b w:val="0"/>
         </w:rPr>
-        <w:t xml:space="preserve"> trace. After deployment v2 creates schema2 records; operator proposes </w:t>
+        <w:t xml:space="preserve"> trace. After deployment v2 creates schema 2 records; operator proposes </w:t>
       </w:r>
       <w:r>
         <w:rPr>
@@ -2523,7 +2613,7 @@
         <w:rPr>
           <w:b w:val="0"/>
         </w:rPr>
-        <w:t xml:space="preserve"> code alone to v1. | Version v2 writes schema2. Version v1 reads only schema1.</w:t>
+        <w:t xml:space="preserve"> code alone to v1. | Version v2 writes schema 2. Version v1 reads only schema 1.</w:t>
       </w:r>
     </w:p>
     <w:p>
@@ -2558,7 +2648,7 @@
         <w:rPr>
           <w:b w:val="0"/>
         </w:rPr>
-        <w:t xml:space="preserve"> is incompatible with stored schema2.</w:t>
+        <w:t xml:space="preserve"> is incompatible with stored schema 2.</w:t>
       </w:r>
     </w:p>
     <w:p>

--- a/downloads/workbook/ai-6-week-24.docx
+++ b/downloads/workbook/ai-6-week-24.docx
@@ -25,22 +25,45 @@
         <w:pStyle w:val="Heading1"/>
       </w:pPr>
       <w:r>
-        <w:t>01. Recall and choose your starting point</w:t>
-      </w:r>
-    </w:p>
-    <w:p>
-      <w:r>
-        <w:t>Record your starting explanation for Release and rollback before opening notes. Show any later correction separately.</w:t>
-      </w:r>
-    </w:p>
-    <w:p>
-      <w:pPr>
-        <w:spacing w:line="336" w:lineRule="auto" w:after="180"/>
-      </w:pPr>
-      <w:r>
-        <w:rPr>
-          <w:b w:val="0"/>
-        </w:rPr>
+        <w:t>One complete release-dependency and gate record.</w:t>
+      </w:r>
+    </w:p>
+    <w:p>
+      <w:r>
+        <w:t>Keep versions, current data compatibility, required gates, failed evidence and reviewed recovery conditions together.</w:t>
+      </w:r>
+    </w:p>
+    <w:p>
+      <w:r>
+        <w:t>Recall → W1–W3/W5 → independent prompt/corpus case → release manifest → delayed return.</w:t>
+      </w:r>
+    </w:p>
+    <w:p>
+      <w:pPr>
+        <w:pStyle w:val="Heading1"/>
+      </w:pPr>
+      <w:r>
+        <w:t>01. Recall · Retrieve before notes</w:t>
+      </w:r>
+    </w:p>
+    <w:p>
+      <w:r>
+        <w:t>Keep this task’s inputs,rule and response together.</w:t>
+      </w:r>
+    </w:p>
+    <w:p>
+      <w:pPr>
+        <w:pStyle w:val="Heading2"/>
+      </w:pPr>
+      <w:r>
+        <w:t>Complete task and evidence</w:t>
+      </w:r>
+    </w:p>
+    <w:p>
+      <w:pPr>
+        <w:pStyle w:val="ListBullet"/>
+      </w:pPr>
+      <w:r>
         <w:t>Try the recall before opening notes. Then use a different colour or a labelled second line to correct your explanation.</w:t>
       </w:r>
     </w:p>
@@ -54,12 +77,9 @@
     </w:p>
     <w:p>
       <w:pPr>
-        <w:spacing w:line="336" w:lineRule="auto" w:after="180"/>
-      </w:pPr>
-      <w:r>
-        <w:rPr>
-          <w:b w:val="0"/>
-        </w:rPr>
+        <w:pStyle w:val="ListBullet"/>
+      </w:pPr>
+      <w:r>
         <w:t>Without opening the old lesson, explain one key idea from Deployment environments. Give an example and a mistake that the idea helps you avoid.</w:t>
       </w:r>
     </w:p>
@@ -96,12 +116,9 @@
     </w:p>
     <w:p>
       <w:pPr>
-        <w:spacing w:line="336" w:lineRule="auto" w:after="180"/>
-      </w:pPr>
-      <w:r>
-        <w:rPr>
-          <w:b w:val="0"/>
-        </w:rPr>
+        <w:pStyle w:val="ListBullet"/>
+      </w:pPr>
+      <w:r>
         <w:t>Without opening the old lesson, explain one key idea from Caching and stale information. Give an example and a mistake that the idea helps you avoid.</w:t>
       </w:r>
     </w:p>
@@ -138,25 +155,10 @@
     </w:p>
     <w:p>
       <w:pPr>
-        <w:spacing w:line="336" w:lineRule="auto" w:after="180"/>
-      </w:pPr>
-      <w:r>
-        <w:rPr>
-          <w:b w:val="0"/>
-        </w:rPr>
-        <w:t xml:space="preserve">Without opening the old lesson, explain one key idea from Untrusted </w:t>
-      </w:r>
-      <w:r>
-        <w:rPr>
-          <w:b/>
-        </w:rPr>
-        <w:t>input</w:t>
-      </w:r>
-      <w:r>
-        <w:rPr>
-          <w:b w:val="0"/>
-        </w:rPr>
-        <w:t xml:space="preserve"> boundaries. Give an example and a mistake that the idea helps you avoid.</w:t>
+        <w:pStyle w:val="ListBullet"/>
+      </w:pPr>
+      <w:r>
+        <w:t>Without opening the old lesson, explain one key idea from Untrusted input boundaries. Give an example and a mistake that the idea helps you avoid.</w:t>
       </w:r>
     </w:p>
     <w:p>
@@ -192,84 +194,26 @@
     </w:p>
     <w:p>
       <w:pPr>
-        <w:spacing w:line="336" w:lineRule="auto" w:after="180"/>
-        <w:shd w:fill="F1F6F8"/>
-      </w:pPr>
-      <w:r>
-        <w:rPr>
-          <w:b w:val="0"/>
-        </w:rPr>
+        <w:pStyle w:val="ListBullet"/>
+      </w:pPr>
+      <w:r>
         <w:t>Use this reference for the original W1–W3 and W5 exercises. The separately named independent case supplies its own changed facts; use those facts for that attempt before feedback.</w:t>
       </w:r>
     </w:p>
     <w:p>
       <w:pPr>
-        <w:spacing w:line="336" w:lineRule="auto" w:after="180"/>
-      </w:pPr>
-      <w:r>
-        <w:rPr>
-          <w:b w:val="0"/>
-        </w:rPr>
-        <w:t xml:space="preserve">Release records bind code, configuration, data schema and evaluation </w:t>
-      </w:r>
-      <w:r>
-        <w:rPr>
-          <w:b/>
-        </w:rPr>
-        <w:t>evidence</w:t>
-      </w:r>
-      <w:r>
-        <w:rPr>
-          <w:b w:val="0"/>
-        </w:rPr>
-        <w:t xml:space="preserve">. </w:t>
-      </w:r>
-      <w:r>
-        <w:rPr>
-          <w:b/>
-        </w:rPr>
-        <w:t>Rollback</w:t>
-      </w:r>
-      <w:r>
-        <w:rPr>
-          <w:b w:val="0"/>
-        </w:rPr>
-        <w:t xml:space="preserve"> requires </w:t>
-      </w:r>
-      <w:r>
-        <w:rPr>
-          <w:b/>
-        </w:rPr>
-        <w:t>compatibility</w:t>
-      </w:r>
-      <w:r>
-        <w:rPr>
-          <w:b w:val="0"/>
-        </w:rPr>
-        <w:t xml:space="preserve"> with the current stored data.</w:t>
-      </w:r>
-    </w:p>
-    <w:p>
-      <w:pPr>
-        <w:spacing w:line="336" w:lineRule="auto" w:after="180"/>
-      </w:pPr>
-      <w:r>
-        <w:rPr>
-          <w:b w:val="0"/>
-        </w:rPr>
-        <w:t xml:space="preserve">Version v2 writes schema 2. Version v1 reads only schema 1. A </w:t>
-      </w:r>
-      <w:r>
-        <w:rPr>
-          <w:b/>
-        </w:rPr>
-        <w:t>rollback</w:t>
-      </w:r>
-      <w:r>
-        <w:rPr>
-          <w:b w:val="0"/>
-        </w:rPr>
-        <w:t xml:space="preserve"> to v1 after v2 writes data cannot safely proceed without migration or a compatible reader.</w:t>
+        <w:pStyle w:val="ListBullet"/>
+      </w:pPr>
+      <w:r>
+        <w:t>Release records bind code, configuration, data schema and evaluation evidence. Rollback requires compatibility with the current stored data.</w:t>
+      </w:r>
+    </w:p>
+    <w:p>
+      <w:pPr>
+        <w:pStyle w:val="ListBullet"/>
+      </w:pPr>
+      <w:r>
+        <w:t>Version v2 writes schema 2. Version v1 reads only schema 1. A rollback to v1 after v2 writes data cannot safely proceed without migration or a compatible reader.</w:t>
       </w:r>
     </w:p>
     <w:p>
@@ -277,135 +221,44 @@
         <w:pStyle w:val="Heading1"/>
       </w:pPr>
       <w:r>
-        <w:t>02. Practise with fading help</w:t>
-      </w:r>
-    </w:p>
-    <w:p>
-      <w:r>
-        <w:t>Complete the supported Release and rollback trace and record the first step you can explain without help.</w:t>
-      </w:r>
-    </w:p>
-    <w:p>
-      <w:pPr>
-        <w:spacing w:line="336" w:lineRule="auto" w:after="180"/>
-      </w:pPr>
-      <w:r>
-        <w:rPr>
-          <w:b w:val="0"/>
-        </w:rPr>
-        <w:t xml:space="preserve">Use W2: Trace the worked case for Release and </w:t>
-      </w:r>
-      <w:r>
-        <w:rPr>
-          <w:b/>
-        </w:rPr>
-        <w:t>rollback</w:t>
-      </w:r>
-      <w:r>
-        <w:rPr>
-          <w:b w:val="0"/>
-        </w:rPr>
-        <w:t>. Record the answer once; the lesson and workbook refer to the same attempt.</w:t>
-      </w:r>
-    </w:p>
-    <w:tbl>
-      <w:tblPr>
-        <w:tblStyle w:val="LightShading-Accent1"/>
-        <w:tblW w:type="auto" w:w="0"/>
-        <w:tblLook w:firstColumn="1" w:firstRow="1" w:lastColumn="0" w:lastRow="0" w:noHBand="0" w:noVBand="1" w:val="04A0"/>
-      </w:tblPr>
-      <w:tblGrid>
-        <w:gridCol w:w="2556"/>
-        <w:gridCol w:w="2556"/>
-        <w:gridCol w:w="2556"/>
-        <w:gridCol w:w="2556"/>
-      </w:tblGrid>
-      <w:tr>
-        <w:trPr>
-          <w:tblHeader/>
-        </w:trPr>
-        <w:tc>
-          <w:tcPr>
-            <w:tcW w:type="dxa" w:w="2556"/>
-          </w:tcPr>
-          <w:p>
-            <w:r>
-              <w:t>Given inputs</w:t>
-            </w:r>
-          </w:p>
-        </w:tc>
-        <w:tc>
-          <w:tcPr>
-            <w:tcW w:type="dxa" w:w="2556"/>
-          </w:tcPr>
-          <w:p>
-            <w:r>
-              <w:t>Procedure I chose</w:t>
-            </w:r>
-          </w:p>
-        </w:tc>
-        <w:tc>
-          <w:tcPr>
-            <w:tcW w:type="dxa" w:w="2556"/>
-          </w:tcPr>
-          <w:p>
-            <w:r>
-              <w:t>Middle steps</w:t>
-            </w:r>
-          </w:p>
-        </w:tc>
-        <w:tc>
-          <w:tcPr>
-            <w:tcW w:type="dxa" w:w="2556"/>
-          </w:tcPr>
-          <w:p>
-            <w:r>
-              <w:t>Result and check</w:t>
-            </w:r>
-          </w:p>
-        </w:tc>
-      </w:tr>
-      <w:tr>
-        <w:tc>
-          <w:tcPr>
-            <w:tcW w:type="dxa" w:w="2556"/>
-          </w:tcPr>
-          <w:p>
-            <w:r/>
-          </w:p>
-        </w:tc>
-        <w:tc>
-          <w:tcPr>
-            <w:tcW w:type="dxa" w:w="2556"/>
-          </w:tcPr>
-          <w:p>
-            <w:r/>
-          </w:p>
-        </w:tc>
-        <w:tc>
-          <w:tcPr>
-            <w:tcW w:type="dxa" w:w="2556"/>
-          </w:tcPr>
-          <w:p>
-            <w:r/>
-          </w:p>
-        </w:tc>
-        <w:tc>
-          <w:tcPr>
-            <w:tcW w:type="dxa" w:w="2556"/>
-          </w:tcPr>
-          <w:p>
-            <w:r/>
-          </w:p>
-        </w:tc>
-      </w:tr>
-    </w:tbl>
+        <w:t>05. W1 · Explain the current example</w:t>
+      </w:r>
+    </w:p>
+    <w:p>
+      <w:r>
+        <w:t>Keep this task’s inputs,rule and response together.</w:t>
+      </w:r>
+    </w:p>
+    <w:p>
+      <w:pPr>
+        <w:pStyle w:val="Heading2"/>
+      </w:pPr>
+      <w:r>
+        <w:t>Complete task and evidence</w:t>
+      </w:r>
+    </w:p>
+    <w:p>
+      <w:pPr>
+        <w:pStyle w:val="ListBullet"/>
+      </w:pPr>
+      <w:r>
+        <w:t>Release records bind code, configuration, schema, prompt, corpus and evaluation evidence. Main A manifest uses v1/cfg 1/schema 1/p1/c1/eval-A; B uses v2/cfg 2/schema 2/p2/c2/eval-B. Reader v1 supports schema 1 only; reader v2 supports 1 and 2. Current stored schemas [1, 2, 2] therefore block a code-only v1 rollback. A compatible-reader check alone does not establish complete recovery readiness; a migration or adapter needs its own tested plan. Separate picture: A 8/10 = 80%, B 9/10 = 90%, a 10-percentage-point rise on supplied cases. B still fails a mandatory privacy gate. A fresh reserved privacy pass adds scoped evidence but does not satisfy every gate. The code supplies a fictional 80% quality threshold and explicit quality/privacy/compatibility/recovery Booleans; any failure blocks, all passing permits review only. Keep original failure and new repair evidence versioned. Code rollback does not automatically undo data changes or external effects. The program makes pure decisions over fictional manifests and leaves its schema inventory unchanged; it performs no deployment, migration or restoration.</w:t>
+      </w:r>
+    </w:p>
+    <w:p>
+      <w:pPr>
+        <w:pStyle w:val="ListBullet"/>
+      </w:pPr>
+      <w:r>
+        <w:t>Explain the weekly mechanism in your own words. Use the worked scenario to name its input, decision rule and output.</w:t>
+      </w:r>
+    </w:p>
     <w:p>
       <w:pPr>
         <w:pStyle w:val="Heading3"/>
       </w:pPr>
       <w:r>
-        <w:t>The step I completed without help, and the hint I needed</w:t>
+        <w:t>My reasoning and evidence</w:t>
       </w:r>
     </w:p>
     <w:p>
@@ -424,50 +277,55 @@
       </w:r>
     </w:p>
     <w:p>
+      <w:r>
+        <w:t>________________________________________________________________</w:t>
+      </w:r>
+    </w:p>
+    <w:p>
+      <w:r>
+        <w:t>________________________________________________________________</w:t>
+      </w:r>
+    </w:p>
+    <w:p>
+      <w:r>
+        <w:t>________________________________________________________________</w:t>
+      </w:r>
+    </w:p>
+    <w:p>
       <w:pPr>
         <w:pStyle w:val="Heading1"/>
       </w:pPr>
       <w:r>
-        <w:t>03. Individual reasoning check</w:t>
-      </w:r>
-    </w:p>
-    <w:p>
-      <w:r>
-        <w:t>Check the proposed Release and rollback explanation against the supplied facts before discussing it.</w:t>
-      </w:r>
-    </w:p>
-    <w:p>
-      <w:pPr>
-        <w:spacing w:line="336" w:lineRule="auto" w:after="180"/>
-      </w:pPr>
-      <w:r>
-        <w:rPr>
-          <w:b w:val="0"/>
-        </w:rPr>
-        <w:t xml:space="preserve">Use the worked case for Release and </w:t>
-      </w:r>
-      <w:r>
-        <w:rPr>
-          <w:b/>
-        </w:rPr>
-        <w:t>rollback</w:t>
-      </w:r>
-      <w:r>
-        <w:rPr>
-          <w:b w:val="0"/>
-        </w:rPr>
-        <w:t>. Proposed explanation: “The worked result establishes every future case”. Decide whether this explanation is supported.</w:t>
-      </w:r>
-    </w:p>
-    <w:p>
-      <w:pPr>
-        <w:spacing w:line="336" w:lineRule="auto" w:after="180"/>
-      </w:pPr>
-      <w:r>
-        <w:rPr>
-          <w:b w:val="0"/>
-        </w:rPr>
-        <w:t>Point to the step or supplied fact that decides; explain your repair if needed.</w:t>
+        <w:t>06. W2 · Trace the calculation</w:t>
+      </w:r>
+    </w:p>
+    <w:p>
+      <w:r>
+        <w:t>Keep this task’s inputs,rule and response together.</w:t>
+      </w:r>
+    </w:p>
+    <w:p>
+      <w:pPr>
+        <w:pStyle w:val="Heading2"/>
+      </w:pPr>
+      <w:r>
+        <w:t>Complete task and evidence</w:t>
+      </w:r>
+    </w:p>
+    <w:p>
+      <w:pPr>
+        <w:pStyle w:val="ListBullet"/>
+      </w:pPr>
+      <w:r>
+        <w:t>Release records bind code, configuration, schema, prompt, corpus and evaluation evidence. Main A manifest uses v1/cfg 1/schema 1/p1/c1/eval-A; B uses v2/cfg 2/schema 2/p2/c2/eval-B. Reader v1 supports schema 1 only; reader v2 supports 1 and 2. Current stored schemas [1, 2, 2] therefore block a code-only v1 rollback. A compatible-reader check alone does not establish complete recovery readiness; a migration or adapter needs its own tested plan. Separate picture: A 8/10 = 80%, B 9/10 = 90%, a 10-percentage-point rise on supplied cases. B still fails a mandatory privacy gate. A fresh reserved privacy pass adds scoped evidence but does not satisfy every gate. The code supplies a fictional 80% quality threshold and explicit quality/privacy/compatibility/recovery Booleans; any failure blocks, all passing permits review only. Keep original failure and new repair evidence versioned. Code rollback does not automatically undo data changes or external effects. The program makes pure decisions over fictional manifests and leaves its schema inventory unchanged; it performs no deployment, migration or restoration.</w:t>
+      </w:r>
+    </w:p>
+    <w:p>
+      <w:pPr>
+        <w:pStyle w:val="ListBullet"/>
+      </w:pPr>
+      <w:r>
+        <w:t>After deployment v2 creates schema 2 records; operator proposes rollback code alone to v1. Show the intermediate steps and give the conclusion with its scope.</w:t>
       </w:r>
     </w:p>
     <w:p>
@@ -475,7 +333,7 @@
         <w:pStyle w:val="Heading3"/>
       </w:pPr>
       <w:r>
-        <w:t>My explanation before partner discussion</w:t>
+        <w:t>My reasoning and evidence</w:t>
       </w:r>
     </w:p>
     <w:p>
@@ -499,16 +357,55 @@
       </w:r>
     </w:p>
     <w:p>
+      <w:r>
+        <w:t>________________________________________________________________</w:t>
+      </w:r>
+    </w:p>
+    <w:p>
+      <w:r>
+        <w:t>________________________________________________________________</w:t>
+      </w:r>
+    </w:p>
+    <w:p>
+      <w:r>
+        <w:t>________________________________________________________________</w:t>
+      </w:r>
+    </w:p>
+    <w:p>
       <w:pPr>
         <w:pStyle w:val="Heading1"/>
       </w:pPr>
       <w:r>
-        <w:t>04. Independent transfer case</w:t>
-      </w:r>
-    </w:p>
-    <w:p>
-      <w:r>
-        <w:t>Write one first attempt at the reserved independent case before feedback. Repeated copies of that case refer to the same recorded attempt.</w:t>
+        <w:t>07. W3 · Repair a misconception</w:t>
+      </w:r>
+    </w:p>
+    <w:p>
+      <w:r>
+        <w:t>Keep this task’s inputs,rule and response together.</w:t>
+      </w:r>
+    </w:p>
+    <w:p>
+      <w:pPr>
+        <w:pStyle w:val="Heading2"/>
+      </w:pPr>
+      <w:r>
+        <w:t>Complete task and evidence</w:t>
+      </w:r>
+    </w:p>
+    <w:p>
+      <w:pPr>
+        <w:pStyle w:val="ListBullet"/>
+      </w:pPr>
+      <w:r>
+        <w:t>Release records bind code, configuration, schema, prompt, corpus and evaluation evidence. Main A manifest uses v1/cfg 1/schema 1/p1/c1/eval-A; B uses v2/cfg 2/schema 2/p2/c2/eval-B. Reader v1 supports schema 1 only; reader v2 supports 1 and 2. Current stored schemas [1, 2, 2] therefore block a code-only v1 rollback. A compatible-reader check alone does not establish complete recovery readiness; a migration or adapter needs its own tested plan. Separate picture: A 8/10 = 80%, B 9/10 = 90%, a 10-percentage-point rise on supplied cases. B still fails a mandatory privacy gate. A fresh reserved privacy pass adds scoped evidence but does not satisfy every gate. The code supplies a fictional 80% quality threshold and explicit quality/privacy/compatibility/recovery Booleans; any failure blocks, all passing permits review only. Keep original failure and new repair evidence versioned. Code rollback does not automatically undo data changes or external effects. The program makes pure decisions over fictional manifests and leaves its schema inventory unchanged; it performs no deployment, migration or restoration.</w:t>
+      </w:r>
+    </w:p>
+    <w:p>
+      <w:pPr>
+        <w:pStyle w:val="ListBullet"/>
+      </w:pPr>
+      <w:r>
+        <w:t>A report omits this qualification: A rollback plan needs testing; an available old binary is not sufficient recovery evidence. Explain how omitting it could change a reader's interpretation, and write an accurate replacement.</w:t>
       </w:r>
     </w:p>
     <w:p>
@@ -516,18 +413,153 @@
         <w:pStyle w:val="Heading3"/>
       </w:pPr>
       <w:r>
+        <w:t>My reasoning and evidence</w:t>
+      </w:r>
+    </w:p>
+    <w:p>
+      <w:r>
+        <w:t>________________________________________________________________</w:t>
+      </w:r>
+    </w:p>
+    <w:p>
+      <w:r>
+        <w:t>________________________________________________________________</w:t>
+      </w:r>
+    </w:p>
+    <w:p>
+      <w:r>
+        <w:t>________________________________________________________________</w:t>
+      </w:r>
+    </w:p>
+    <w:p>
+      <w:r>
+        <w:t>________________________________________________________________</w:t>
+      </w:r>
+    </w:p>
+    <w:p>
+      <w:r>
+        <w:t>________________________________________________________________</w:t>
+      </w:r>
+    </w:p>
+    <w:p>
+      <w:r>
+        <w:t>________________________________________________________________</w:t>
+      </w:r>
+    </w:p>
+    <w:p>
+      <w:pPr>
+        <w:pStyle w:val="Heading1"/>
+      </w:pPr>
+      <w:r>
+        <w:t>09. W5 · Explain the limitation</w:t>
+      </w:r>
+    </w:p>
+    <w:p>
+      <w:r>
+        <w:t>Keep this task’s inputs,rule and response together.</w:t>
+      </w:r>
+    </w:p>
+    <w:p>
+      <w:pPr>
+        <w:pStyle w:val="Heading2"/>
+      </w:pPr>
+      <w:r>
+        <w:t>Complete task and evidence</w:t>
+      </w:r>
+    </w:p>
+    <w:p>
+      <w:pPr>
+        <w:pStyle w:val="ListBullet"/>
+      </w:pPr>
+      <w:r>
+        <w:t>Release records bind code, configuration, schema, prompt, corpus and evaluation evidence. Main A manifest uses v1/cfg 1/schema 1/p1/c1/eval-A; B uses v2/cfg 2/schema 2/p2/c2/eval-B. Reader v1 supports schema 1 only; reader v2 supports 1 and 2. Current stored schemas [1, 2, 2] therefore block a code-only v1 rollback. A compatible-reader check alone does not establish complete recovery readiness; a migration or adapter needs its own tested plan. Separate picture: A 8/10 = 80%, B 9/10 = 90%, a 10-percentage-point rise on supplied cases. B still fails a mandatory privacy gate. A fresh reserved privacy pass adds scoped evidence but does not satisfy every gate. The code supplies a fictional 80% quality threshold and explicit quality/privacy/compatibility/recovery Booleans; any failure blocks, all passing permits review only. Keep original failure and new repair evidence versioned. Code rollback does not automatically undo data changes or external effects. The program makes pure decisions over fictional manifests and leaves its schema inventory unchanged; it performs no deployment, migration or restoration.</w:t>
+      </w:r>
+    </w:p>
+    <w:p>
+      <w:pPr>
+        <w:pStyle w:val="ListBullet"/>
+      </w:pPr>
+      <w:r>
+        <w:t>For the worked scenario, propose one additional case that could reveal a failure, describe its expected outcome before running it, and explain what would need to remain fixed for a fair comparison. Do not reuse W4 as a new final test after receiving feedback.</w:t>
+      </w:r>
+    </w:p>
+    <w:p>
+      <w:pPr>
+        <w:pStyle w:val="Heading3"/>
+      </w:pPr>
+      <w:r>
+        <w:t>My reasoning and evidence</w:t>
+      </w:r>
+    </w:p>
+    <w:p>
+      <w:r>
+        <w:t>________________________________________________________________</w:t>
+      </w:r>
+    </w:p>
+    <w:p>
+      <w:r>
+        <w:t>________________________________________________________________</w:t>
+      </w:r>
+    </w:p>
+    <w:p>
+      <w:r>
+        <w:t>________________________________________________________________</w:t>
+      </w:r>
+    </w:p>
+    <w:p>
+      <w:r>
+        <w:t>________________________________________________________________</w:t>
+      </w:r>
+    </w:p>
+    <w:p>
+      <w:r>
+        <w:t>________________________________________________________________</w:t>
+      </w:r>
+    </w:p>
+    <w:p>
+      <w:r>
+        <w:t>________________________________________________________________</w:t>
+      </w:r>
+    </w:p>
+    <w:p>
+      <w:r>
+        <w:t>________________________________________________________________</w:t>
+      </w:r>
+    </w:p>
+    <w:p>
+      <w:pPr>
+        <w:pStyle w:val="Heading1"/>
+      </w:pPr>
+      <w:r>
+        <w:t>04. Try alone · Selected transfer</w:t>
+      </w:r>
+    </w:p>
+    <w:p>
+      <w:r>
+        <w:t>Keep this task’s inputs,rule and response together.</w:t>
+      </w:r>
+    </w:p>
+    <w:p>
+      <w:pPr>
+        <w:pStyle w:val="Heading2"/>
+      </w:pPr>
+      <w:r>
+        <w:t>Complete task and evidence</w:t>
+      </w:r>
+    </w:p>
+    <w:p>
+      <w:pPr>
+        <w:pStyle w:val="Heading3"/>
+      </w:pPr>
+      <w:r>
         <w:t>Independent case: Apply a new case independently</w:t>
       </w:r>
     </w:p>
     <w:p>
       <w:pPr>
-        <w:spacing w:line="336" w:lineRule="auto" w:after="180"/>
-        <w:shd w:fill="F5F1FB"/>
-      </w:pPr>
-      <w:r>
-        <w:rPr>
-          <w:b w:val="0"/>
-        </w:rPr>
+        <w:pStyle w:val="ListBullet"/>
+      </w:pPr>
+      <w:r>
         <w:t>New release changes corpus and prompt. Old prompt requires old field names absent from the new corpus. Is reverting prompt alone valid?</w:t>
       </w:r>
     </w:p>
@@ -576,12 +608,9 @@
     </w:p>
     <w:p>
       <w:pPr>
-        <w:spacing w:line="336" w:lineRule="auto" w:after="180"/>
-      </w:pPr>
-      <w:r>
-        <w:rPr>
-          <w:b w:val="0"/>
-        </w:rPr>
+        <w:pStyle w:val="ListBullet"/>
+      </w:pPr>
+      <w:r>
         <w:t>Attempt this case before feedback. Record any help. Earlier examples below are further practice; a case already practised with feedback cannot establish fresh transfer.</w:t>
       </w:r>
     </w:p>
@@ -590,59 +619,28 @@
         <w:pStyle w:val="Heading1"/>
       </w:pPr>
       <w:r>
-        <w:t>05. W1 Explain the mechanism</w:t>
-      </w:r>
-    </w:p>
-    <w:p>
-      <w:r>
-        <w:t>Explain the mechanism. Apply the supplied Release and rollback facts and keep your reasoning.</w:t>
-      </w:r>
-    </w:p>
-    <w:p>
-      <w:pPr>
-        <w:spacing w:line="336" w:lineRule="auto" w:after="180"/>
-      </w:pPr>
-      <w:r>
-        <w:rPr>
-          <w:b w:val="0"/>
-        </w:rPr>
-        <w:t xml:space="preserve">Explain the weekly </w:t>
-      </w:r>
-      <w:r>
-        <w:rPr>
-          <w:b/>
-        </w:rPr>
-        <w:t>mechanism</w:t>
-      </w:r>
-      <w:r>
-        <w:rPr>
-          <w:b w:val="0"/>
-        </w:rPr>
-        <w:t xml:space="preserve"> in your own words. Use the worked scenario to name its </w:t>
-      </w:r>
-      <w:r>
-        <w:rPr>
-          <w:b/>
-        </w:rPr>
-        <w:t>input</w:t>
-      </w:r>
-      <w:r>
-        <w:rPr>
-          <w:b w:val="0"/>
-        </w:rPr>
-        <w:t xml:space="preserve">, decision rule and </w:t>
-      </w:r>
-      <w:r>
-        <w:rPr>
-          <w:b/>
-        </w:rPr>
-        <w:t>output</w:t>
-      </w:r>
-      <w:r>
-        <w:rPr>
-          <w:b w:val="0"/>
-        </w:rPr>
-        <w:t>.</w:t>
+        <w:t>10. Project · Keep the service evidence</w:t>
+      </w:r>
+    </w:p>
+    <w:p>
+      <w:r>
+        <w:t>Preserve the contract, inputs, observed outcomes and limits.</w:t>
+      </w:r>
+    </w:p>
+    <w:p>
+      <w:pPr>
+        <w:pStyle w:val="Heading2"/>
+      </w:pPr>
+      <w:r>
+        <w:t>Complete task and evidence</w:t>
+      </w:r>
+    </w:p>
+    <w:p>
+      <w:pPr>
+        <w:pStyle w:val="ListBullet"/>
+      </w:pPr>
+      <w:r>
+        <w:t>Add a labelled release and rollback evidence sheet to Grounded Learning Service. Show how you can explain the mechanism and terminology of release and rollback. Use the supplied fictional case and keep its inputs, intermediate steps, calculation or prediction, and limitation. Connect this record to last week’s record; a matching answer without a trace is insufficient.</w:t>
       </w:r>
     </w:p>
     <w:p>
@@ -650,7 +648,7 @@
         <w:pStyle w:val="Heading3"/>
       </w:pPr>
       <w:r>
-        <w:t>My reasoning and evidence</w:t>
+        <w:t>My project change, supporting evidence and remaining limit</w:t>
       </w:r>
     </w:p>
     <w:p>
@@ -688,473 +686,20 @@
         <w:pStyle w:val="Heading1"/>
       </w:pPr>
       <w:r>
-        <w:t>06. W2 Trace the worked case</w:t>
-      </w:r>
-    </w:p>
-    <w:p>
-      <w:r>
-        <w:t>Trace the worked case. Apply the supplied Release and rollback facts and keep your reasoning.</w:t>
-      </w:r>
-    </w:p>
-    <w:p>
-      <w:pPr>
-        <w:spacing w:line="336" w:lineRule="auto" w:after="180"/>
-      </w:pPr>
-      <w:r>
-        <w:rPr>
-          <w:b w:val="0"/>
-        </w:rPr>
-        <w:t xml:space="preserve">After deployment v2 creates schema 2 records; operator proposes </w:t>
-      </w:r>
-      <w:r>
-        <w:rPr>
-          <w:b/>
-        </w:rPr>
-        <w:t>rollback</w:t>
-      </w:r>
-      <w:r>
-        <w:rPr>
-          <w:b w:val="0"/>
-        </w:rPr>
-        <w:t xml:space="preserve"> code alone to v1. Show the intermediate steps and give the conclusion with its scope.</w:t>
-      </w:r>
-    </w:p>
-    <w:p>
-      <w:pPr>
-        <w:pStyle w:val="Heading3"/>
-      </w:pPr>
-      <w:r>
-        <w:t>My reasoning and evidence</w:t>
-      </w:r>
-    </w:p>
-    <w:p>
-      <w:r>
-        <w:t>________________________________________________________________</w:t>
-      </w:r>
-    </w:p>
-    <w:p>
-      <w:r>
-        <w:t>________________________________________________________________</w:t>
-      </w:r>
-    </w:p>
-    <w:p>
-      <w:r>
-        <w:t>________________________________________________________________</w:t>
-      </w:r>
-    </w:p>
-    <w:p>
-      <w:r>
-        <w:t>________________________________________________________________</w:t>
-      </w:r>
-    </w:p>
-    <w:p>
-      <w:r>
-        <w:t>________________________________________________________________</w:t>
-      </w:r>
-    </w:p>
-    <w:p>
-      <w:r>
-        <w:t>________________________________________________________________</w:t>
-      </w:r>
-    </w:p>
-    <w:p>
-      <w:r>
-        <w:t>________________________________________________________________</w:t>
-      </w:r>
-    </w:p>
-    <w:p>
-      <w:pPr>
-        <w:pStyle w:val="Heading1"/>
-      </w:pPr>
-      <w:r>
-        <w:t>07. W3 Audit the limit</w:t>
-      </w:r>
-    </w:p>
-    <w:p>
-      <w:r>
-        <w:t>Audit the limit. Apply the supplied Release and rollback facts and keep your reasoning.</w:t>
-      </w:r>
-    </w:p>
-    <w:p>
-      <w:pPr>
-        <w:spacing w:line="336" w:lineRule="auto" w:after="180"/>
-      </w:pPr>
-      <w:r>
-        <w:rPr>
-          <w:b w:val="0"/>
-        </w:rPr>
-        <w:t xml:space="preserve">A report omits this qualification: A </w:t>
-      </w:r>
-      <w:r>
-        <w:rPr>
-          <w:b/>
-        </w:rPr>
-        <w:t>rollback</w:t>
-      </w:r>
-      <w:r>
-        <w:rPr>
-          <w:b w:val="0"/>
-        </w:rPr>
-        <w:t xml:space="preserve"> plan needs testing; an available old binary is not sufficient recovery </w:t>
-      </w:r>
-      <w:r>
-        <w:rPr>
-          <w:b/>
-        </w:rPr>
-        <w:t>evidence</w:t>
-      </w:r>
-      <w:r>
-        <w:rPr>
-          <w:b w:val="0"/>
-        </w:rPr>
-        <w:t>. Explain how omitting it could change a reader's interpretation, and write an accurate replacement.</w:t>
-      </w:r>
-    </w:p>
-    <w:p>
-      <w:pPr>
-        <w:pStyle w:val="Heading3"/>
-      </w:pPr>
-      <w:r>
-        <w:t>My reasoning and evidence</w:t>
-      </w:r>
-    </w:p>
-    <w:p>
-      <w:r>
-        <w:t>________________________________________________________________</w:t>
-      </w:r>
-    </w:p>
-    <w:p>
-      <w:r>
-        <w:t>________________________________________________________________</w:t>
-      </w:r>
-    </w:p>
-    <w:p>
-      <w:r>
-        <w:t>________________________________________________________________</w:t>
-      </w:r>
-    </w:p>
-    <w:p>
-      <w:r>
-        <w:t>________________________________________________________________</w:t>
-      </w:r>
-    </w:p>
-    <w:p>
-      <w:r>
-        <w:t>________________________________________________________________</w:t>
-      </w:r>
-    </w:p>
-    <w:p>
-      <w:r>
-        <w:t>________________________________________________________________</w:t>
-      </w:r>
-    </w:p>
-    <w:p>
-      <w:pPr>
-        <w:pStyle w:val="Heading1"/>
-      </w:pPr>
-      <w:r>
-        <w:t>08. W4 Apply a new case independently</w:t>
-      </w:r>
-    </w:p>
-    <w:p>
-      <w:r>
-        <w:t>Attempt before feedback. If this repeats the selected independent case, reuse that first attempt; otherwise keep a separate record. Apply a new case independently. Apply the supplied Release and rollback facts and keep your reasoning.</w:t>
-      </w:r>
-    </w:p>
-    <w:p>
-      <w:pPr>
-        <w:spacing w:line="336" w:lineRule="auto" w:after="180"/>
-        <w:shd w:fill="F5F1FB"/>
-      </w:pPr>
-      <w:r>
-        <w:rPr>
-          <w:b w:val="0"/>
-        </w:rPr>
-        <w:t>New release changes corpus and prompt. Old prompt requires old field names absent from the new corpus. Is reverting prompt alone valid?</w:t>
-      </w:r>
-    </w:p>
-    <w:p>
-      <w:pPr>
-        <w:pStyle w:val="Heading3"/>
-      </w:pPr>
-      <w:r>
-        <w:t>My reasoning and evidence</w:t>
-      </w:r>
-    </w:p>
-    <w:p>
-      <w:r>
-        <w:t>________________________________________________________________</w:t>
-      </w:r>
-    </w:p>
-    <w:p>
-      <w:r>
-        <w:t>________________________________________________________________</w:t>
-      </w:r>
-    </w:p>
-    <w:p>
-      <w:r>
-        <w:t>________________________________________________________________</w:t>
-      </w:r>
-    </w:p>
-    <w:p>
-      <w:r>
-        <w:t>________________________________________________________________</w:t>
-      </w:r>
-    </w:p>
-    <w:p>
-      <w:r>
-        <w:t>________________________________________________________________</w:t>
-      </w:r>
-    </w:p>
-    <w:p>
-      <w:r>
-        <w:t>________________________________________________________________</w:t>
-      </w:r>
-    </w:p>
-    <w:p>
-      <w:r>
-        <w:t>________________________________________________________________</w:t>
-      </w:r>
-    </w:p>
-    <w:p>
-      <w:r>
-        <w:t>________________________________________________________________</w:t>
-      </w:r>
-    </w:p>
-    <w:p>
-      <w:pPr>
-        <w:pStyle w:val="Heading1"/>
-      </w:pPr>
-      <w:r>
-        <w:t>09. W5 Design a revealing follow-up</w:t>
-      </w:r>
-    </w:p>
-    <w:p>
-      <w:r>
-        <w:t>Design a revealing follow-up. Apply the supplied Release and rollback facts and keep your reasoning.</w:t>
-      </w:r>
-    </w:p>
-    <w:p>
-      <w:pPr>
-        <w:spacing w:line="336" w:lineRule="auto" w:after="180"/>
-      </w:pPr>
-      <w:r>
-        <w:rPr>
-          <w:b w:val="0"/>
-        </w:rPr>
-        <w:t>For the worked scenario, propose one additional case that could reveal a failure, describe its expected outcome before running it, and explain what would need to remain fixed for a fair comparison.</w:t>
-      </w:r>
-    </w:p>
-    <w:p>
-      <w:pPr>
-        <w:spacing w:line="336" w:lineRule="auto" w:after="180"/>
-      </w:pPr>
-      <w:r>
-        <w:rPr>
-          <w:b w:val="0"/>
-        </w:rPr>
-        <w:t>Do not reuse W4 as a new final test after receiving feedback.</w:t>
-      </w:r>
-    </w:p>
-    <w:p>
-      <w:pPr>
-        <w:pStyle w:val="Heading3"/>
-      </w:pPr>
-      <w:r>
-        <w:t>My reasoning and evidence</w:t>
-      </w:r>
-    </w:p>
-    <w:p>
-      <w:r>
-        <w:t>________________________________________________________________</w:t>
-      </w:r>
-    </w:p>
-    <w:p>
-      <w:r>
-        <w:t>________________________________________________________________</w:t>
-      </w:r>
-    </w:p>
-    <w:p>
-      <w:r>
-        <w:t>________________________________________________________________</w:t>
-      </w:r>
-    </w:p>
-    <w:p>
-      <w:r>
-        <w:t>________________________________________________________________</w:t>
-      </w:r>
-    </w:p>
-    <w:p>
-      <w:r>
-        <w:t>________________________________________________________________</w:t>
-      </w:r>
-    </w:p>
-    <w:p>
-      <w:r>
-        <w:t>________________________________________________________________</w:t>
-      </w:r>
-    </w:p>
-    <w:p>
-      <w:r>
-        <w:t>________________________________________________________________</w:t>
-      </w:r>
-    </w:p>
-    <w:p>
-      <w:pPr>
-        <w:pStyle w:val="Heading1"/>
-      </w:pPr>
-      <w:r>
-        <w:t>10. Project checkpoint and reflection</w:t>
-      </w:r>
-    </w:p>
-    <w:p>
-      <w:r>
-        <w:t>Connect Release and rollback to Grounded Learning Service, identify a limit and choose the next useful test.</w:t>
-      </w:r>
-    </w:p>
-    <w:p>
-      <w:pPr>
-        <w:spacing w:line="336" w:lineRule="auto" w:after="180"/>
-      </w:pPr>
-      <w:r>
-        <w:rPr>
-          <w:b w:val="0"/>
-        </w:rPr>
-        <w:t xml:space="preserve">Add a labelled release and </w:t>
-      </w:r>
-      <w:r>
-        <w:rPr>
-          <w:b/>
-        </w:rPr>
-        <w:t>rollback</w:t>
-      </w:r>
-      <w:r>
-        <w:rPr>
-          <w:b w:val="0"/>
-        </w:rPr>
-        <w:t xml:space="preserve"> </w:t>
-      </w:r>
-      <w:r>
-        <w:rPr>
-          <w:b/>
-        </w:rPr>
-        <w:t>evidence</w:t>
-      </w:r>
-      <w:r>
-        <w:rPr>
-          <w:b w:val="0"/>
-        </w:rPr>
-        <w:t xml:space="preserve"> sheet to Grounded Learning Service. Show how you can explain the </w:t>
-      </w:r>
-      <w:r>
-        <w:rPr>
-          <w:b/>
-        </w:rPr>
-        <w:t>mechanism</w:t>
-      </w:r>
-      <w:r>
-        <w:rPr>
-          <w:b w:val="0"/>
-        </w:rPr>
-        <w:t xml:space="preserve"> and terminology of release and </w:t>
-      </w:r>
-      <w:r>
-        <w:rPr>
-          <w:b/>
-        </w:rPr>
-        <w:t>rollback</w:t>
-      </w:r>
-      <w:r>
-        <w:rPr>
-          <w:b w:val="0"/>
-        </w:rPr>
-        <w:t>.</w:t>
-      </w:r>
-    </w:p>
-    <w:p>
-      <w:pPr>
-        <w:spacing w:line="336" w:lineRule="auto" w:after="180"/>
-      </w:pPr>
-      <w:r>
-        <w:rPr>
-          <w:b w:val="0"/>
-        </w:rPr>
-        <w:t xml:space="preserve">Use the supplied fictional case and keep its </w:t>
-      </w:r>
-      <w:r>
-        <w:rPr>
-          <w:b/>
-        </w:rPr>
-        <w:t>input</w:t>
-      </w:r>
-      <w:r>
-        <w:rPr>
-          <w:b w:val="0"/>
-        </w:rPr>
-        <w:t xml:space="preserve">s, intermediate steps, calculation or </w:t>
-      </w:r>
-      <w:r>
-        <w:rPr>
-          <w:b/>
-        </w:rPr>
-        <w:t>prediction</w:t>
-      </w:r>
-      <w:r>
-        <w:rPr>
-          <w:b w:val="0"/>
-        </w:rPr>
-        <w:t>, and limitation. Connect this record to last week’s record; a matching answer without a trace is insufficient.</w:t>
-      </w:r>
-    </w:p>
-    <w:p>
-      <w:pPr>
-        <w:pStyle w:val="Heading3"/>
-      </w:pPr>
-      <w:r>
-        <w:t>My project change, supporting evidence and remaining limit</w:t>
-      </w:r>
-    </w:p>
-    <w:p>
-      <w:r>
-        <w:t>________________________________________________________________</w:t>
-      </w:r>
-    </w:p>
-    <w:p>
-      <w:r>
-        <w:t>________________________________________________________________</w:t>
-      </w:r>
-    </w:p>
-    <w:p>
-      <w:r>
-        <w:t>________________________________________________________________</w:t>
-      </w:r>
-    </w:p>
-    <w:p>
-      <w:r>
-        <w:t>________________________________________________________________</w:t>
-      </w:r>
-    </w:p>
-    <w:p>
-      <w:r>
-        <w:t>________________________________________________________________</w:t>
-      </w:r>
-    </w:p>
-    <w:p>
-      <w:r>
-        <w:t>________________________________________________________________</w:t>
-      </w:r>
-    </w:p>
-    <w:p>
-      <w:pPr>
-        <w:pStyle w:val="Heading1"/>
-      </w:pPr>
-      <w:r>
-        <w:t>11. Feedback, return check and learning record</w:t>
-      </w:r>
-    </w:p>
-    <w:p>
-      <w:r>
-        <w:t>Record the first repaired step and a different case to revisit after a delay.</w:t>
+        <w:t>11. Feedback · Repair and return</w:t>
+      </w:r>
+    </w:p>
+    <w:p>
+      <w:r>
+        <w:t>Keep this task’s inputs,rule and response together.</w:t>
+      </w:r>
+    </w:p>
+    <w:p>
+      <w:pPr>
+        <w:pStyle w:val="Heading2"/>
+      </w:pPr>
+      <w:r>
+        <w:t>Complete task and evidence</w:t>
       </w:r>
     </w:p>
     <w:tbl>
@@ -1295,12 +840,9 @@
     </w:tbl>
     <w:p>
       <w:pPr>
-        <w:spacing w:line="336" w:lineRule="auto" w:after="180"/>
-      </w:pPr>
-      <w:r>
-        <w:rPr>
-          <w:b w:val="0"/>
-        </w:rPr>
+        <w:pStyle w:val="ListBullet"/>
+      </w:pPr>
+      <w:r>
         <w:t>Revisit this idea with your teacher after a delay. Familiarity is different from explaining and using it on a changed case.</w:t>
       </w:r>
     </w:p>
@@ -1309,33 +851,321 @@
         <w:pStyle w:val="Heading1"/>
       </w:pPr>
       <w:r>
-        <w:t>12. Pictorial case practice: Release and rollback</w:t>
-      </w:r>
-    </w:p>
-    <w:p>
-      <w:r>
-        <w:t>A higher score can still block release. Version B is proposed to replace A; every privacy gate is mandatory. Explain the labelled step before checking the changed condition.</w:t>
-      </w:r>
-    </w:p>
-    <w:p>
-      <w:pPr>
-        <w:spacing w:line="336" w:lineRule="auto" w:after="180"/>
-      </w:pPr>
-      <w:r>
-        <w:rPr>
-          <w:b w:val="0"/>
-        </w:rPr>
+        <w:t>Reference bank and extra practice</w:t>
+      </w:r>
+    </w:p>
+    <w:p>
+      <w:pPr>
+        <w:pStyle w:val="Heading1"/>
+      </w:pPr>
+      <w:r>
+        <w:t>02. Reference · Supported W2 record</w:t>
+      </w:r>
+    </w:p>
+    <w:p>
+      <w:r>
+        <w:t>Keep this task’s inputs,rule and response together.</w:t>
+      </w:r>
+    </w:p>
+    <w:p>
+      <w:pPr>
+        <w:pStyle w:val="Heading2"/>
+      </w:pPr>
+      <w:r>
+        <w:t>Complete task and evidence</w:t>
+      </w:r>
+    </w:p>
+    <w:p>
+      <w:pPr>
+        <w:pStyle w:val="ListBullet"/>
+      </w:pPr>
+      <w:r>
+        <w:t>Use W2: Trace the worked case for Release and rollback. Record the answer once; the lesson and workbook refer to the same attempt.</w:t>
+      </w:r>
+    </w:p>
+    <w:tbl>
+      <w:tblPr>
+        <w:tblStyle w:val="LightShading-Accent1"/>
+        <w:tblW w:type="auto" w:w="0"/>
+        <w:tblLook w:firstColumn="1" w:firstRow="1" w:lastColumn="0" w:lastRow="0" w:noHBand="0" w:noVBand="1" w:val="04A0"/>
+      </w:tblPr>
+      <w:tblGrid>
+        <w:gridCol w:w="2556"/>
+        <w:gridCol w:w="2556"/>
+        <w:gridCol w:w="2556"/>
+        <w:gridCol w:w="2556"/>
+      </w:tblGrid>
+      <w:tr>
+        <w:trPr>
+          <w:tblHeader/>
+        </w:trPr>
+        <w:tc>
+          <w:tcPr>
+            <w:tcW w:type="dxa" w:w="2556"/>
+          </w:tcPr>
+          <w:p>
+            <w:r>
+              <w:t>Given inputs</w:t>
+            </w:r>
+          </w:p>
+        </w:tc>
+        <w:tc>
+          <w:tcPr>
+            <w:tcW w:type="dxa" w:w="2556"/>
+          </w:tcPr>
+          <w:p>
+            <w:r>
+              <w:t>Procedure I chose</w:t>
+            </w:r>
+          </w:p>
+        </w:tc>
+        <w:tc>
+          <w:tcPr>
+            <w:tcW w:type="dxa" w:w="2556"/>
+          </w:tcPr>
+          <w:p>
+            <w:r>
+              <w:t>Middle steps</w:t>
+            </w:r>
+          </w:p>
+        </w:tc>
+        <w:tc>
+          <w:tcPr>
+            <w:tcW w:type="dxa" w:w="2556"/>
+          </w:tcPr>
+          <w:p>
+            <w:r>
+              <w:t>Result and check</w:t>
+            </w:r>
+          </w:p>
+        </w:tc>
+      </w:tr>
+      <w:tr>
+        <w:tc>
+          <w:tcPr>
+            <w:tcW w:type="dxa" w:w="2556"/>
+          </w:tcPr>
+          <w:p>
+            <w:r/>
+          </w:p>
+        </w:tc>
+        <w:tc>
+          <w:tcPr>
+            <w:tcW w:type="dxa" w:w="2556"/>
+          </w:tcPr>
+          <w:p>
+            <w:r/>
+          </w:p>
+        </w:tc>
+        <w:tc>
+          <w:tcPr>
+            <w:tcW w:type="dxa" w:w="2556"/>
+          </w:tcPr>
+          <w:p>
+            <w:r/>
+          </w:p>
+        </w:tc>
+        <w:tc>
+          <w:tcPr>
+            <w:tcW w:type="dxa" w:w="2556"/>
+          </w:tcPr>
+          <w:p>
+            <w:r/>
+          </w:p>
+        </w:tc>
+      </w:tr>
+    </w:tbl>
+    <w:p>
+      <w:pPr>
+        <w:pStyle w:val="Heading3"/>
+      </w:pPr>
+      <w:r>
+        <w:t>The step I completed without help, and the hint I needed</w:t>
+      </w:r>
+    </w:p>
+    <w:p>
+      <w:r>
+        <w:t>________________________________________________________________</w:t>
+      </w:r>
+    </w:p>
+    <w:p>
+      <w:r>
+        <w:t>________________________________________________________________</w:t>
+      </w:r>
+    </w:p>
+    <w:p>
+      <w:r>
+        <w:t>________________________________________________________________</w:t>
+      </w:r>
+    </w:p>
+    <w:p>
+      <w:pPr>
+        <w:pStyle w:val="Heading1"/>
+      </w:pPr>
+      <w:r>
+        <w:t>03. Extra practice · Individual reasoning check</w:t>
+      </w:r>
+    </w:p>
+    <w:p>
+      <w:r>
+        <w:t>Keep this task’s inputs,rule and response together.</w:t>
+      </w:r>
+    </w:p>
+    <w:p>
+      <w:pPr>
+        <w:pStyle w:val="Heading2"/>
+      </w:pPr>
+      <w:r>
+        <w:t>Complete task and evidence</w:t>
+      </w:r>
+    </w:p>
+    <w:p>
+      <w:pPr>
+        <w:pStyle w:val="ListBullet"/>
+      </w:pPr>
+      <w:r>
+        <w:t>Use the worked case for Release and rollback. Proposed explanation: “The worked result establishes every future case”. Decide whether this explanation is supported. Point to the step or supplied fact that decides; explain your repair if needed.</w:t>
+      </w:r>
+    </w:p>
+    <w:p>
+      <w:pPr>
+        <w:pStyle w:val="Heading3"/>
+      </w:pPr>
+      <w:r>
+        <w:t>My explanation before partner discussion</w:t>
+      </w:r>
+    </w:p>
+    <w:p>
+      <w:r>
+        <w:t>________________________________________________________________</w:t>
+      </w:r>
+    </w:p>
+    <w:p>
+      <w:r>
+        <w:t>________________________________________________________________</w:t>
+      </w:r>
+    </w:p>
+    <w:p>
+      <w:r>
+        <w:t>________________________________________________________________</w:t>
+      </w:r>
+    </w:p>
+    <w:p>
+      <w:r>
+        <w:t>________________________________________________________________</w:t>
+      </w:r>
+    </w:p>
+    <w:p>
+      <w:pPr>
+        <w:pStyle w:val="Heading1"/>
+      </w:pPr>
+      <w:r>
+        <w:t>08. Reference · Earlier W4 response copy</w:t>
+      </w:r>
+    </w:p>
+    <w:p>
+      <w:r>
+        <w:t>Keep this task’s inputs,rule and response together.</w:t>
+      </w:r>
+    </w:p>
+    <w:p>
+      <w:pPr>
+        <w:pStyle w:val="Heading2"/>
+      </w:pPr>
+      <w:r>
+        <w:t>Complete task and evidence</w:t>
+      </w:r>
+    </w:p>
+    <w:p>
+      <w:pPr>
+        <w:pStyle w:val="ListBullet"/>
+      </w:pPr>
+      <w:r>
+        <w:t>New release changes corpus and prompt. Old prompt requires old field names absent from the new corpus. Is reverting prompt alone valid?</w:t>
+      </w:r>
+    </w:p>
+    <w:p>
+      <w:pPr>
+        <w:pStyle w:val="Heading3"/>
+      </w:pPr>
+      <w:r>
+        <w:t>My reasoning and evidence</w:t>
+      </w:r>
+    </w:p>
+    <w:p>
+      <w:r>
+        <w:t>________________________________________________________________</w:t>
+      </w:r>
+    </w:p>
+    <w:p>
+      <w:r>
+        <w:t>________________________________________________________________</w:t>
+      </w:r>
+    </w:p>
+    <w:p>
+      <w:r>
+        <w:t>________________________________________________________________</w:t>
+      </w:r>
+    </w:p>
+    <w:p>
+      <w:r>
+        <w:t>________________________________________________________________</w:t>
+      </w:r>
+    </w:p>
+    <w:p>
+      <w:r>
+        <w:t>________________________________________________________________</w:t>
+      </w:r>
+    </w:p>
+    <w:p>
+      <w:r>
+        <w:t>________________________________________________________________</w:t>
+      </w:r>
+    </w:p>
+    <w:p>
+      <w:r>
+        <w:t>________________________________________________________________</w:t>
+      </w:r>
+    </w:p>
+    <w:p>
+      <w:r>
+        <w:t>________________________________________________________________</w:t>
+      </w:r>
+    </w:p>
+    <w:p>
+      <w:pPr>
+        <w:pStyle w:val="Heading1"/>
+      </w:pPr>
+      <w:r>
+        <w:t>12. Extra practice · Pictured case</w:t>
+      </w:r>
+    </w:p>
+    <w:p>
+      <w:r>
+        <w:t>Keep this task’s inputs,rule and response together.</w:t>
+      </w:r>
+    </w:p>
+    <w:p>
+      <w:pPr>
+        <w:pStyle w:val="Heading2"/>
+      </w:pPr>
+      <w:r>
+        <w:t>Complete task and evidence</w:t>
+      </w:r>
+    </w:p>
+    <w:p>
+      <w:pPr>
+        <w:pStyle w:val="ListBullet"/>
+      </w:pPr>
+      <w:r>
         <w:t>A higher score can still block release. Version B is proposed to replace A; every privacy gate is mandatory.</w:t>
       </w:r>
     </w:p>
     <w:p>
       <w:pPr>
-        <w:spacing w:line="336" w:lineRule="auto" w:after="180"/>
-      </w:pPr>
-      <w:r>
-        <w:rPr>
-          <w:b w:val="0"/>
-        </w:rPr>
+        <w:pStyle w:val="ListBullet"/>
+      </w:pPr>
+      <w:r>
         <w:t>A passes 8/10 correctness cases. B passes 9/10 but fails one mandatory privacy check.</w:t>
       </w:r>
     </w:p>
@@ -1377,13 +1207,9 @@
     </w:p>
     <w:p>
       <w:pPr>
-        <w:spacing w:line="336" w:lineRule="auto" w:after="180"/>
-        <w:shd w:fill="F5F1FB"/>
-      </w:pPr>
-      <w:r>
-        <w:rPr>
-          <w:b w:val="0"/>
-        </w:rPr>
+        <w:pStyle w:val="ListBullet"/>
+      </w:pPr>
+      <w:r>
         <w:t>Compute A’s and B’s correctness percentages. Why is B still blocked, and does passing a fresh privacy check automatically satisfy every release gate?</w:t>
       </w:r>
     </w:p>
@@ -1427,57 +1253,18 @@
     </w:p>
     <w:p>
       <w:pPr>
-        <w:pStyle w:val="Heading3"/>
-      </w:pPr>
-      <w:r>
-        <w:t>Record the help used</w:t>
-      </w:r>
-    </w:p>
-    <w:p>
-      <w:pPr>
-        <w:spacing w:line="336" w:lineRule="auto" w:after="180"/>
-        <w:shd w:fill="F1F6F8"/>
-      </w:pPr>
-      <w:r>
-        <w:rPr>
-          <w:b w:val="0"/>
-        </w:rPr>
-        <w:t xml:space="preserve">Support used: alone / hint / worked example. This record is practice </w:t>
-      </w:r>
-      <w:r>
-        <w:rPr>
-          <w:b/>
-        </w:rPr>
-        <w:t>evidence</w:t>
-      </w:r>
-      <w:r>
-        <w:rPr>
-          <w:b w:val="0"/>
-        </w:rPr>
-        <w:t>.</w:t>
-      </w:r>
-    </w:p>
-    <w:p>
-      <w:pPr>
-        <w:spacing w:line="336" w:lineRule="auto" w:after="180"/>
-      </w:pPr>
-      <w:r>
-        <w:rPr>
-          <w:b w:val="0"/>
-        </w:rPr>
-        <w:t xml:space="preserve">Project connection: For the Grounded Learning Service, retain an annotated trace and the changed-case result. Name the contract or </w:t>
-      </w:r>
-      <w:r>
-        <w:rPr>
-          <w:b/>
-        </w:rPr>
-        <w:t>evidence</w:t>
-      </w:r>
-      <w:r>
-        <w:rPr>
-          <w:b w:val="0"/>
-        </w:rPr>
-        <w:t xml:space="preserve"> that makes the deciding step valid, so another team can review it.</w:t>
+        <w:pStyle w:val="ListBullet"/>
+      </w:pPr>
+      <w:r>
+        <w:t>Support used: alone / hint / worked example. This record is practice evidence.</w:t>
+      </w:r>
+    </w:p>
+    <w:p>
+      <w:pPr>
+        <w:pStyle w:val="ListBullet"/>
+      </w:pPr>
+      <w:r>
+        <w:t>Project connection: For the Grounded Learning Service, retain an annotated trace and the changed-case result. Name the contract or evidence that makes the deciding step valid, so another team can review it.</w:t>
       </w:r>
     </w:p>
     <w:p>
@@ -1485,57 +1272,44 @@
         <w:pStyle w:val="Heading1"/>
       </w:pPr>
       <w:r>
-        <w:t>13. Project portfolio milestone</w:t>
-      </w:r>
-    </w:p>
-    <w:p>
-      <w:r>
-        <w:t>Keep this week’s input, deciding step, result and limit together in the Grounded Learning Service record.</w:t>
-      </w:r>
-    </w:p>
-    <w:p>
-      <w:pPr>
-        <w:spacing w:line="336" w:lineRule="auto" w:after="180"/>
-      </w:pPr>
-      <w:r>
-        <w:rPr>
-          <w:b w:val="0"/>
-        </w:rPr>
+        <w:t>13. Reference · Project milestone</w:t>
+      </w:r>
+    </w:p>
+    <w:p>
+      <w:r>
+        <w:t>Keep this task’s inputs,rule and response together.</w:t>
+      </w:r>
+    </w:p>
+    <w:p>
+      <w:pPr>
+        <w:pStyle w:val="Heading2"/>
+      </w:pPr>
+      <w:r>
+        <w:t>Complete task and evidence</w:t>
+      </w:r>
+    </w:p>
+    <w:p>
+      <w:pPr>
+        <w:pStyle w:val="ListBullet"/>
+      </w:pPr>
+      <w:r>
         <w:t>Project: Grounded Learning Service</w:t>
       </w:r>
     </w:p>
     <w:p>
       <w:pPr>
-        <w:spacing w:line="336" w:lineRule="auto" w:after="180"/>
-      </w:pPr>
-      <w:r>
-        <w:rPr>
-          <w:b w:val="0"/>
-        </w:rPr>
+        <w:pStyle w:val="ListBullet"/>
+      </w:pPr>
+      <w:r>
         <w:t>Current milestone: Evaluate and revise. Compare with your starting method, explain errors and record a justified revision.</w:t>
       </w:r>
     </w:p>
     <w:p>
       <w:pPr>
-        <w:spacing w:line="336" w:lineRule="auto" w:after="180"/>
-      </w:pPr>
-      <w:r>
-        <w:rPr>
-          <w:b w:val="0"/>
-        </w:rPr>
-        <w:t xml:space="preserve">For the Grounded Learning Service, retain an annotated trace and the changed-case result. Name the contract or </w:t>
-      </w:r>
-      <w:r>
-        <w:rPr>
-          <w:b/>
-        </w:rPr>
-        <w:t>evidence</w:t>
-      </w:r>
-      <w:r>
-        <w:rPr>
-          <w:b w:val="0"/>
-        </w:rPr>
-        <w:t xml:space="preserve"> that makes the deciding step valid, so another team can review it.</w:t>
+        <w:pStyle w:val="ListBullet"/>
+      </w:pPr>
+      <w:r>
+        <w:t>For the Grounded Learning Service, retain an annotated trace and the changed-case result. Name the contract or evidence that makes the deciding step valid, so another team can review it.</w:t>
       </w:r>
     </w:p>
     <w:tbl>
@@ -1692,12 +1466,498 @@
         <w:pStyle w:val="Heading1"/>
       </w:pPr>
       <w:r>
-        <w:t>14. Supported practice and learning evidence</w:t>
-      </w:r>
-    </w:p>
-    <w:p>
-      <w:r>
-        <w:t>Try the supported questions before comparing with hints and feedback. Record what you repaired and the evidence you retained.</w:t>
+        <w:t>14. Extra practice · Predict,check and repair</w:t>
+      </w:r>
+    </w:p>
+    <w:p>
+      <w:r>
+        <w:t>Keep supported feedback separate from the independent case.</w:t>
+      </w:r>
+    </w:p>
+    <w:p>
+      <w:pPr>
+        <w:pStyle w:val="Heading2"/>
+      </w:pPr>
+      <w:r>
+        <w:t>First supported question and optional hint</w:t>
+      </w:r>
+    </w:p>
+    <w:p>
+      <w:pPr>
+        <w:pStyle w:val="ListBullet"/>
+      </w:pPr>
+      <w:r>
+        <w:t>A higher score can still block release. Version B is proposed to replace A; every privacy gate is mandatory.</w:t>
+      </w:r>
+    </w:p>
+    <w:p>
+      <w:pPr>
+        <w:pStyle w:val="Heading3"/>
+      </w:pPr>
+      <w:r>
+        <w:t>Practice 1: explain the deciding evidence</w:t>
+      </w:r>
+    </w:p>
+    <w:p>
+      <w:pPr>
+        <w:pStyle w:val="ListBullet"/>
+      </w:pPr>
+      <w:r>
+        <w:t>Which labelled step matches this detail? Retain the reviewed A version and documented rollback procedure.</w:t>
+      </w:r>
+    </w:p>
+    <w:p>
+      <w:pPr>
+        <w:pStyle w:val="ListBullet"/>
+      </w:pPr>
+      <w:r>
+        <w:t>1. Keep recovery ready</w:t>
+      </w:r>
+    </w:p>
+    <w:p>
+      <w:pPr>
+        <w:pStyle w:val="ListBullet"/>
+      </w:pPr>
+      <w:r>
+        <w:t>2. Apply privacy gate</w:t>
+      </w:r>
+    </w:p>
+    <w:p>
+      <w:pPr>
+        <w:pStyle w:val="ListBullet"/>
+      </w:pPr>
+      <w:r>
+        <w:t>3. Compute quality</w:t>
+      </w:r>
+    </w:p>
+    <w:p>
+      <w:pPr>
+        <w:pStyle w:val="Heading3"/>
+      </w:pPr>
+      <w:r>
+        <w:t>My selected conclusion, deciding fact and explanation</w:t>
+      </w:r>
+    </w:p>
+    <w:p>
+      <w:r>
+        <w:t>________________________________________________________________</w:t>
+      </w:r>
+    </w:p>
+    <w:p>
+      <w:r>
+        <w:t>________________________________________________________________</w:t>
+      </w:r>
+    </w:p>
+    <w:p>
+      <w:r>
+        <w:t>________________________________________________________________</w:t>
+      </w:r>
+    </w:p>
+    <w:p>
+      <w:r>
+        <w:t>________________________________________________________________</w:t>
+      </w:r>
+    </w:p>
+    <w:p>
+      <w:r>
+        <w:t>________________________________________________________________</w:t>
+      </w:r>
+    </w:p>
+    <w:p>
+      <w:pPr>
+        <w:pStyle w:val="ListBullet"/>
+      </w:pPr>
+      <w:r>
+        <w:t>Hint if needed: Read the steps in the pictorial case. Match the supplied detail to the stage that performs or records it.</w:t>
+      </w:r>
+    </w:p>
+    <w:p>
+      <w:pPr>
+        <w:pStyle w:val="Heading2"/>
+      </w:pPr>
+      <w:r>
+        <w:t>Check after the first attempt · reference / check after trying</w:t>
+      </w:r>
+    </w:p>
+    <w:p>
+      <w:pPr>
+        <w:spacing w:line="336" w:lineRule="auto" w:after="180"/>
+      </w:pPr>
+      <w:r>
+        <w:rPr>
+          <w:b w:val="0"/>
+        </w:rPr>
+        <w:t xml:space="preserve">After your attempt, compare with the supported explanation: Keep recovery ready Retain the reviewed A version and documented </w:t>
+      </w:r>
+      <w:r>
+        <w:rPr>
+          <w:b/>
+        </w:rPr>
+        <w:t>rollback</w:t>
+      </w:r>
+      <w:r>
+        <w:rPr>
+          <w:b w:val="0"/>
+        </w:rPr>
+        <w:t xml:space="preserve"> procedure. Release criteria combine benefits and mandatory conditions.</w:t>
+      </w:r>
+    </w:p>
+    <w:p>
+      <w:pPr>
+        <w:spacing w:line="336" w:lineRule="auto" w:after="180"/>
+      </w:pPr>
+      <w:r>
+        <w:rPr>
+          <w:b/>
+        </w:rPr>
+        <w:t>Rollback</w:t>
+      </w:r>
+      <w:r>
+        <w:rPr>
+          <w:b w:val="0"/>
+        </w:rPr>
+        <w:t xml:space="preserve"> requires known versions and compatible data, not an informal promise.</w:t>
+      </w:r>
+    </w:p>
+    <w:p>
+      <w:pPr>
+        <w:pStyle w:val="Heading2"/>
+      </w:pPr>
+      <w:r>
+        <w:t>Changed-case question and optional hint</w:t>
+      </w:r>
+    </w:p>
+    <w:p>
+      <w:pPr>
+        <w:pStyle w:val="Heading3"/>
+      </w:pPr>
+      <w:r>
+        <w:t>Practice 2: explain the deciding evidence</w:t>
+      </w:r>
+    </w:p>
+    <w:p>
+      <w:pPr>
+        <w:pStyle w:val="ListBullet"/>
+      </w:pPr>
+      <w:r>
+        <w:t>Changed-case practice: Repair B and pass privacy on a fresh reserved case. Which conclusion is supported by the supplied facts?</w:t>
+      </w:r>
+    </w:p>
+    <w:p>
+      <w:pPr>
+        <w:pStyle w:val="ListBullet"/>
+      </w:pPr>
+      <w:r>
+        <w:t>1. B may enter the remaining gates; one repair does not approve everything.</w:t>
+      </w:r>
+    </w:p>
+    <w:p>
+      <w:pPr>
+        <w:pStyle w:val="ListBullet"/>
+      </w:pPr>
+      <w:r>
+        <w:t>2. We can decide the result without examining the changed input or the procedure.</w:t>
+      </w:r>
+    </w:p>
+    <w:p>
+      <w:pPr>
+        <w:pStyle w:val="ListBullet"/>
+      </w:pPr>
+      <w:r>
+        <w:t>3. This one example guarantees correct results for every future input.</w:t>
+      </w:r>
+    </w:p>
+    <w:p>
+      <w:pPr>
+        <w:pStyle w:val="Heading3"/>
+      </w:pPr>
+      <w:r>
+        <w:t>My selected conclusion, deciding fact and explanation</w:t>
+      </w:r>
+    </w:p>
+    <w:p>
+      <w:r>
+        <w:t>________________________________________________________________</w:t>
+      </w:r>
+    </w:p>
+    <w:p>
+      <w:r>
+        <w:t>________________________________________________________________</w:t>
+      </w:r>
+    </w:p>
+    <w:p>
+      <w:r>
+        <w:t>________________________________________________________________</w:t>
+      </w:r>
+    </w:p>
+    <w:p>
+      <w:r>
+        <w:t>________________________________________________________________</w:t>
+      </w:r>
+    </w:p>
+    <w:p>
+      <w:r>
+        <w:t>________________________________________________________________</w:t>
+      </w:r>
+    </w:p>
+    <w:p>
+      <w:pPr>
+        <w:pStyle w:val="ListBullet"/>
+      </w:pPr>
+      <w:r>
+        <w:t>Hint if needed: Use the changed condition and the deciding step in the pictorial trace. The answer must say what follows from those facts.</w:t>
+      </w:r>
+    </w:p>
+    <w:p>
+      <w:pPr>
+        <w:pStyle w:val="Heading2"/>
+      </w:pPr>
+      <w:r>
+        <w:t>Check after the changed attempt · reference / check after trying</w:t>
+      </w:r>
+    </w:p>
+    <w:p>
+      <w:pPr>
+        <w:spacing w:line="336" w:lineRule="auto" w:after="180"/>
+      </w:pPr>
+      <w:r>
+        <w:rPr>
+          <w:b w:val="0"/>
+        </w:rPr>
+        <w:t>After your attempt, compare with the supported explanation: B may enter the remaining gates; one repair does not approve everything. All required release conditions still apply.</w:t>
+      </w:r>
+    </w:p>
+    <w:p>
+      <w:pPr>
+        <w:pStyle w:val="Heading2"/>
+      </w:pPr>
+      <w:r>
+        <w:t>Repair and retain the record</w:t>
+      </w:r>
+    </w:p>
+    <w:p>
+      <w:pPr>
+        <w:spacing w:line="336" w:lineRule="auto" w:after="180"/>
+      </w:pPr>
+      <w:r>
+        <w:rPr>
+          <w:b w:val="0"/>
+        </w:rPr>
+        <w:t xml:space="preserve">Review Deployment environments (ai-6/23). Goal: Explain the </w:t>
+      </w:r>
+      <w:r>
+        <w:rPr>
+          <w:b/>
+        </w:rPr>
+        <w:t>mechanism</w:t>
+      </w:r>
+      <w:r>
+        <w:rPr>
+          <w:b w:val="0"/>
+        </w:rPr>
+        <w:t xml:space="preserve"> and terminology of deployment environments. Short practice: Identify the staging data and credential boundary.</w:t>
+      </w:r>
+    </w:p>
+    <w:p>
+      <w:pPr>
+        <w:spacing w:line="336" w:lineRule="auto" w:after="180"/>
+      </w:pPr>
+      <w:r>
+        <w:rPr>
+          <w:b w:val="0"/>
+        </w:rPr>
+        <w:t xml:space="preserve">Why must the rehearsal stop if its credential reaches production even though the </w:t>
+      </w:r>
+      <w:r>
+        <w:rPr>
+          <w:b/>
+        </w:rPr>
+        <w:t>process</w:t>
+      </w:r>
+      <w:r>
+        <w:rPr>
+          <w:b w:val="0"/>
+        </w:rPr>
+        <w:t xml:space="preserve"> is labelled staging?. Return to this week and explain what you changed.</w:t>
+      </w:r>
+    </w:p>
+    <w:p>
+      <w:pPr>
+        <w:spacing w:line="336" w:lineRule="auto" w:after="180"/>
+      </w:pPr>
+      <w:r>
+        <w:rPr>
+          <w:b w:val="0"/>
+        </w:rPr>
+        <w:t xml:space="preserve">Review Caching and stale information (ai-6/21). Goal: Explain the </w:t>
+      </w:r>
+      <w:r>
+        <w:rPr>
+          <w:b/>
+        </w:rPr>
+        <w:t>mechanism</w:t>
+      </w:r>
+      <w:r>
+        <w:rPr>
+          <w:b w:val="0"/>
+        </w:rPr>
+        <w:t xml:space="preserve"> and terminology of caching and stale information. Short practice: Identify the version mismatch in the cached 09:00 answer.</w:t>
+      </w:r>
+    </w:p>
+    <w:p>
+      <w:pPr>
+        <w:spacing w:line="336" w:lineRule="auto" w:after="180"/>
+      </w:pPr>
+      <w:r>
+        <w:rPr>
+          <w:b w:val="0"/>
+        </w:rPr>
+        <w:t>What should the first version -5 request return, and what permits a later version -5 cache hit?. Return to this week and explain what you changed.</w:t>
+      </w:r>
+    </w:p>
+    <w:p>
+      <w:pPr>
+        <w:spacing w:line="336" w:lineRule="auto" w:after="180"/>
+      </w:pPr>
+      <w:r>
+        <w:rPr>
+          <w:b w:val="0"/>
+        </w:rPr>
+        <w:t xml:space="preserve">Review Untrusted </w:t>
+      </w:r>
+      <w:r>
+        <w:rPr>
+          <w:b/>
+        </w:rPr>
+        <w:t>input</w:t>
+      </w:r>
+      <w:r>
+        <w:rPr>
+          <w:b w:val="0"/>
+        </w:rPr>
+        <w:t xml:space="preserve"> boundaries (ai-6/18). Goal: Explain the </w:t>
+      </w:r>
+      <w:r>
+        <w:rPr>
+          <w:b/>
+        </w:rPr>
+        <w:t>mechanism</w:t>
+      </w:r>
+      <w:r>
+        <w:rPr>
+          <w:b w:val="0"/>
+        </w:rPr>
+        <w:t xml:space="preserve"> and terminology of untrusted </w:t>
+      </w:r>
+      <w:r>
+        <w:rPr>
+          <w:b/>
+        </w:rPr>
+        <w:t>input</w:t>
+      </w:r>
+      <w:r>
+        <w:rPr>
+          <w:b w:val="0"/>
+        </w:rPr>
+        <w:t xml:space="preserve"> boundaries. Short practice: Classify h3, H3, h30 and the trailing-space </w:t>
+      </w:r>
+      <w:r>
+        <w:rPr>
+          <w:b/>
+        </w:rPr>
+        <w:t>input</w:t>
+      </w:r>
+      <w:r>
+        <w:rPr>
+          <w:b w:val="0"/>
+        </w:rPr>
+        <w:t xml:space="preserve"> by the stated shape contract.</w:t>
+      </w:r>
+    </w:p>
+    <w:p>
+      <w:pPr>
+        <w:spacing w:line="336" w:lineRule="auto" w:after="180"/>
+      </w:pPr>
+      <w:r>
+        <w:rPr>
+          <w:b w:val="0"/>
+        </w:rPr>
+        <w:t>Does a valid z0 grant record access, and which separate gate still remains?. Return to this week and explain what you changed.</w:t>
+      </w:r>
+    </w:p>
+    <w:p>
+      <w:pPr>
+        <w:spacing w:line="336" w:lineRule="auto" w:after="180"/>
+      </w:pPr>
+      <w:r>
+        <w:rPr>
+          <w:b w:val="0"/>
+        </w:rPr>
+        <w:t xml:space="preserve">Use Download completed work in the hosted lesson to export your answers, reflections, practice feedback and code-run </w:t>
+      </w:r>
+      <w:r>
+        <w:rPr>
+          <w:b/>
+        </w:rPr>
+        <w:t>evidence</w:t>
+      </w:r>
+      <w:r>
+        <w:rPr>
+          <w:b w:val="0"/>
+        </w:rPr>
+        <w:t>. Open the HTML copy to read or print it.</w:t>
+      </w:r>
+    </w:p>
+    <w:p>
+      <w:pPr>
+        <w:spacing w:line="336" w:lineRule="auto" w:after="180"/>
+      </w:pPr>
+      <w:r>
+        <w:rPr>
+          <w:b w:val="0"/>
+        </w:rPr>
+        <w:t>Drafts stay in this browser when storage is available; clear drafts on a shared device.</w:t>
+      </w:r>
+    </w:p>
+    <w:p>
+      <w:pPr>
+        <w:pStyle w:val="Heading3"/>
+      </w:pPr>
+      <w:r>
+        <w:t>What I repaired, the evidence I kept and the next test</w:t>
+      </w:r>
+    </w:p>
+    <w:p>
+      <w:r>
+        <w:t>________________________________________________________________</w:t>
+      </w:r>
+    </w:p>
+    <w:p>
+      <w:r>
+        <w:t>________________________________________________________________</w:t>
+      </w:r>
+    </w:p>
+    <w:p>
+      <w:r>
+        <w:t>________________________________________________________________</w:t>
+      </w:r>
+    </w:p>
+    <w:p>
+      <w:r>
+        <w:t>________________________________________________________________</w:t>
+      </w:r>
+    </w:p>
+    <w:p>
+      <w:r>
+        <w:t>________________________________________________________________</w:t>
+      </w:r>
+    </w:p>
+    <w:p>
+      <w:pPr>
+        <w:pStyle w:val="Heading2"/>
+      </w:pPr>
+      <w:r>
+        <w:t>Earlier wording, alternatives and picture transcripts · reference / check after trying</w:t>
       </w:r>
     </w:p>
     <w:p>
@@ -1713,80 +1973,10 @@
     </w:p>
     <w:p>
       <w:pPr>
-        <w:spacing w:line="336" w:lineRule="auto" w:after="180"/>
-      </w:pPr>
-      <w:r>
-        <w:rPr>
-          <w:b w:val="0"/>
-        </w:rPr>
-        <w:t>A higher score can still block release. Version B is proposed to replace A; every privacy gate is mandatory.</w:t>
-      </w:r>
-    </w:p>
-    <w:p>
-      <w:pPr>
         <w:pStyle w:val="Heading3"/>
       </w:pPr>
       <w:r>
-        <w:t>Practice 1: explain the deciding evidence</w:t>
-      </w:r>
-    </w:p>
-    <w:p>
-      <w:pPr>
-        <w:spacing w:line="336" w:lineRule="auto" w:after="180"/>
-      </w:pPr>
-      <w:r>
-        <w:rPr>
-          <w:b w:val="0"/>
-        </w:rPr>
-        <w:t xml:space="preserve">Which labelled step matches this detail? Retain the reviewed A version and documented </w:t>
-      </w:r>
-      <w:r>
-        <w:rPr>
-          <w:b/>
-        </w:rPr>
-        <w:t>rollback</w:t>
-      </w:r>
-      <w:r>
-        <w:rPr>
-          <w:b w:val="0"/>
-        </w:rPr>
-        <w:t xml:space="preserve"> procedure.</w:t>
-      </w:r>
-    </w:p>
-    <w:p>
-      <w:pPr>
-        <w:spacing w:line="336" w:lineRule="auto" w:after="180"/>
-        <w:shd w:fill="F4F9FC"/>
-      </w:pPr>
-      <w:r>
-        <w:rPr>
-          <w:b w:val="0"/>
-        </w:rPr>
-        <w:t>1. Keep recovery ready</w:t>
-      </w:r>
-    </w:p>
-    <w:p>
-      <w:pPr>
-        <w:spacing w:line="336" w:lineRule="auto" w:after="180"/>
-        <w:shd w:fill="F4F9FC"/>
-      </w:pPr>
-      <w:r>
-        <w:rPr>
-          <w:b w:val="0"/>
-        </w:rPr>
-        <w:t>2. Apply privacy gate</w:t>
-      </w:r>
-    </w:p>
-    <w:p>
-      <w:pPr>
-        <w:spacing w:line="336" w:lineRule="auto" w:after="180"/>
-        <w:shd w:fill="F4F9FC"/>
-      </w:pPr>
-      <w:r>
-        <w:rPr>
-          <w:b w:val="0"/>
-        </w:rPr>
-        <w:t>3. Compute quality</w:t>
+        <w:t>Repair a missing building block</w:t>
       </w:r>
     </w:p>
     <w:p>
@@ -1794,514 +1984,25 @@
         <w:pStyle w:val="Heading3"/>
       </w:pPr>
       <w:r>
-        <w:t>My selected conclusion, deciding fact and explanation</w:t>
-      </w:r>
-    </w:p>
-    <w:p>
-      <w:r>
-        <w:t>________________________________________________________________</w:t>
-      </w:r>
-    </w:p>
-    <w:p>
-      <w:r>
-        <w:t>________________________________________________________________</w:t>
-      </w:r>
-    </w:p>
-    <w:p>
-      <w:r>
-        <w:t>________________________________________________________________</w:t>
-      </w:r>
-    </w:p>
-    <w:p>
-      <w:r>
-        <w:t>________________________________________________________________</w:t>
-      </w:r>
-    </w:p>
-    <w:p>
-      <w:r>
-        <w:t>________________________________________________________________</w:t>
-      </w:r>
-    </w:p>
-    <w:p>
-      <w:pPr>
-        <w:pStyle w:val="Heading3"/>
-      </w:pPr>
-      <w:r>
-        <w:t>Hint · try first</w:t>
-      </w:r>
-    </w:p>
-    <w:p>
-      <w:pPr>
-        <w:spacing w:line="336" w:lineRule="auto" w:after="180"/>
-        <w:shd w:fill="F1F6F8"/>
-      </w:pPr>
-      <w:r>
-        <w:rPr>
-          <w:b w:val="0"/>
-        </w:rPr>
-        <w:t>Hint if needed: Read the steps in the pictorial case. Match the supplied detail to the stage that performs or records it.</w:t>
-      </w:r>
-    </w:p>
-    <w:p>
-      <w:pPr>
-        <w:pStyle w:val="Heading3"/>
-      </w:pPr>
-      <w:r>
-        <w:t>Feedback · compare after trying</w:t>
-      </w:r>
-    </w:p>
-    <w:p>
-      <w:pPr>
-        <w:spacing w:line="336" w:lineRule="auto" w:after="180"/>
-        <w:shd w:fill="F1F6FC"/>
-      </w:pPr>
-      <w:r>
-        <w:rPr>
-          <w:b w:val="0"/>
-        </w:rPr>
-        <w:t xml:space="preserve">After your attempt, compare with the supported explanation: Keep recovery ready Retain the reviewed A version and documented </w:t>
-      </w:r>
-      <w:r>
-        <w:rPr>
-          <w:b/>
-        </w:rPr>
-        <w:t>rollback</w:t>
-      </w:r>
-      <w:r>
-        <w:rPr>
-          <w:b w:val="0"/>
-        </w:rPr>
-        <w:t xml:space="preserve"> procedure. Release criteria combine benefits and mandatory conditions.</w:t>
-      </w:r>
-    </w:p>
-    <w:p>
-      <w:pPr>
-        <w:spacing w:line="336" w:lineRule="auto" w:after="180"/>
-        <w:shd w:fill="F1F6FC"/>
-      </w:pPr>
-      <w:r>
-        <w:rPr>
-          <w:b/>
-        </w:rPr>
-        <w:t>Rollback</w:t>
-      </w:r>
-      <w:r>
-        <w:rPr>
-          <w:b w:val="0"/>
-        </w:rPr>
-        <w:t xml:space="preserve"> requires known versions and compatible data, not an informal promise.</w:t>
-      </w:r>
-    </w:p>
-    <w:p>
-      <w:pPr>
-        <w:pStyle w:val="Heading3"/>
-      </w:pPr>
-      <w:r>
-        <w:t>Practice 2: explain the deciding evidence</w:t>
-      </w:r>
-    </w:p>
-    <w:p>
-      <w:pPr>
-        <w:pStyle w:val="Heading3"/>
-      </w:pPr>
-      <w:r>
-        <w:t>Changed case · predict first</w:t>
-      </w:r>
-    </w:p>
-    <w:p>
-      <w:pPr>
-        <w:spacing w:line="336" w:lineRule="auto" w:after="180"/>
-        <w:shd w:fill="F5F1FB"/>
-      </w:pPr>
-      <w:r>
-        <w:rPr>
-          <w:b w:val="0"/>
-        </w:rPr>
-        <w:t>Changed-case practice: Repair B and pass privacy on a fresh reserved case. Which conclusion is supported by the supplied facts?</w:t>
-      </w:r>
-    </w:p>
-    <w:p>
-      <w:pPr>
-        <w:spacing w:line="336" w:lineRule="auto" w:after="180"/>
-        <w:shd w:fill="F4F9FC"/>
-      </w:pPr>
-      <w:r>
-        <w:rPr>
-          <w:b w:val="0"/>
-        </w:rPr>
-        <w:t>1. B may enter the remaining gates; one repair does not approve everything.</w:t>
-      </w:r>
-    </w:p>
-    <w:p>
-      <w:pPr>
-        <w:spacing w:line="336" w:lineRule="auto" w:after="180"/>
-        <w:shd w:fill="F4F9FC"/>
-      </w:pPr>
-      <w:r>
-        <w:rPr>
-          <w:b w:val="0"/>
-        </w:rPr>
-        <w:t xml:space="preserve">2. We can decide the result without examining the changed </w:t>
-      </w:r>
-      <w:r>
-        <w:rPr>
-          <w:b/>
-        </w:rPr>
-        <w:t>input</w:t>
-      </w:r>
-      <w:r>
-        <w:rPr>
-          <w:b w:val="0"/>
-        </w:rPr>
-        <w:t xml:space="preserve"> or the procedure.</w:t>
-      </w:r>
-    </w:p>
-    <w:p>
-      <w:pPr>
-        <w:spacing w:line="336" w:lineRule="auto" w:after="180"/>
-        <w:shd w:fill="F4F9FC"/>
-      </w:pPr>
-      <w:r>
-        <w:rPr>
-          <w:b w:val="0"/>
-        </w:rPr>
-        <w:t xml:space="preserve">3. This one example guarantees correct results for every future </w:t>
-      </w:r>
-      <w:r>
-        <w:rPr>
-          <w:b/>
-        </w:rPr>
-        <w:t>input</w:t>
-      </w:r>
-      <w:r>
-        <w:rPr>
-          <w:b w:val="0"/>
-        </w:rPr>
-        <w:t>.</w:t>
-      </w:r>
-    </w:p>
-    <w:p>
-      <w:pPr>
-        <w:pStyle w:val="Heading3"/>
-      </w:pPr>
-      <w:r>
-        <w:t>My selected conclusion, deciding fact and explanation</w:t>
-      </w:r>
-    </w:p>
-    <w:p>
-      <w:r>
-        <w:t>________________________________________________________________</w:t>
-      </w:r>
-    </w:p>
-    <w:p>
-      <w:r>
-        <w:t>________________________________________________________________</w:t>
-      </w:r>
-    </w:p>
-    <w:p>
-      <w:r>
-        <w:t>________________________________________________________________</w:t>
-      </w:r>
-    </w:p>
-    <w:p>
-      <w:r>
-        <w:t>________________________________________________________________</w:t>
-      </w:r>
-    </w:p>
-    <w:p>
-      <w:r>
-        <w:t>________________________________________________________________</w:t>
-      </w:r>
-    </w:p>
-    <w:p>
-      <w:pPr>
-        <w:pStyle w:val="Heading3"/>
-      </w:pPr>
-      <w:r>
-        <w:t>Hint · try first</w:t>
-      </w:r>
-    </w:p>
-    <w:p>
-      <w:pPr>
-        <w:spacing w:line="336" w:lineRule="auto" w:after="180"/>
-        <w:shd w:fill="F1F6F8"/>
-      </w:pPr>
-      <w:r>
-        <w:rPr>
-          <w:b w:val="0"/>
-        </w:rPr>
-        <w:t>Hint if needed: Use the changed condition and the deciding step in the pictorial trace. The answer must say what follows from those facts.</w:t>
-      </w:r>
-    </w:p>
-    <w:p>
-      <w:pPr>
-        <w:pStyle w:val="Heading3"/>
-      </w:pPr>
-      <w:r>
-        <w:t>Feedback · compare after trying</w:t>
-      </w:r>
-    </w:p>
-    <w:p>
-      <w:pPr>
-        <w:spacing w:line="336" w:lineRule="auto" w:after="180"/>
-        <w:shd w:fill="F1F6FC"/>
-      </w:pPr>
-      <w:r>
-        <w:rPr>
-          <w:b w:val="0"/>
-        </w:rPr>
-        <w:t>After your attempt, compare with the supported explanation: B may enter the remaining gates; one repair does not approve everything. All required release conditions still apply.</w:t>
-      </w:r>
-    </w:p>
-    <w:p>
-      <w:pPr>
-        <w:pStyle w:val="Heading3"/>
-      </w:pPr>
-      <w:r>
-        <w:t>Repair a missing building block</w:t>
-      </w:r>
-    </w:p>
-    <w:p>
-      <w:pPr>
-        <w:spacing w:line="336" w:lineRule="auto" w:after="180"/>
-      </w:pPr>
-      <w:r>
-        <w:rPr>
-          <w:b w:val="0"/>
-        </w:rPr>
-        <w:t xml:space="preserve">Review Deployment environments (ai-6/23). Goal: Explain the </w:t>
-      </w:r>
-      <w:r>
-        <w:rPr>
-          <w:b/>
-        </w:rPr>
-        <w:t>mechanism</w:t>
-      </w:r>
-      <w:r>
-        <w:rPr>
-          <w:b w:val="0"/>
-        </w:rPr>
-        <w:t xml:space="preserve"> and terminology of deployment environments. Short practice: Identify the staging data and credential boundary.</w:t>
-      </w:r>
-    </w:p>
-    <w:p>
-      <w:pPr>
-        <w:spacing w:line="336" w:lineRule="auto" w:after="180"/>
-      </w:pPr>
-      <w:r>
-        <w:rPr>
-          <w:b w:val="0"/>
-        </w:rPr>
-        <w:t xml:space="preserve">Why must the rehearsal stop if its credential reaches production even though the </w:t>
-      </w:r>
-      <w:r>
-        <w:rPr>
-          <w:b/>
-        </w:rPr>
-        <w:t>process</w:t>
-      </w:r>
-      <w:r>
-        <w:rPr>
-          <w:b w:val="0"/>
-        </w:rPr>
-        <w:t xml:space="preserve"> is labelled staging?. Return to this week and explain what you changed.</w:t>
-      </w:r>
-    </w:p>
-    <w:p>
-      <w:pPr>
-        <w:spacing w:line="336" w:lineRule="auto" w:after="180"/>
-      </w:pPr>
-      <w:r>
-        <w:rPr>
-          <w:b w:val="0"/>
-        </w:rPr>
-        <w:t xml:space="preserve">Review Caching and stale information (ai-6/21). Goal: Explain the </w:t>
-      </w:r>
-      <w:r>
-        <w:rPr>
-          <w:b/>
-        </w:rPr>
-        <w:t>mechanism</w:t>
-      </w:r>
-      <w:r>
-        <w:rPr>
-          <w:b w:val="0"/>
-        </w:rPr>
-        <w:t xml:space="preserve"> and terminology of caching and stale information. Short practice: Identify the version mismatch in the cached 09:00 answer.</w:t>
-      </w:r>
-    </w:p>
-    <w:p>
-      <w:pPr>
-        <w:spacing w:line="336" w:lineRule="auto" w:after="180"/>
-      </w:pPr>
-      <w:r>
-        <w:rPr>
-          <w:b w:val="0"/>
-        </w:rPr>
-        <w:t>What should the first version -5 request return, and what permits a later version -5 cache hit?. Return to this week and explain what you changed.</w:t>
-      </w:r>
-    </w:p>
-    <w:p>
-      <w:pPr>
-        <w:spacing w:line="336" w:lineRule="auto" w:after="180"/>
-      </w:pPr>
-      <w:r>
-        <w:rPr>
-          <w:b w:val="0"/>
-        </w:rPr>
-        <w:t xml:space="preserve">Review Untrusted </w:t>
-      </w:r>
-      <w:r>
-        <w:rPr>
-          <w:b/>
-        </w:rPr>
-        <w:t>input</w:t>
-      </w:r>
-      <w:r>
-        <w:rPr>
-          <w:b w:val="0"/>
-        </w:rPr>
-        <w:t xml:space="preserve"> boundaries (ai-6/18). Goal: Explain the </w:t>
-      </w:r>
-      <w:r>
-        <w:rPr>
-          <w:b/>
-        </w:rPr>
-        <w:t>mechanism</w:t>
-      </w:r>
-      <w:r>
-        <w:rPr>
-          <w:b w:val="0"/>
-        </w:rPr>
-        <w:t xml:space="preserve"> and terminology of untrusted </w:t>
-      </w:r>
-      <w:r>
-        <w:rPr>
-          <w:b/>
-        </w:rPr>
-        <w:t>input</w:t>
-      </w:r>
-      <w:r>
-        <w:rPr>
-          <w:b w:val="0"/>
-        </w:rPr>
-        <w:t xml:space="preserve"> boundaries. Short practice: Classify h3, H3, h30 and the trailing-space </w:t>
-      </w:r>
-      <w:r>
-        <w:rPr>
-          <w:b/>
-        </w:rPr>
-        <w:t>input</w:t>
-      </w:r>
-      <w:r>
-        <w:rPr>
-          <w:b w:val="0"/>
-        </w:rPr>
-        <w:t xml:space="preserve"> by the stated shape contract.</w:t>
-      </w:r>
-    </w:p>
-    <w:p>
-      <w:pPr>
-        <w:spacing w:line="336" w:lineRule="auto" w:after="180"/>
-      </w:pPr>
-      <w:r>
-        <w:rPr>
-          <w:b w:val="0"/>
-        </w:rPr>
-        <w:t>Does a valid z0 grant record access, and which separate gate still remains?. Return to this week and explain what you changed.</w:t>
-      </w:r>
-    </w:p>
-    <w:p>
-      <w:pPr>
-        <w:pStyle w:val="Heading3"/>
-      </w:pPr>
-      <w:r>
         <w:t>Keep your completed work</w:t>
       </w:r>
     </w:p>
     <w:p>
       <w:pPr>
-        <w:spacing w:line="336" w:lineRule="auto" w:after="180"/>
-      </w:pPr>
-      <w:r>
-        <w:rPr>
-          <w:b w:val="0"/>
-        </w:rPr>
-        <w:t xml:space="preserve">Use Download completed work in the hosted lesson to export your answers, reflections, practice feedback and code-run </w:t>
-      </w:r>
-      <w:r>
-        <w:rPr>
-          <w:b/>
-        </w:rPr>
-        <w:t>evidence</w:t>
-      </w:r>
-      <w:r>
-        <w:rPr>
-          <w:b w:val="0"/>
-        </w:rPr>
-        <w:t>. Open the HTML copy to read or print it.</w:t>
-      </w:r>
-    </w:p>
-    <w:p>
-      <w:pPr>
-        <w:spacing w:line="336" w:lineRule="auto" w:after="180"/>
-      </w:pPr>
-      <w:r>
-        <w:rPr>
-          <w:b w:val="0"/>
-        </w:rPr>
-        <w:t>Drafts stay in this browser when storage is available; clear drafts on a shared device.</w:t>
-      </w:r>
-    </w:p>
-    <w:p>
-      <w:pPr>
-        <w:pStyle w:val="Heading3"/>
-      </w:pPr>
-      <w:r>
-        <w:t>What I repaired, the evidence I kept and the next test</w:t>
-      </w:r>
-    </w:p>
-    <w:p>
-      <w:r>
-        <w:t>________________________________________________________________</w:t>
-      </w:r>
-    </w:p>
-    <w:p>
-      <w:r>
-        <w:t>________________________________________________________________</w:t>
-      </w:r>
-    </w:p>
-    <w:p>
-      <w:r>
-        <w:t>________________________________________________________________</w:t>
-      </w:r>
-    </w:p>
-    <w:p>
-      <w:r>
-        <w:t>________________________________________________________________</w:t>
-      </w:r>
-    </w:p>
-    <w:p>
-      <w:r>
-        <w:t>________________________________________________________________</w:t>
-      </w:r>
-    </w:p>
-    <w:p>
-      <w:pPr>
         <w:pStyle w:val="Heading1"/>
       </w:pPr>
       <w:r>
-        <w:t>15. Visual concept journey</w:t>
-      </w:r>
-    </w:p>
-    <w:p>
-      <w:r>
-        <w:t>Explain each Release and rollback picture from its labels, then record a relevant limit.</w:t>
-      </w:r>
-    </w:p>
-    <w:p>
-      <w:pPr>
-        <w:pStyle w:val="Heading3"/>
+        <w:t>15. Reference · Six-picture response sheets</w:t>
+      </w:r>
+    </w:p>
+    <w:p>
+      <w:r>
+        <w:t>Choose the picture that helps explain the current step.</w:t>
+      </w:r>
+    </w:p>
+    <w:p>
+      <w:pPr>
+        <w:pStyle w:val="Heading2"/>
       </w:pPr>
       <w:r>
         <w:t>01. Release and rollback: the case</w:t>
@@ -2357,7 +2058,6 @@
     <w:p>
       <w:pPr>
         <w:spacing w:line="336" w:lineRule="auto" w:after="180"/>
-        <w:shd w:fill="F5F1FB"/>
       </w:pPr>
       <w:r>
         <w:rPr>
@@ -2396,7 +2096,7 @@
     </w:p>
     <w:p>
       <w:pPr>
-        <w:pStyle w:val="Heading3"/>
+        <w:pStyle w:val="Heading2"/>
       </w:pPr>
       <w:r>
         <w:t>02. Follow the deciding steps</w:t>
@@ -2476,7 +2176,6 @@
     <w:p>
       <w:pPr>
         <w:spacing w:line="336" w:lineRule="auto" w:after="180"/>
-        <w:shd w:fill="F5F1FB"/>
       </w:pPr>
       <w:r>
         <w:rPr>
@@ -2527,7 +2226,7 @@
     </w:p>
     <w:p>
       <w:pPr>
-        <w:pStyle w:val="Heading3"/>
+        <w:pStyle w:val="Heading2"/>
       </w:pPr>
       <w:r>
         <w:t>03. Release and rollback — evidence trace</w:t>
@@ -2677,7 +2376,6 @@
     <w:p>
       <w:pPr>
         <w:spacing w:line="336" w:lineRule="auto" w:after="180"/>
-        <w:shd w:fill="F5F1FB"/>
       </w:pPr>
       <w:r>
         <w:rPr>
@@ -2716,7 +2414,7 @@
     </w:p>
     <w:p>
       <w:pPr>
-        <w:pStyle w:val="Heading3"/>
+        <w:pStyle w:val="Heading2"/>
       </w:pPr>
       <w:r>
         <w:t>04. Change one thing. Trace what follows.</w:t>
@@ -2795,7 +2493,6 @@
     <w:p>
       <w:pPr>
         <w:spacing w:line="336" w:lineRule="auto" w:after="180"/>
-        <w:shd w:fill="F5F1FB"/>
       </w:pPr>
       <w:r>
         <w:rPr>
@@ -2834,7 +2531,7 @@
     </w:p>
     <w:p>
       <w:pPr>
-        <w:pStyle w:val="Heading3"/>
+        <w:pStyle w:val="Heading2"/>
       </w:pPr>
       <w:r>
         <w:t>05. Connect the explanation to its limit</w:t>
@@ -2913,7 +2610,6 @@
     <w:p>
       <w:pPr>
         <w:spacing w:line="336" w:lineRule="auto" w:after="180"/>
-        <w:shd w:fill="F5F1FB"/>
       </w:pPr>
       <w:r>
         <w:rPr>
@@ -2952,7 +2648,7 @@
     </w:p>
     <w:p>
       <w:pPr>
-        <w:pStyle w:val="Heading3"/>
+        <w:pStyle w:val="Heading2"/>
       </w:pPr>
       <w:r>
         <w:t>06. Make the idea visible in your project</w:t>
@@ -3043,7 +2739,6 @@
     <w:p>
       <w:pPr>
         <w:spacing w:line="336" w:lineRule="auto" w:after="180"/>
-        <w:shd w:fill="F5F1FB"/>
       </w:pPr>
       <w:r>
         <w:rPr>
@@ -3090,6 +2785,62 @@
     <w:p>
       <w:r>
         <w:t>________________________________________________________________</w:t>
+      </w:r>
+    </w:p>
+    <w:p>
+      <w:pPr>
+        <w:pStyle w:val="Heading2"/>
+      </w:pPr>
+      <w:r>
+        <w:t>Earlier wording, alternatives and picture transcripts · reference / check after trying</w:t>
+      </w:r>
+    </w:p>
+    <w:p>
+      <w:pPr>
+        <w:pStyle w:val="Heading3"/>
+      </w:pPr>
+      <w:r>
+        <w:t>01. Release and rollback: the case</w:t>
+      </w:r>
+    </w:p>
+    <w:p>
+      <w:pPr>
+        <w:pStyle w:val="Heading3"/>
+      </w:pPr>
+      <w:r>
+        <w:t>02. Follow the deciding steps</w:t>
+      </w:r>
+    </w:p>
+    <w:p>
+      <w:pPr>
+        <w:pStyle w:val="Heading3"/>
+      </w:pPr>
+      <w:r>
+        <w:t>03. Release and rollback — evidence trace</w:t>
+      </w:r>
+    </w:p>
+    <w:p>
+      <w:pPr>
+        <w:pStyle w:val="Heading3"/>
+      </w:pPr>
+      <w:r>
+        <w:t>04. Change one thing. Trace what follows.</w:t>
+      </w:r>
+    </w:p>
+    <w:p>
+      <w:pPr>
+        <w:pStyle w:val="Heading3"/>
+      </w:pPr>
+      <w:r>
+        <w:t>05. Connect the explanation to its limit</w:t>
+      </w:r>
+    </w:p>
+    <w:p>
+      <w:pPr>
+        <w:pStyle w:val="Heading3"/>
+      </w:pPr>
+      <w:r>
+        <w:t>06. Make the idea visible in your project</w:t>
       </w:r>
     </w:p>
     <w:sectPr>
